--- a/CCA 3/Conclusion_Report.docx
+++ b/CCA 3/Conclusion_Report.docx
@@ -2,24 +2,254 @@
 <file path=word/document.xml><?xml version="1.0" encoding="utf-8"?>
 <w:document xmlns:wpc="http://schemas.microsoft.com/office/word/2010/wordprocessingCanvas" xmlns:mo="http://schemas.microsoft.com/office/mac/office/2008/main" xmlns:mc="http://schemas.openxmlformats.org/markup-compatibility/2006" xmlns:mv="urn:schemas-microsoft-com:mac:vml" xmlns:o="urn:schemas-microsoft-com:office:office" xmlns:r="http://schemas.openxmlformats.org/officeDocument/2006/relationships" xmlns:m="http://schemas.openxmlformats.org/officeDocument/2006/math" xmlns:v="urn:schemas-microsoft-com:vml" xmlns:wp14="http://schemas.microsoft.com/office/word/2010/wordprocessingDrawing" xmlns:wp="http://schemas.openxmlformats.org/drawingml/2006/wordprocessingDrawing" xmlns:w10="urn:schemas-microsoft-com:office:word" xmlns:w="http://schemas.openxmlformats.org/wordprocessingml/2006/main" xmlns:w14="http://schemas.microsoft.com/office/word/2010/wordml" xmlns:wpg="http://schemas.microsoft.com/office/word/2010/wordprocessingGroup" xmlns:wpi="http://schemas.microsoft.com/office/word/2010/wordprocessingInk" xmlns:wne="http://schemas.microsoft.com/office/word/2006/wordml" xmlns:wps="http://schemas.microsoft.com/office/word/2010/wordprocessingShape" mc:Ignorable="w14 wp14">
   <w:body>
-    <w:p/>
-    <w:p/>
-    <w:p/>
-    <w:p/>
-    <w:p/>
     <w:p>
       <w:pPr>
+        <w:spacing w:after="40"/>
         <w:jc w:val="center"/>
       </w:pPr>
       <w:r>
         <w:rPr>
           <w:b w:val="0"/>
           <w:i w:val="0"/>
-          <w:color w:val="555555"/>
-          <w:sz w:val="24"/>
+          <w:color w:val="000000"/>
+          <w:sz w:val="20"/>
         </w:rPr>
         <w:t>UI/UX Design · CCA 3</w:t>
       </w:r>
+    </w:p>
+    <w:p>
+      <w:pPr>
+        <w:spacing w:after="40"/>
+        <w:jc w:val="center"/>
+      </w:pPr>
+      <w:r>
+        <w:rPr>
+          <w:b/>
+          <w:i w:val="0"/>
+          <w:color w:val="000000"/>
+          <w:sz w:val="32"/>
+        </w:rPr>
+        <w:t>Think Aloud Usability Testing: 99acres vs. Our Redesign</w:t>
+      </w:r>
+    </w:p>
+    <w:p>
+      <w:pPr>
+        <w:spacing w:after="160"/>
+        <w:jc w:val="center"/>
+      </w:pPr>
+      <w:r>
+        <w:rPr>
+          <w:b w:val="0"/>
+          <w:i/>
+          <w:color w:val="000000"/>
+          <w:sz w:val="23"/>
+        </w:rPr>
+        <w:t>Final Conclusion Report</w:t>
+      </w:r>
+    </w:p>
+    <w:tbl>
+      <w:tblPr>
+        <w:tblW w:type="auto" w:w="0"/>
+        <w:jc w:val="center"/>
+        <w:tblLayout w:type="fixed"/>
+        <w:tblLook w:firstColumn="1" w:firstRow="1" w:lastColumn="0" w:lastRow="0" w:noHBand="0" w:noVBand="1" w:val="04A0"/>
+        <w:tblBorders>
+          <w:top w:val="single" w:sz="4" w:space="0" w:color="000000"/>
+          <w:left w:val="single" w:sz="4" w:space="0" w:color="000000"/>
+          <w:bottom w:val="single" w:sz="4" w:space="0" w:color="000000"/>
+          <w:right w:val="single" w:sz="4" w:space="0" w:color="000000"/>
+          <w:insideH w:val="single" w:sz="4" w:space="0" w:color="000000"/>
+          <w:insideV w:val="single" w:sz="4" w:space="0" w:color="000000"/>
+        </w:tblBorders>
+      </w:tblPr>
+      <w:tblGrid>
+        <w:gridCol w:w="3685"/>
+        <w:gridCol w:w="1984"/>
+      </w:tblGrid>
+      <w:tr>
+        <w:trPr>
+          <w:tblHeader w:val="true"/>
+          <w:cantSplit w:val="true"/>
+        </w:trPr>
+        <w:tc>
+          <w:tcPr>
+            <w:tcW w:type="dxa" w:w="3685"/>
+          </w:tcPr>
+          <w:p>
+            <w:pPr>
+              <w:keepNext/>
+              <w:spacing w:after="20"/>
+            </w:pPr>
+            <w:r>
+              <w:rPr>
+                <w:b/>
+                <w:i w:val="0"/>
+                <w:color w:val="000000"/>
+                <w:sz w:val="19"/>
+              </w:rPr>
+              <w:t>Group Member</w:t>
+            </w:r>
+          </w:p>
+        </w:tc>
+        <w:tc>
+          <w:tcPr>
+            <w:tcW w:type="dxa" w:w="1984"/>
+          </w:tcPr>
+          <w:p>
+            <w:pPr>
+              <w:keepNext/>
+              <w:spacing w:after="20"/>
+            </w:pPr>
+            <w:r>
+              <w:rPr>
+                <w:b/>
+                <w:i w:val="0"/>
+                <w:color w:val="000000"/>
+                <w:sz w:val="19"/>
+              </w:rPr>
+              <w:t>PRN</w:t>
+            </w:r>
+          </w:p>
+        </w:tc>
+      </w:tr>
+      <w:tr>
+        <w:trPr>
+          <w:cantSplit w:val="true"/>
+        </w:trPr>
+        <w:tc>
+          <w:tcPr>
+            <w:tcW w:type="dxa" w:w="3685"/>
+          </w:tcPr>
+          <w:p>
+            <w:pPr>
+              <w:keepNext/>
+              <w:spacing w:after="20"/>
+            </w:pPr>
+            <w:r>
+              <w:rPr>
+                <w:b w:val="0"/>
+                <w:i w:val="0"/>
+                <w:color w:val="000000"/>
+                <w:sz w:val="19"/>
+              </w:rPr>
+              <w:t>Amey Nitin Tarmale</w:t>
+            </w:r>
+          </w:p>
+        </w:tc>
+        <w:tc>
+          <w:tcPr>
+            <w:tcW w:type="dxa" w:w="1984"/>
+          </w:tcPr>
+          <w:p>
+            <w:pPr>
+              <w:keepNext/>
+              <w:spacing w:after="20"/>
+            </w:pPr>
+            <w:r>
+              <w:rPr>
+                <w:b w:val="0"/>
+                <w:i w:val="0"/>
+                <w:color w:val="000000"/>
+                <w:sz w:val="19"/>
+              </w:rPr>
+              <w:t>1032232006</w:t>
+            </w:r>
+          </w:p>
+        </w:tc>
+      </w:tr>
+      <w:tr>
+        <w:trPr>
+          <w:cantSplit w:val="true"/>
+        </w:trPr>
+        <w:tc>
+          <w:tcPr>
+            <w:tcW w:type="dxa" w:w="3685"/>
+          </w:tcPr>
+          <w:p>
+            <w:pPr>
+              <w:keepNext/>
+              <w:spacing w:after="20"/>
+            </w:pPr>
+            <w:r>
+              <w:rPr>
+                <w:b w:val="0"/>
+                <w:i w:val="0"/>
+                <w:color w:val="000000"/>
+                <w:sz w:val="19"/>
+              </w:rPr>
+              <w:t>Vedant Prashant Kaskar</w:t>
+            </w:r>
+          </w:p>
+        </w:tc>
+        <w:tc>
+          <w:tcPr>
+            <w:tcW w:type="dxa" w:w="1984"/>
+          </w:tcPr>
+          <w:p>
+            <w:pPr>
+              <w:keepNext/>
+              <w:spacing w:after="20"/>
+            </w:pPr>
+            <w:r>
+              <w:rPr>
+                <w:b w:val="0"/>
+                <w:i w:val="0"/>
+                <w:color w:val="000000"/>
+                <w:sz w:val="19"/>
+              </w:rPr>
+              <w:t>1032231979</w:t>
+            </w:r>
+          </w:p>
+        </w:tc>
+      </w:tr>
+      <w:tr>
+        <w:trPr>
+          <w:cantSplit w:val="true"/>
+        </w:trPr>
+        <w:tc>
+          <w:tcPr>
+            <w:tcW w:type="dxa" w:w="3685"/>
+          </w:tcPr>
+          <w:p>
+            <w:pPr>
+              <w:spacing w:after="20"/>
+            </w:pPr>
+            <w:r>
+              <w:rPr>
+                <w:b w:val="0"/>
+                <w:i w:val="0"/>
+                <w:color w:val="000000"/>
+                <w:sz w:val="19"/>
+              </w:rPr>
+              <w:t>Bilal Shahid Mohammad</w:t>
+            </w:r>
+          </w:p>
+        </w:tc>
+        <w:tc>
+          <w:tcPr>
+            <w:tcW w:type="dxa" w:w="1984"/>
+          </w:tcPr>
+          <w:p>
+            <w:pPr>
+              <w:spacing w:after="20"/>
+            </w:pPr>
+            <w:r>
+              <w:rPr>
+                <w:b w:val="0"/>
+                <w:i w:val="0"/>
+                <w:color w:val="000000"/>
+                <w:sz w:val="19"/>
+              </w:rPr>
+              <w:t>1032233984</w:t>
+            </w:r>
+          </w:p>
+        </w:tc>
+      </w:tr>
+    </w:tbl>
+    <w:p>
+      <w:pPr>
+        <w:spacing w:after="0" w:before="0"/>
+      </w:pPr>
     </w:p>
     <w:p>
       <w:pPr>
@@ -30,38 +260,19 @@
         <w:rPr>
           <w:b/>
           <w:i w:val="0"/>
-          <w:color w:val="1F4E5F"/>
-          <w:sz w:val="48"/>
+          <w:color w:val="000000"/>
+          <w:sz w:val="19"/>
         </w:rPr>
-        <w:t>Think Aloud Usability Testing</w:t>
+        <w:t>Figma prototype:</w:t>
       </w:r>
-    </w:p>
-    <w:p>
-      <w:pPr>
-        <w:jc w:val="center"/>
-      </w:pPr>
-      <w:r>
-        <w:rPr>
-          <w:b/>
-          <w:i w:val="0"/>
-          <w:color w:val="1F4E5F"/>
-          <w:sz w:val="36"/>
-        </w:rPr>
-        <w:t>99acres vs. Our Redesign</w:t>
-      </w:r>
-    </w:p>
-    <w:p>
-      <w:pPr>
-        <w:spacing w:after="600"/>
-        <w:jc w:val="center"/>
-      </w:pPr>
       <w:r>
         <w:rPr>
           <w:b w:val="0"/>
-          <w:i/>
-          <w:sz w:val="26"/>
+          <w:i w:val="0"/>
+          <w:color w:val="000000"/>
+          <w:sz w:val="19"/>
         </w:rPr>
-        <w:t>Final Conclusion Report</w:t>
+        <w:t xml:space="preserve"> https://www.figma.com/design/8FgFJA8IVJoePg6EDZIXMB/Untitled</w:t>
       </w:r>
     </w:p>
     <w:p>
@@ -73,187 +284,27 @@
         <w:rPr>
           <w:b/>
           <w:i w:val="0"/>
-          <w:sz w:val="24"/>
+          <w:color w:val="000000"/>
+          <w:sz w:val="19"/>
         </w:rPr>
-        <w:t>Group Members</w:t>
+        <w:t>Live prototype:</w:t>
       </w:r>
-    </w:p>
-    <w:tbl>
-      <w:tblPr>
-        <w:tblStyle w:val="TableGrid"/>
-        <w:tblW w:type="auto" w:w="0"/>
-        <w:jc w:val="center"/>
-        <w:tblLook w:firstColumn="1" w:firstRow="1" w:lastColumn="0" w:lastRow="0" w:noHBand="0" w:noVBand="1" w:val="04A0"/>
-      </w:tblPr>
-      <w:tblGrid>
-        <w:gridCol w:w="4816"/>
-        <w:gridCol w:w="4816"/>
-      </w:tblGrid>
-      <w:tr>
-        <w:tc>
-          <w:tcPr>
-            <w:tcW w:type="dxa" w:w="3969"/>
-            <w:shd w:val="clear" w:color="auto" w:fill="1F4E5F"/>
-          </w:tcPr>
-          <w:p>
-            <w:pPr>
-              <w:jc w:val="center"/>
-            </w:pPr>
-            <w:r/>
-            <w:r>
-              <w:rPr>
-                <w:b/>
-                <w:color w:val="FFFFFF"/>
-              </w:rPr>
-              <w:t>Name</w:t>
-            </w:r>
-          </w:p>
-        </w:tc>
-        <w:tc>
-          <w:tcPr>
-            <w:tcW w:type="dxa" w:w="2268"/>
-            <w:shd w:val="clear" w:color="auto" w:fill="1F4E5F"/>
-          </w:tcPr>
-          <w:p>
-            <w:pPr>
-              <w:jc w:val="center"/>
-            </w:pPr>
-            <w:r/>
-            <w:r>
-              <w:rPr>
-                <w:b/>
-                <w:color w:val="FFFFFF"/>
-              </w:rPr>
-              <w:t>PRN</w:t>
-            </w:r>
-          </w:p>
-        </w:tc>
-      </w:tr>
-      <w:tr>
-        <w:tc>
-          <w:tcPr>
-            <w:tcW w:type="dxa" w:w="3969"/>
-          </w:tcPr>
-          <w:p>
-            <w:pPr>
-              <w:jc w:val="center"/>
-            </w:pPr>
-            <w:r>
-              <w:t>Amey Nitin Tarmale</w:t>
-            </w:r>
-          </w:p>
-        </w:tc>
-        <w:tc>
-          <w:tcPr>
-            <w:tcW w:type="dxa" w:w="2268"/>
-          </w:tcPr>
-          <w:p>
-            <w:pPr>
-              <w:jc w:val="center"/>
-            </w:pPr>
-            <w:r>
-              <w:t>1032232006</w:t>
-            </w:r>
-          </w:p>
-        </w:tc>
-      </w:tr>
-      <w:tr>
-        <w:tc>
-          <w:tcPr>
-            <w:tcW w:type="dxa" w:w="3969"/>
-          </w:tcPr>
-          <w:p>
-            <w:pPr>
-              <w:jc w:val="center"/>
-            </w:pPr>
-            <w:r>
-              <w:t>Vedant Prashant Kaskar</w:t>
-            </w:r>
-          </w:p>
-        </w:tc>
-        <w:tc>
-          <w:tcPr>
-            <w:tcW w:type="dxa" w:w="2268"/>
-          </w:tcPr>
-          <w:p>
-            <w:pPr>
-              <w:jc w:val="center"/>
-            </w:pPr>
-            <w:r>
-              <w:t>1032231979</w:t>
-            </w:r>
-          </w:p>
-        </w:tc>
-      </w:tr>
-      <w:tr>
-        <w:tc>
-          <w:tcPr>
-            <w:tcW w:type="dxa" w:w="3969"/>
-          </w:tcPr>
-          <w:p>
-            <w:pPr>
-              <w:jc w:val="center"/>
-            </w:pPr>
-            <w:r>
-              <w:t>Bilal Shahid Mohammad</w:t>
-            </w:r>
-          </w:p>
-        </w:tc>
-        <w:tc>
-          <w:tcPr>
-            <w:tcW w:type="dxa" w:w="2268"/>
-          </w:tcPr>
-          <w:p>
-            <w:pPr>
-              <w:jc w:val="center"/>
-            </w:pPr>
-            <w:r>
-              <w:t>1032233984</w:t>
-            </w:r>
-          </w:p>
-        </w:tc>
-      </w:tr>
-    </w:tbl>
-    <w:p>
-      <w:pPr>
-        <w:spacing w:after="400"/>
-      </w:pPr>
-    </w:p>
-    <w:p>
-      <w:pPr>
-        <w:spacing w:after="40"/>
-        <w:jc w:val="center"/>
-      </w:pPr>
       <w:r>
         <w:rPr>
           <w:b w:val="0"/>
           <w:i w:val="0"/>
-          <w:sz w:val="20"/>
+          <w:color w:val="000000"/>
+          <w:sz w:val="19"/>
         </w:rPr>
-        <w:t>Figma prototype: https://www.figma.com/design/8FgFJA8IVJoePg6EDZIXMB/Untitled</w:t>
-      </w:r>
-    </w:p>
-    <w:p>
-      <w:pPr>
-        <w:jc w:val="center"/>
-      </w:pPr>
-      <w:r>
-        <w:rPr>
-          <w:b w:val="0"/>
-          <w:i w:val="0"/>
-          <w:sz w:val="20"/>
-        </w:rPr>
-        <w:t>Live prototype: https://99acres-replica.vercel.app/</w:t>
-      </w:r>
-    </w:p>
-    <w:p>
-      <w:r>
-        <w:br w:type="page"/>
+        <w:t xml:space="preserve"> https://99acres-replica.vercel.app/</w:t>
       </w:r>
     </w:p>
     <w:p>
       <w:pPr>
         <w:pStyle w:val="Heading1"/>
+        <w:pBdr>
+          <w:bottom w:val="single" w:sz="4" w:space="1" w:color="000000"/>
+        </w:pBdr>
       </w:pPr>
       <w:r>
         <w:t>1. What We Set Out to Do</w:t>
@@ -264,8 +315,9 @@
         <w:rPr>
           <w:b w:val="0"/>
           <w:i w:val="0"/>
+          <w:color w:val="000000"/>
         </w:rPr>
-        <w:t>We redesigned the 99acres property website around one idea: buying or renting a home is stressful enough, so the site should help people find, compare and trust listings rather than get in their way. To find out whether that idea actually held up with real people, we ran Think Aloud sessions with five participants.</w:t>
+        <w:t>We redesigned 99acres around one idea: finding a home is stressful enough, so the site should help people find, compare and trust listings instead of getting in their way. To test whether that held up with real people, five participants used the original 99acres site first and our prototype second, thinking out loud the whole time. Most had a personal goal, such as finding a 2BHK or 3BHK in Bengaluru, comparing options and reaching the actual owner without getting spammed.</w:t>
       </w:r>
     </w:p>
     <w:p>
@@ -273,496 +325,31 @@
         <w:rPr>
           <w:b w:val="0"/>
           <w:i w:val="0"/>
+          <w:color w:val="000000"/>
         </w:rPr>
-        <w:t>Each participant used the original 99acres website first and our redesigned prototype second, and spoke their thoughts out loud the whole time. Most were given a goal that felt personal rather than a checklist: find a 2BHK or 3BHK in Bengaluru, compare a few options, and reach the actual owner without getting spammed. Four of the five gave each site a score out of 10 at the end.</w:t>
+        <w:t xml:space="preserve">We also drew on two earlier lab exercises on the same prototype: a </w:t>
       </w:r>
-    </w:p>
-    <w:p>
-      <w:pPr>
-        <w:pStyle w:val="Heading2"/>
-      </w:pPr>
-      <w:r>
-        <w:t>Who took part</w:t>
-      </w:r>
-    </w:p>
-    <w:tbl>
-      <w:tblPr>
-        <w:tblStyle w:val="TableGrid"/>
-        <w:tblW w:type="auto" w:w="0"/>
-        <w:jc w:val="center"/>
-        <w:tblLayout w:type="fixed"/>
-        <w:tblLook w:firstColumn="1" w:firstRow="1" w:lastColumn="0" w:lastRow="0" w:noHBand="0" w:noVBand="1" w:val="04A0"/>
-      </w:tblPr>
-      <w:tblGrid>
-        <w:gridCol w:w="454"/>
-        <w:gridCol w:w="2041"/>
-        <w:gridCol w:w="1474"/>
-        <w:gridCol w:w="5102"/>
-      </w:tblGrid>
-      <w:tr>
-        <w:trPr>
-          <w:tblHeader w:val="true"/>
-          <w:cantSplit w:val="true"/>
-        </w:trPr>
-        <w:tc>
-          <w:tcPr>
-            <w:tcW w:type="dxa" w:w="454"/>
-            <w:shd w:val="clear" w:color="auto" w:fill="1F4E5F"/>
-          </w:tcPr>
-          <w:p>
-            <w:r/>
-            <w:r>
-              <w:rPr>
-                <w:b/>
-                <w:color w:val="FFFFFF"/>
-                <w:sz w:val="20"/>
-              </w:rPr>
-              <w:t>#</w:t>
-            </w:r>
-          </w:p>
-        </w:tc>
-        <w:tc>
-          <w:tcPr>
-            <w:tcW w:type="dxa" w:w="2041"/>
-            <w:shd w:val="clear" w:color="auto" w:fill="1F4E5F"/>
-          </w:tcPr>
-          <w:p>
-            <w:r/>
-            <w:r>
-              <w:rPr>
-                <w:b/>
-                <w:color w:val="FFFFFF"/>
-                <w:sz w:val="20"/>
-              </w:rPr>
-              <w:t>Participant</w:t>
-            </w:r>
-          </w:p>
-        </w:tc>
-        <w:tc>
-          <w:tcPr>
-            <w:tcW w:type="dxa" w:w="1474"/>
-            <w:shd w:val="clear" w:color="auto" w:fill="1F4E5F"/>
-          </w:tcPr>
-          <w:p>
-            <w:r/>
-            <w:r>
-              <w:rPr>
-                <w:b/>
-                <w:color w:val="FFFFFF"/>
-                <w:sz w:val="20"/>
-              </w:rPr>
-              <w:t>PRN</w:t>
-            </w:r>
-          </w:p>
-        </w:tc>
-        <w:tc>
-          <w:tcPr>
-            <w:tcW w:type="dxa" w:w="5102"/>
-            <w:shd w:val="clear" w:color="auto" w:fill="1F4E5F"/>
-          </w:tcPr>
-          <w:p>
-            <w:r/>
-            <w:r>
-              <w:rPr>
-                <w:b/>
-                <w:color w:val="FFFFFF"/>
-                <w:sz w:val="20"/>
-              </w:rPr>
-              <w:t>Their goal in the session</w:t>
-            </w:r>
-          </w:p>
-        </w:tc>
-      </w:tr>
-      <w:tr>
-        <w:trPr>
-          <w:cantSplit w:val="true"/>
-        </w:trPr>
-        <w:tc>
-          <w:tcPr>
-            <w:tcW w:type="dxa" w:w="454"/>
-          </w:tcPr>
-          <w:p>
-            <w:r/>
-            <w:r>
-              <w:rPr>
-                <w:b w:val="0"/>
-                <w:i w:val="0"/>
-                <w:sz w:val="20"/>
-              </w:rPr>
-              <w:t>1</w:t>
-            </w:r>
-          </w:p>
-        </w:tc>
-        <w:tc>
-          <w:tcPr>
-            <w:tcW w:type="dxa" w:w="2041"/>
-          </w:tcPr>
-          <w:p>
-            <w:r/>
-            <w:r>
-              <w:rPr>
-                <w:b w:val="0"/>
-                <w:i w:val="0"/>
-                <w:sz w:val="20"/>
-              </w:rPr>
-              <w:t>Reuben Sam</w:t>
-            </w:r>
-          </w:p>
-        </w:tc>
-        <w:tc>
-          <w:tcPr>
-            <w:tcW w:type="dxa" w:w="1474"/>
-          </w:tcPr>
-          <w:p>
-            <w:r/>
-            <w:r>
-              <w:rPr>
-                <w:b w:val="0"/>
-                <w:i w:val="0"/>
-                <w:sz w:val="20"/>
-              </w:rPr>
-              <w:t>1032231018</w:t>
-            </w:r>
-          </w:p>
-        </w:tc>
-        <w:tc>
-          <w:tcPr>
-            <w:tcW w:type="dxa" w:w="5102"/>
-          </w:tcPr>
-          <w:p>
-            <w:r/>
-            <w:r>
-              <w:rPr>
-                <w:b w:val="0"/>
-                <w:i w:val="0"/>
-                <w:sz w:val="20"/>
-              </w:rPr>
-              <w:t>Find a property in Pune, compare options, contact the owner</w:t>
-            </w:r>
-          </w:p>
-        </w:tc>
-      </w:tr>
-      <w:tr>
-        <w:trPr>
-          <w:cantSplit w:val="true"/>
-        </w:trPr>
-        <w:tc>
-          <w:tcPr>
-            <w:tcW w:type="dxa" w:w="454"/>
-            <w:shd w:val="clear" w:color="auto" w:fill="EEF3F5"/>
-          </w:tcPr>
-          <w:p>
-            <w:r/>
-            <w:r>
-              <w:rPr>
-                <w:b w:val="0"/>
-                <w:i w:val="0"/>
-                <w:sz w:val="20"/>
-              </w:rPr>
-              <w:t>2</w:t>
-            </w:r>
-          </w:p>
-        </w:tc>
-        <w:tc>
-          <w:tcPr>
-            <w:tcW w:type="dxa" w:w="2041"/>
-            <w:shd w:val="clear" w:color="auto" w:fill="EEF3F5"/>
-          </w:tcPr>
-          <w:p>
-            <w:r/>
-            <w:r>
-              <w:rPr>
-                <w:b w:val="0"/>
-                <w:i w:val="0"/>
-                <w:sz w:val="20"/>
-              </w:rPr>
-              <w:t>Riya Gupta</w:t>
-            </w:r>
-          </w:p>
-        </w:tc>
-        <w:tc>
-          <w:tcPr>
-            <w:tcW w:type="dxa" w:w="1474"/>
-            <w:shd w:val="clear" w:color="auto" w:fill="EEF3F5"/>
-          </w:tcPr>
-          <w:p>
-            <w:r/>
-            <w:r>
-              <w:rPr>
-                <w:b w:val="0"/>
-                <w:i w:val="0"/>
-                <w:sz w:val="20"/>
-              </w:rPr>
-              <w:t>1032231882</w:t>
-            </w:r>
-          </w:p>
-        </w:tc>
-        <w:tc>
-          <w:tcPr>
-            <w:tcW w:type="dxa" w:w="5102"/>
-            <w:shd w:val="clear" w:color="auto" w:fill="EEF3F5"/>
-          </w:tcPr>
-          <w:p>
-            <w:r/>
-            <w:r>
-              <w:rPr>
-                <w:b w:val="0"/>
-                <w:i w:val="0"/>
-                <w:sz w:val="20"/>
-              </w:rPr>
-              <w:t>Find a 2BHK in Bangalore and reach the actual owner</w:t>
-            </w:r>
-          </w:p>
-        </w:tc>
-      </w:tr>
-      <w:tr>
-        <w:trPr>
-          <w:cantSplit w:val="true"/>
-        </w:trPr>
-        <w:tc>
-          <w:tcPr>
-            <w:tcW w:type="dxa" w:w="454"/>
-          </w:tcPr>
-          <w:p>
-            <w:r/>
-            <w:r>
-              <w:rPr>
-                <w:b w:val="0"/>
-                <w:i w:val="0"/>
-                <w:sz w:val="20"/>
-              </w:rPr>
-              <w:t>3</w:t>
-            </w:r>
-          </w:p>
-        </w:tc>
-        <w:tc>
-          <w:tcPr>
-            <w:tcW w:type="dxa" w:w="2041"/>
-          </w:tcPr>
-          <w:p>
-            <w:r/>
-            <w:r>
-              <w:rPr>
-                <w:b w:val="0"/>
-                <w:i w:val="0"/>
-                <w:sz w:val="20"/>
-              </w:rPr>
-              <w:t>Anushka Ambadkar</w:t>
-            </w:r>
-          </w:p>
-        </w:tc>
-        <w:tc>
-          <w:tcPr>
-            <w:tcW w:type="dxa" w:w="1474"/>
-          </w:tcPr>
-          <w:p>
-            <w:r/>
-            <w:r>
-              <w:rPr>
-                <w:b w:val="0"/>
-                <w:i w:val="0"/>
-                <w:sz w:val="20"/>
-              </w:rPr>
-              <w:t>1032231988</w:t>
-            </w:r>
-          </w:p>
-        </w:tc>
-        <w:tc>
-          <w:tcPr>
-            <w:tcW w:type="dxa" w:w="5102"/>
-          </w:tcPr>
-          <w:p>
-            <w:r/>
-            <w:r>
-              <w:rPr>
-                <w:b w:val="0"/>
-                <w:i w:val="0"/>
-                <w:sz w:val="20"/>
-              </w:rPr>
-              <w:t>Find a 3BHK near a metro, with “no spam calls” as her one rule</w:t>
-            </w:r>
-          </w:p>
-        </w:tc>
-      </w:tr>
-      <w:tr>
-        <w:trPr>
-          <w:cantSplit w:val="true"/>
-        </w:trPr>
-        <w:tc>
-          <w:tcPr>
-            <w:tcW w:type="dxa" w:w="454"/>
-            <w:shd w:val="clear" w:color="auto" w:fill="EEF3F5"/>
-          </w:tcPr>
-          <w:p>
-            <w:r/>
-            <w:r>
-              <w:rPr>
-                <w:b w:val="0"/>
-                <w:i w:val="0"/>
-                <w:sz w:val="20"/>
-              </w:rPr>
-              <w:t>4</w:t>
-            </w:r>
-          </w:p>
-        </w:tc>
-        <w:tc>
-          <w:tcPr>
-            <w:tcW w:type="dxa" w:w="2041"/>
-            <w:shd w:val="clear" w:color="auto" w:fill="EEF3F5"/>
-          </w:tcPr>
-          <w:p>
-            <w:r/>
-            <w:r>
-              <w:rPr>
-                <w:b w:val="0"/>
-                <w:i w:val="0"/>
-                <w:sz w:val="20"/>
-              </w:rPr>
-              <w:t>Vishwajit Chavan</w:t>
-            </w:r>
-          </w:p>
-        </w:tc>
-        <w:tc>
-          <w:tcPr>
-            <w:tcW w:type="dxa" w:w="1474"/>
-            <w:shd w:val="clear" w:color="auto" w:fill="EEF3F5"/>
-          </w:tcPr>
-          <w:p>
-            <w:r/>
-            <w:r>
-              <w:rPr>
-                <w:b w:val="0"/>
-                <w:i w:val="0"/>
-                <w:sz w:val="20"/>
-              </w:rPr>
-              <w:t>1032231667</w:t>
-            </w:r>
-          </w:p>
-        </w:tc>
-        <w:tc>
-          <w:tcPr>
-            <w:tcW w:type="dxa" w:w="5102"/>
-            <w:shd w:val="clear" w:color="auto" w:fill="EEF3F5"/>
-          </w:tcPr>
-          <w:p>
-            <w:r/>
-            <w:r>
-              <w:rPr>
-                <w:b w:val="0"/>
-                <w:i w:val="0"/>
-                <w:sz w:val="20"/>
-              </w:rPr>
-              <w:t>Look at three flats and decide which one is best</w:t>
-            </w:r>
-          </w:p>
-        </w:tc>
-      </w:tr>
-      <w:tr>
-        <w:trPr>
-          <w:cantSplit w:val="true"/>
-        </w:trPr>
-        <w:tc>
-          <w:tcPr>
-            <w:tcW w:type="dxa" w:w="454"/>
-          </w:tcPr>
-          <w:p>
-            <w:r/>
-            <w:r>
-              <w:rPr>
-                <w:b w:val="0"/>
-                <w:i w:val="0"/>
-                <w:sz w:val="20"/>
-              </w:rPr>
-              <w:t>5</w:t>
-            </w:r>
-          </w:p>
-        </w:tc>
-        <w:tc>
-          <w:tcPr>
-            <w:tcW w:type="dxa" w:w="2041"/>
-          </w:tcPr>
-          <w:p>
-            <w:r/>
-            <w:r>
-              <w:rPr>
-                <w:b w:val="0"/>
-                <w:i w:val="0"/>
-                <w:sz w:val="20"/>
-              </w:rPr>
-              <w:t>Naman Chachan</w:t>
-            </w:r>
-          </w:p>
-        </w:tc>
-        <w:tc>
-          <w:tcPr>
-            <w:tcW w:type="dxa" w:w="1474"/>
-          </w:tcPr>
-          <w:p>
-            <w:r/>
-            <w:r>
-              <w:rPr>
-                <w:b w:val="0"/>
-                <w:i w:val="0"/>
-                <w:sz w:val="20"/>
-              </w:rPr>
-              <w:t>1032233951</w:t>
-            </w:r>
-          </w:p>
-        </w:tc>
-        <w:tc>
-          <w:tcPr>
-            <w:tcW w:type="dxa" w:w="5102"/>
-          </w:tcPr>
-          <w:p>
-            <w:r/>
-            <w:r>
-              <w:rPr>
-                <w:b w:val="0"/>
-                <w:i w:val="0"/>
-                <w:sz w:val="20"/>
-              </w:rPr>
-              <w:t>Book a visit to a 2BHK tomorrow by speaking to the owner directly</w:t>
-            </w:r>
-          </w:p>
-        </w:tc>
-      </w:tr>
-    </w:tbl>
-    <w:p>
-      <w:pPr>
-        <w:spacing w:after="40"/>
-      </w:pPr>
-    </w:p>
-    <w:p>
-      <w:pPr>
-        <w:pStyle w:val="Heading2"/>
-      </w:pPr>
-      <w:r>
-        <w:t>Other evidence we used</w:t>
-      </w:r>
-    </w:p>
-    <w:p>
-      <w:pPr>
-        <w:pStyle w:val="ListBullet"/>
-        <w:spacing w:after="60"/>
-      </w:pPr>
       <w:r>
         <w:rPr>
           <w:b/>
           <w:i w:val="0"/>
+          <w:color w:val="000000"/>
         </w:rPr>
-        <w:t>Experiment 5 – Heuristic Evaluation:</w:t>
+        <w:t>heuristic evaluation</w:t>
       </w:r>
       <w:r>
         <w:rPr>
           <w:b w:val="0"/>
           <w:i w:val="0"/>
+          <w:color w:val="000000"/>
         </w:rPr>
-        <w:t xml:space="preserve"> three evaluators from another group scored our prototype against 15 usability principles. Average severity was </w:t>
+        <w:t xml:space="preserve"> by three evaluators from another group (Experiment 5, average severity </w:t>
       </w:r>
       <w:r>
         <w:rPr>
           <w:b/>
           <w:i w:val="0"/>
+          <w:color w:val="000000"/>
         </w:rPr>
         <w:t>34.7 / 75</w:t>
       </w:r>
@@ -770,33 +357,33 @@
         <w:rPr>
           <w:b w:val="0"/>
           <w:i w:val="0"/>
+          <w:color w:val="000000"/>
         </w:rPr>
-        <w:t xml:space="preserve"> (lower is better).</w:t>
+        <w:t xml:space="preserve">, lower is better), and </w:t>
       </w:r>
-    </w:p>
-    <w:p>
-      <w:pPr>
-        <w:pStyle w:val="ListBullet"/>
-        <w:spacing w:after="60"/>
-      </w:pPr>
       <w:r>
         <w:rPr>
           <w:b/>
           <w:i w:val="0"/>
+          <w:color w:val="000000"/>
         </w:rPr>
-        <w:t>Experiment 6 – Microsoft Clarity:</w:t>
+        <w:t>Microsoft Clarity</w:t>
       </w:r>
       <w:r>
         <w:rPr>
           <w:b w:val="0"/>
           <w:i w:val="0"/>
+          <w:color w:val="000000"/>
         </w:rPr>
-        <w:t xml:space="preserve"> session recordings and heatmaps from the deployed prototype’s search page.</w:t>
+        <w:t xml:space="preserve"> recordings and heatmaps of the live search page (Experiment 6).</w:t>
       </w:r>
     </w:p>
     <w:p>
       <w:pPr>
         <w:pStyle w:val="Heading1"/>
+        <w:pBdr>
+          <w:bottom w:val="single" w:sz="4" w:space="1" w:color="000000"/>
+        </w:pBdr>
       </w:pPr>
       <w:r>
         <w:t>2. Results at a Glance</w:t>
@@ -804,17 +391,24 @@
     </w:p>
     <w:tbl>
       <w:tblPr>
-        <w:tblStyle w:val="TableGrid"/>
         <w:tblW w:type="auto" w:w="0"/>
         <w:jc w:val="center"/>
         <w:tblLayout w:type="fixed"/>
         <w:tblLook w:firstColumn="1" w:firstRow="1" w:lastColumn="0" w:lastRow="0" w:noHBand="0" w:noVBand="1" w:val="04A0"/>
+        <w:tblBorders>
+          <w:top w:val="single" w:sz="4" w:space="0" w:color="000000"/>
+          <w:left w:val="single" w:sz="4" w:space="0" w:color="000000"/>
+          <w:bottom w:val="single" w:sz="4" w:space="0" w:color="000000"/>
+          <w:right w:val="single" w:sz="4" w:space="0" w:color="000000"/>
+          <w:insideH w:val="single" w:sz="4" w:space="0" w:color="000000"/>
+          <w:insideV w:val="single" w:sz="4" w:space="0" w:color="000000"/>
+        </w:tblBorders>
       </w:tblPr>
       <w:tblGrid>
         <w:gridCol w:w="1928"/>
-        <w:gridCol w:w="1474"/>
-        <w:gridCol w:w="1814"/>
-        <w:gridCol w:w="3855"/>
+        <w:gridCol w:w="964"/>
+        <w:gridCol w:w="1020"/>
+        <w:gridCol w:w="5499"/>
       </w:tblGrid>
       <w:tr>
         <w:trPr>
@@ -824,15 +418,18 @@
         <w:tc>
           <w:tcPr>
             <w:tcW w:type="dxa" w:w="1928"/>
-            <w:shd w:val="clear" w:color="auto" w:fill="1F4E5F"/>
           </w:tcPr>
           <w:p>
-            <w:r/>
+            <w:pPr>
+              <w:keepNext/>
+              <w:spacing w:after="20"/>
+            </w:pPr>
             <w:r>
               <w:rPr>
                 <w:b/>
-                <w:color w:val="FFFFFF"/>
-                <w:sz w:val="20"/>
+                <w:i w:val="0"/>
+                <w:color w:val="000000"/>
+                <w:sz w:val="19"/>
               </w:rPr>
               <w:t>Participant</w:t>
             </w:r>
@@ -840,50 +437,59 @@
         </w:tc>
         <w:tc>
           <w:tcPr>
-            <w:tcW w:type="dxa" w:w="1474"/>
-            <w:shd w:val="clear" w:color="auto" w:fill="1F4E5F"/>
+            <w:tcW w:type="dxa" w:w="964"/>
           </w:tcPr>
           <w:p>
-            <w:r/>
+            <w:pPr>
+              <w:keepNext/>
+              <w:spacing w:after="20"/>
+            </w:pPr>
             <w:r>
               <w:rPr>
                 <w:b/>
-                <w:color w:val="FFFFFF"/>
-                <w:sz w:val="20"/>
+                <w:i w:val="0"/>
+                <w:color w:val="000000"/>
+                <w:sz w:val="19"/>
               </w:rPr>
-              <w:t>99acres score</w:t>
+              <w:t>99acres</w:t>
             </w:r>
           </w:p>
         </w:tc>
         <w:tc>
           <w:tcPr>
-            <w:tcW w:type="dxa" w:w="1814"/>
-            <w:shd w:val="clear" w:color="auto" w:fill="1F4E5F"/>
+            <w:tcW w:type="dxa" w:w="1020"/>
           </w:tcPr>
           <w:p>
-            <w:r/>
+            <w:pPr>
+              <w:keepNext/>
+              <w:spacing w:after="20"/>
+            </w:pPr>
             <w:r>
               <w:rPr>
                 <w:b/>
-                <w:color w:val="FFFFFF"/>
-                <w:sz w:val="20"/>
+                <w:i w:val="0"/>
+                <w:color w:val="000000"/>
+                <w:sz w:val="19"/>
               </w:rPr>
-              <w:t>Our redesign score</w:t>
+              <w:t>Redesign</w:t>
             </w:r>
           </w:p>
         </w:tc>
         <w:tc>
           <w:tcPr>
-            <w:tcW w:type="dxa" w:w="3855"/>
-            <w:shd w:val="clear" w:color="auto" w:fill="1F4E5F"/>
+            <w:tcW w:type="dxa" w:w="5499"/>
           </w:tcPr>
           <w:p>
-            <w:r/>
+            <w:pPr>
+              <w:keepNext/>
+              <w:spacing w:after="20"/>
+            </w:pPr>
             <w:r>
               <w:rPr>
                 <w:b/>
-                <w:color w:val="FFFFFF"/>
-                <w:sz w:val="20"/>
+                <w:i w:val="0"/>
+                <w:color w:val="000000"/>
+                <w:sz w:val="19"/>
               </w:rPr>
               <w:t>In one line</w:t>
             </w:r>
@@ -899,12 +505,16 @@
             <w:tcW w:type="dxa" w:w="1928"/>
           </w:tcPr>
           <w:p>
-            <w:r/>
+            <w:pPr>
+              <w:keepNext/>
+              <w:spacing w:after="20"/>
+            </w:pPr>
             <w:r>
               <w:rPr>
                 <w:b w:val="0"/>
                 <w:i w:val="0"/>
-                <w:sz w:val="20"/>
+                <w:color w:val="000000"/>
+                <w:sz w:val="19"/>
               </w:rPr>
               <w:t>Reuben Sam</w:t>
             </w:r>
@@ -912,47 +522,59 @@
         </w:tc>
         <w:tc>
           <w:tcPr>
-            <w:tcW w:type="dxa" w:w="1474"/>
+            <w:tcW w:type="dxa" w:w="964"/>
           </w:tcPr>
           <w:p>
-            <w:r/>
+            <w:pPr>
+              <w:keepNext/>
+              <w:spacing w:after="20"/>
+            </w:pPr>
             <w:r>
               <w:rPr>
                 <w:b w:val="0"/>
                 <w:i w:val="0"/>
-                <w:sz w:val="20"/>
+                <w:color w:val="000000"/>
+                <w:sz w:val="19"/>
               </w:rPr>
-              <w:t>Not given</w:t>
+              <w:t>–</w:t>
             </w:r>
           </w:p>
         </w:tc>
         <w:tc>
           <w:tcPr>
-            <w:tcW w:type="dxa" w:w="1814"/>
+            <w:tcW w:type="dxa" w:w="1020"/>
           </w:tcPr>
           <w:p>
-            <w:r/>
+            <w:pPr>
+              <w:keepNext/>
+              <w:spacing w:after="20"/>
+            </w:pPr>
             <w:r>
               <w:rPr>
                 <w:b w:val="0"/>
                 <w:i w:val="0"/>
-                <w:sz w:val="20"/>
+                <w:color w:val="000000"/>
+                <w:sz w:val="19"/>
               </w:rPr>
-              <w:t>Not given</w:t>
+              <w:t>–</w:t>
             </w:r>
           </w:p>
         </w:tc>
         <w:tc>
           <w:tcPr>
-            <w:tcW w:type="dxa" w:w="3855"/>
+            <w:tcW w:type="dxa" w:w="5499"/>
           </w:tcPr>
           <w:p>
-            <w:r/>
+            <w:pPr>
+              <w:keepNext/>
+              <w:spacing w:after="20"/>
+            </w:pPr>
             <w:r>
               <w:rPr>
                 <w:b w:val="0"/>
                 <w:i w:val="0"/>
-                <w:sz w:val="20"/>
+                <w:color w:val="000000"/>
+                <w:sz w:val="19"/>
               </w:rPr>
               <w:t>Redesign is simpler and more focused, but has fewer filters</w:t>
             </w:r>
@@ -966,15 +588,18 @@
         <w:tc>
           <w:tcPr>
             <w:tcW w:type="dxa" w:w="1928"/>
-            <w:shd w:val="clear" w:color="auto" w:fill="EEF3F5"/>
           </w:tcPr>
           <w:p>
-            <w:r/>
+            <w:pPr>
+              <w:keepNext/>
+              <w:spacing w:after="20"/>
+            </w:pPr>
             <w:r>
               <w:rPr>
                 <w:b w:val="0"/>
                 <w:i w:val="0"/>
-                <w:sz w:val="20"/>
+                <w:color w:val="000000"/>
+                <w:sz w:val="19"/>
               </w:rPr>
               <w:t>Riya Gupta</w:t>
             </w:r>
@@ -982,16 +607,19 @@
         </w:tc>
         <w:tc>
           <w:tcPr>
-            <w:tcW w:type="dxa" w:w="1474"/>
-            <w:shd w:val="clear" w:color="auto" w:fill="EEF3F5"/>
+            <w:tcW w:type="dxa" w:w="964"/>
           </w:tcPr>
           <w:p>
-            <w:r/>
+            <w:pPr>
+              <w:keepNext/>
+              <w:spacing w:after="20"/>
+            </w:pPr>
             <w:r>
               <w:rPr>
                 <w:b w:val="0"/>
                 <w:i w:val="0"/>
-                <w:sz w:val="20"/>
+                <w:color w:val="000000"/>
+                <w:sz w:val="19"/>
               </w:rPr>
               <w:t>2 / 10</w:t>
             </w:r>
@@ -999,16 +627,19 @@
         </w:tc>
         <w:tc>
           <w:tcPr>
-            <w:tcW w:type="dxa" w:w="1814"/>
-            <w:shd w:val="clear" w:color="auto" w:fill="EEF3F5"/>
+            <w:tcW w:type="dxa" w:w="1020"/>
           </w:tcPr>
           <w:p>
-            <w:r/>
+            <w:pPr>
+              <w:keepNext/>
+              <w:spacing w:after="20"/>
+            </w:pPr>
             <w:r>
               <w:rPr>
                 <w:b w:val="0"/>
                 <w:i w:val="0"/>
-                <w:sz w:val="20"/>
+                <w:color w:val="000000"/>
+                <w:sz w:val="19"/>
               </w:rPr>
               <w:t>7 / 10</w:t>
             </w:r>
@@ -1016,18 +647,21 @@
         </w:tc>
         <w:tc>
           <w:tcPr>
-            <w:tcW w:type="dxa" w:w="3855"/>
-            <w:shd w:val="clear" w:color="auto" w:fill="EEF3F5"/>
+            <w:tcW w:type="dxa" w:w="5499"/>
           </w:tcPr>
           <w:p>
-            <w:r/>
+            <w:pPr>
+              <w:keepNext/>
+              <w:spacing w:after="20"/>
+            </w:pPr>
             <w:r>
               <w:rPr>
                 <w:b w:val="0"/>
                 <w:i w:val="0"/>
-                <w:sz w:val="20"/>
+                <w:color w:val="000000"/>
+                <w:sz w:val="19"/>
               </w:rPr>
-              <w:t>“It has everything, it just makes you work for it.”</w:t>
+              <w:t>“It has everything, it just makes you work for it.” (about 99acres)</w:t>
             </w:r>
           </w:p>
         </w:tc>
@@ -1041,12 +675,16 @@
             <w:tcW w:type="dxa" w:w="1928"/>
           </w:tcPr>
           <w:p>
-            <w:r/>
+            <w:pPr>
+              <w:keepNext/>
+              <w:spacing w:after="20"/>
+            </w:pPr>
             <w:r>
               <w:rPr>
                 <w:b w:val="0"/>
                 <w:i w:val="0"/>
-                <w:sz w:val="20"/>
+                <w:color w:val="000000"/>
+                <w:sz w:val="19"/>
               </w:rPr>
               <w:t>Anushka Ambadkar</w:t>
             </w:r>
@@ -1054,15 +692,19 @@
         </w:tc>
         <w:tc>
           <w:tcPr>
-            <w:tcW w:type="dxa" w:w="1474"/>
+            <w:tcW w:type="dxa" w:w="964"/>
           </w:tcPr>
           <w:p>
-            <w:r/>
+            <w:pPr>
+              <w:keepNext/>
+              <w:spacing w:after="20"/>
+            </w:pPr>
             <w:r>
               <w:rPr>
                 <w:b w:val="0"/>
                 <w:i w:val="0"/>
-                <w:sz w:val="20"/>
+                <w:color w:val="000000"/>
+                <w:sz w:val="19"/>
               </w:rPr>
               <w:t>3 / 10</w:t>
             </w:r>
@@ -1070,15 +712,19 @@
         </w:tc>
         <w:tc>
           <w:tcPr>
-            <w:tcW w:type="dxa" w:w="1814"/>
+            <w:tcW w:type="dxa" w:w="1020"/>
           </w:tcPr>
           <w:p>
-            <w:r/>
+            <w:pPr>
+              <w:keepNext/>
+              <w:spacing w:after="20"/>
+            </w:pPr>
             <w:r>
               <w:rPr>
                 <w:b w:val="0"/>
                 <w:i w:val="0"/>
-                <w:sz w:val="20"/>
+                <w:color w:val="000000"/>
+                <w:sz w:val="19"/>
               </w:rPr>
               <w:t>7 / 10</w:t>
             </w:r>
@@ -1086,15 +732,19 @@
         </w:tc>
         <w:tc>
           <w:tcPr>
-            <w:tcW w:type="dxa" w:w="3855"/>
+            <w:tcW w:type="dxa" w:w="5499"/>
           </w:tcPr>
           <w:p>
-            <w:r/>
+            <w:pPr>
+              <w:keepNext/>
+              <w:spacing w:after="20"/>
+            </w:pPr>
             <w:r>
               <w:rPr>
                 <w:b w:val="0"/>
                 <w:i w:val="0"/>
-                <w:sz w:val="20"/>
+                <w:color w:val="000000"/>
+                <w:sz w:val="19"/>
               </w:rPr>
               <w:t>Compare page is a real win, but the data contradicts itself</w:t>
             </w:r>
@@ -1108,15 +758,18 @@
         <w:tc>
           <w:tcPr>
             <w:tcW w:type="dxa" w:w="1928"/>
-            <w:shd w:val="clear" w:color="auto" w:fill="EEF3F5"/>
           </w:tcPr>
           <w:p>
-            <w:r/>
+            <w:pPr>
+              <w:keepNext/>
+              <w:spacing w:after="20"/>
+            </w:pPr>
             <w:r>
               <w:rPr>
                 <w:b w:val="0"/>
                 <w:i w:val="0"/>
-                <w:sz w:val="20"/>
+                <w:color w:val="000000"/>
+                <w:sz w:val="19"/>
               </w:rPr>
               <w:t>Vishwajit Chavan</w:t>
             </w:r>
@@ -1124,16 +777,19 @@
         </w:tc>
         <w:tc>
           <w:tcPr>
-            <w:tcW w:type="dxa" w:w="1474"/>
-            <w:shd w:val="clear" w:color="auto" w:fill="EEF3F5"/>
+            <w:tcW w:type="dxa" w:w="964"/>
           </w:tcPr>
           <w:p>
-            <w:r/>
+            <w:pPr>
+              <w:keepNext/>
+              <w:spacing w:after="20"/>
+            </w:pPr>
             <w:r>
               <w:rPr>
                 <w:b w:val="0"/>
                 <w:i w:val="0"/>
-                <w:sz w:val="20"/>
+                <w:color w:val="000000"/>
+                <w:sz w:val="19"/>
               </w:rPr>
               <w:t>1 / 10*</w:t>
             </w:r>
@@ -1141,35 +797,41 @@
         </w:tc>
         <w:tc>
           <w:tcPr>
-            <w:tcW w:type="dxa" w:w="1814"/>
-            <w:shd w:val="clear" w:color="auto" w:fill="EEF3F5"/>
+            <w:tcW w:type="dxa" w:w="1020"/>
           </w:tcPr>
           <w:p>
-            <w:r/>
+            <w:pPr>
+              <w:keepNext/>
+              <w:spacing w:after="20"/>
+            </w:pPr>
             <w:r>
               <w:rPr>
                 <w:b w:val="0"/>
                 <w:i w:val="0"/>
-                <w:sz w:val="20"/>
+                <w:color w:val="000000"/>
+                <w:sz w:val="19"/>
               </w:rPr>
-              <w:t>Not given</w:t>
+              <w:t>–</w:t>
             </w:r>
           </w:p>
         </w:tc>
         <w:tc>
           <w:tcPr>
-            <w:tcW w:type="dxa" w:w="3855"/>
-            <w:shd w:val="clear" w:color="auto" w:fill="EEF3F5"/>
+            <w:tcW w:type="dxa" w:w="5499"/>
           </w:tcPr>
           <w:p>
-            <w:r/>
+            <w:pPr>
+              <w:keepNext/>
+              <w:spacing w:after="20"/>
+            </w:pPr>
             <w:r>
               <w:rPr>
                 <w:b w:val="0"/>
                 <w:i w:val="0"/>
-                <w:sz w:val="20"/>
+                <w:color w:val="000000"/>
+                <w:sz w:val="19"/>
               </w:rPr>
-              <w:t>Picked a flat in “a minute or two” using Compare</w:t>
+              <w:t>Chose a flat in “a minute or two” using Compare</w:t>
             </w:r>
           </w:p>
         </w:tc>
@@ -1183,12 +845,15 @@
             <w:tcW w:type="dxa" w:w="1928"/>
           </w:tcPr>
           <w:p>
-            <w:r/>
+            <w:pPr>
+              <w:spacing w:after="20"/>
+            </w:pPr>
             <w:r>
               <w:rPr>
                 <w:b w:val="0"/>
                 <w:i w:val="0"/>
-                <w:sz w:val="20"/>
+                <w:color w:val="000000"/>
+                <w:sz w:val="19"/>
               </w:rPr>
               <w:t>Naman Chachan</w:t>
             </w:r>
@@ -1196,15 +861,18 @@
         </w:tc>
         <w:tc>
           <w:tcPr>
-            <w:tcW w:type="dxa" w:w="1474"/>
+            <w:tcW w:type="dxa" w:w="964"/>
           </w:tcPr>
           <w:p>
-            <w:r/>
+            <w:pPr>
+              <w:spacing w:after="20"/>
+            </w:pPr>
             <w:r>
               <w:rPr>
                 <w:b w:val="0"/>
                 <w:i w:val="0"/>
-                <w:sz w:val="20"/>
+                <w:color w:val="000000"/>
+                <w:sz w:val="19"/>
               </w:rPr>
               <w:t>3 / 10</w:t>
             </w:r>
@@ -1212,15 +880,18 @@
         </w:tc>
         <w:tc>
           <w:tcPr>
-            <w:tcW w:type="dxa" w:w="1814"/>
+            <w:tcW w:type="dxa" w:w="1020"/>
           </w:tcPr>
           <w:p>
-            <w:r/>
+            <w:pPr>
+              <w:spacing w:after="20"/>
+            </w:pPr>
             <w:r>
               <w:rPr>
                 <w:b w:val="0"/>
                 <w:i w:val="0"/>
-                <w:sz w:val="20"/>
+                <w:color w:val="000000"/>
+                <w:sz w:val="19"/>
               </w:rPr>
               <w:t>8 / 10</w:t>
             </w:r>
@@ -1228,15 +899,18 @@
         </w:tc>
         <w:tc>
           <w:tcPr>
-            <w:tcW w:type="dxa" w:w="3855"/>
+            <w:tcW w:type="dxa" w:w="5499"/>
           </w:tcPr>
           <w:p>
-            <w:r/>
+            <w:pPr>
+              <w:spacing w:after="20"/>
+            </w:pPr>
             <w:r>
               <w:rPr>
                 <w:b w:val="0"/>
                 <w:i w:val="0"/>
-                <w:sz w:val="20"/>
+                <w:color w:val="000000"/>
+                <w:sz w:val="19"/>
               </w:rPr>
               <w:t>Knew who the owner was and what would happen next</w:t>
             </w:r>
@@ -1246,17 +920,21 @@
     </w:tbl>
     <w:p>
       <w:pPr>
-        <w:spacing w:after="40"/>
+        <w:spacing w:after="0" w:before="0"/>
       </w:pPr>
     </w:p>
     <w:p>
+      <w:pPr>
+        <w:spacing w:after="80"/>
+      </w:pPr>
       <w:r>
         <w:rPr>
           <w:b w:val="0"/>
           <w:i/>
+          <w:color w:val="000000"/>
           <w:sz w:val="18"/>
         </w:rPr>
-        <w:t>*Vishwajit rated how easy 99acres was to move around, not the whole experience.</w:t>
+        <w:t>– No score given.   *Rated only how easy 99acres was to move around.</w:t>
       </w:r>
     </w:p>
     <w:p>
@@ -1264,181 +942,175 @@
         <w:rPr>
           <w:b w:val="0"/>
           <w:i w:val="0"/>
+          <w:color w:val="000000"/>
         </w:rPr>
-        <w:t>The pattern is clear and consistent: people found the redesign much easier and more reassuring to use. But almost everyone also found parts of the prototype that looked like they worked and didn’t. Riya summed it up best:</w:t>
+        <w:t>People clearly found the redesign easier and more reassuring. But almost all of them also hit parts of the prototype that looked like they worked and didn’t. As Riya put it:</w:t>
       </w:r>
     </w:p>
     <w:p>
       <w:pPr>
-        <w:ind w:left="567" w:right="567"/>
+        <w:spacing w:after="80"/>
+        <w:ind w:left="454"/>
       </w:pPr>
       <w:r>
         <w:rPr>
+          <w:b w:val="0"/>
           <w:i/>
+          <w:color w:val="000000"/>
         </w:rPr>
         <w:t>“It’s a bit of a showroom. You can walk around, but you can’t buy anything yet.”</w:t>
       </w:r>
       <w:r>
         <w:rPr>
-          <w:color w:val="555555"/>
-          <w:sz w:val="20"/>
+          <w:b w:val="0"/>
+          <w:i w:val="0"/>
+          <w:color w:val="000000"/>
+          <w:sz w:val="19"/>
         </w:rPr>
-        <w:t xml:space="preserve">  — Riya Gupta</w:t>
+        <w:t xml:space="preserve">  – Riya Gupta</w:t>
       </w:r>
     </w:p>
     <w:p>
       <w:pPr>
         <w:pStyle w:val="Heading1"/>
+        <w:pBdr>
+          <w:bottom w:val="single" w:sz="4" w:space="1" w:color="000000"/>
+        </w:pBdr>
       </w:pPr>
       <w:r>
         <w:t>3. What Frustrated People on 99acres</w:t>
       </w:r>
     </w:p>
     <w:p>
+      <w:pPr>
+        <w:pStyle w:val="ListBullet"/>
+        <w:spacing w:after="40"/>
+      </w:pPr>
+      <w:r>
+        <w:rPr>
+          <w:b/>
+          <w:i w:val="0"/>
+          <w:color w:val="000000"/>
+        </w:rPr>
+        <w:t>Clutter before the search even starts.</w:t>
+      </w:r>
       <w:r>
         <w:rPr>
           <w:b w:val="0"/>
           <w:i w:val="0"/>
+          <w:color w:val="000000"/>
         </w:rPr>
-        <w:t>The same problems came up again and again, usually without us asking about them.</w:t>
+        <w:t xml:space="preserve"> Pop-ups, banners, loan offers and a “confirm you’re human” check, all before a single listing. Naman: at 9 p.m. it “feels like one more hoop.”</w:t>
       </w:r>
     </w:p>
     <w:p>
       <w:pPr>
-        <w:pStyle w:val="Heading2"/>
+        <w:pStyle w:val="ListBullet"/>
+        <w:spacing w:after="40"/>
       </w:pPr>
       <w:r>
-        <w:t>Too much in the way before the search even starts</w:t>
+        <w:rPr>
+          <w:b/>
+          <w:i w:val="0"/>
+          <w:color w:val="000000"/>
+        </w:rPr>
+        <w:t>Menus that repeat themselves.</w:t>
       </w:r>
-    </w:p>
-    <w:p>
       <w:r>
         <w:rPr>
           <w:b w:val="0"/>
           <w:i w:val="0"/>
+          <w:color w:val="000000"/>
         </w:rPr>
-        <w:t>Pop-ups, banners, loan offers and a “confirm you’re human” check all appeared before anyone saw a single listing. Naman noted that at 9 p.m. it “feels like one more hoop.”</w:t>
+        <w:t xml:space="preserve"> Buyers, Tenants, Owners and Dealers all opened near-identical lists, and several links led to dead pages. Riya: “I came to look at flats, not solve a menu.”</w:t>
       </w:r>
     </w:p>
     <w:p>
       <w:pPr>
-        <w:pStyle w:val="Heading2"/>
+        <w:pStyle w:val="ListBullet"/>
+        <w:spacing w:after="40"/>
       </w:pPr>
       <w:r>
-        <w:t>Menus that repeat themselves</w:t>
+        <w:rPr>
+          <w:b/>
+          <w:i w:val="0"/>
+          <w:color w:val="000000"/>
+        </w:rPr>
+        <w:t>No way to compare.</w:t>
       </w:r>
-    </w:p>
-    <w:p>
       <w:r>
         <w:rPr>
           <w:b w:val="0"/>
           <w:i w:val="0"/>
+          <w:color w:val="000000"/>
         </w:rPr>
-        <w:t>Buyers, Tenants, Owners and Dealers all opened near-identical lists of insights, articles and tools. Several insights links led to dead pages.</w:t>
+        <w:t xml:space="preserve"> Riya, Anushka and Vishwajit all fell back on switching tabs and keeping notes. Vishwajit forgot which flat had parking and had to go back.</w:t>
       </w:r>
     </w:p>
     <w:p>
       <w:pPr>
-        <w:ind w:left="567" w:right="567"/>
+        <w:pStyle w:val="ListBullet"/>
+        <w:spacing w:after="40"/>
       </w:pPr>
       <w:r>
         <w:rPr>
-          <w:i/>
+          <w:b/>
+          <w:i w:val="0"/>
+          <w:color w:val="000000"/>
         </w:rPr>
-        <w:t>“I came to look at flats, not solve a menu.”</w:t>
+        <w:t>No idea who you’re dealing with or what happens next.</w:t>
       </w:r>
       <w:r>
         <w:rPr>
-          <w:color w:val="555555"/>
-          <w:sz w:val="20"/>
+          <w:b w:val="0"/>
+          <w:i w:val="0"/>
+          <w:color w:val="000000"/>
         </w:rPr>
-        <w:t xml:space="preserve">  — Riya Gupta</w:t>
+        <w:t xml:space="preserve"> “View number” needed a login and an OTP with no explanation, and owners couldn’t be told apart from agents. Naman stopped there and refused to give his number, worried about the sales calls he had read about.</w:t>
       </w:r>
     </w:p>
     <w:p>
       <w:pPr>
-        <w:ind w:left="567" w:right="567"/>
+        <w:pStyle w:val="ListBullet"/>
+        <w:spacing w:after="40"/>
       </w:pPr>
       <w:r>
         <w:rPr>
-          <w:i/>
+          <w:b/>
+          <w:i w:val="0"/>
+          <w:color w:val="000000"/>
         </w:rPr>
-        <w:t>“When a site can’t keep its menu working, I get nervous handing it my number.”</w:t>
+        <w:t>No sign of freshness.</w:t>
       </w:r>
       <w:r>
         <w:rPr>
-          <w:color w:val="555555"/>
-          <w:sz w:val="20"/>
+          <w:b w:val="0"/>
+          <w:i w:val="0"/>
+          <w:color w:val="000000"/>
         </w:rPr>
-        <w:t xml:space="preserve">  — Anushka Ambadkar</w:t>
+        <w:t xml:space="preserve"> Anushka and Naman couldn’t find when a listing was posted or updated.</w:t>
       </w:r>
     </w:p>
     <w:p>
       <w:pPr>
-        <w:pStyle w:val="Heading2"/>
+        <w:pStyle w:val="ListBullet"/>
+        <w:spacing w:after="40"/>
       </w:pPr>
       <w:r>
-        <w:t>No way to compare listings</w:t>
+        <w:rPr>
+          <w:b/>
+          <w:i w:val="0"/>
+          <w:color w:val="000000"/>
+        </w:rPr>
+        <w:t>Hard on the eyes.</w:t>
       </w:r>
-    </w:p>
-    <w:p>
       <w:r>
         <w:rPr>
           <w:b w:val="0"/>
           <w:i w:val="0"/>
+          <w:color w:val="000000"/>
         </w:rPr>
-        <w:t>Nobody found a compare feature. Riya, Anushka and Vishwajit all fell back on switching tabs and remembering details, or keeping notes. Vishwajit forgot which flat had parking and had to go back and check.</w:t>
-      </w:r>
-    </w:p>
-    <w:p>
-      <w:pPr>
-        <w:pStyle w:val="Heading2"/>
-      </w:pPr>
-      <w:r>
-        <w:t>Not knowing who you’re dealing with, or what happens next</w:t>
-      </w:r>
-    </w:p>
-    <w:p>
-      <w:r>
-        <w:rPr>
-          <w:b w:val="0"/>
-          <w:i w:val="0"/>
-        </w:rPr>
-        <w:t>“View number” needed a login and an OTP, with no explanation of what that would lead to. Nobody could tell whether a listing was from an owner or an agent. Naman stopped right there and refused to give his number, because he had read about people being flooded with sales calls afterwards.</w:t>
-      </w:r>
-    </w:p>
-    <w:p>
-      <w:pPr>
-        <w:pStyle w:val="Heading2"/>
-      </w:pPr>
-      <w:r>
-        <w:t>No sign of freshness</w:t>
-      </w:r>
-    </w:p>
-    <w:p>
-      <w:r>
-        <w:rPr>
-          <w:b w:val="0"/>
-          <w:i w:val="0"/>
-        </w:rPr>
-        <w:t>Anushka and Naman both searched a listing page for when it was posted or last updated, and couldn’t find it. As Naman said, if he is going to call tomorrow, he doesn’t want to find out the flat is already gone.</w:t>
-      </w:r>
-    </w:p>
-    <w:p>
-      <w:pPr>
-        <w:pStyle w:val="Heading2"/>
-      </w:pPr>
-      <w:r>
-        <w:t>Hard on the eyes</w:t>
-      </w:r>
-    </w:p>
-    <w:p>
-      <w:r>
-        <w:rPr>
-          <w:b w:val="0"/>
-          <w:i w:val="0"/>
-        </w:rPr>
-        <w:t>Small text, no dark mode and no option to make text bigger came up with Riya, Anushka, Vishwajit and Naman.</w:t>
+        <w:t xml:space="preserve"> Small text and no dark mode or text-size option came up in four sessions.</w:t>
       </w:r>
     </w:p>
     <w:p>
@@ -1446,13 +1118,17 @@
         <w:rPr>
           <w:b w:val="0"/>
           <w:i/>
+          <w:color w:val="000000"/>
         </w:rPr>
-        <w:t>To be fair to 99acres, it isn’t missing features. Reuben noted it offers more search filters and flexibility than our prototype. The problem is that people have to fight the interface to get to them.</w:t>
+        <w:t>To be fair, 99acres isn’t short on features. Reuben pointed out it has more filters and flexibility than our prototype. The problem is that people have to fight the interface to reach them.</w:t>
       </w:r>
     </w:p>
     <w:p>
       <w:pPr>
         <w:pStyle w:val="Heading1"/>
+        <w:pBdr>
+          <w:bottom w:val="single" w:sz="4" w:space="1" w:color="000000"/>
+        </w:pBdr>
       </w:pPr>
       <w:r>
         <w:t>4. What Worked in Our Redesign</w:t>
@@ -1460,147 +1136,121 @@
     </w:p>
     <w:p>
       <w:pPr>
-        <w:pStyle w:val="Heading2"/>
+        <w:pStyle w:val="ListBullet"/>
+        <w:spacing w:after="40"/>
       </w:pPr>
       <w:r>
-        <w:t>A calm first screen</w:t>
+        <w:rPr>
+          <w:b/>
+          <w:i w:val="0"/>
+          <w:color w:val="000000"/>
+        </w:rPr>
+        <w:t>A calm first screen.</w:t>
       </w:r>
-    </w:p>
-    <w:p>
       <w:r>
         <w:rPr>
           <w:b w:val="0"/>
           <w:i w:val="0"/>
+          <w:color w:val="000000"/>
         </w:rPr>
-        <w:t>No pop-ups, one search bar and a single short menu (Buy, Rent, Saved, My Activity, List property). Every participant noticed the difference immediately.</w:t>
+        <w:t xml:space="preserve"> No pop-ups, one search bar and a single short menu. Everyone noticed the difference straight away.</w:t>
       </w:r>
     </w:p>
     <w:p>
       <w:pPr>
-        <w:pStyle w:val="Heading2"/>
+        <w:pStyle w:val="ListBullet"/>
+        <w:spacing w:after="40"/>
       </w:pPr>
       <w:r>
-        <w:t>The Compare page was the clear winner</w:t>
+        <w:rPr>
+          <w:b/>
+          <w:i w:val="0"/>
+          <w:color w:val="000000"/>
+        </w:rPr>
+        <w:t>The Compare page.</w:t>
       </w:r>
-    </w:p>
-    <w:p>
       <w:r>
         <w:rPr>
           <w:b w:val="0"/>
           <w:i w:val="0"/>
+          <w:color w:val="000000"/>
         </w:rPr>
-        <w:t>Everyone who tried it valued it. Seeing price per sq ft, metro distance, parking, availability and owner-or-agent side by side turned a frustrating job into a quick decision.</w:t>
+        <w:t xml:space="preserve"> Everyone who tried it valued it. Price per sq ft, metro distance, parking, availability and owner-or-agent side by side turned guesswork into a quick decision. Anushka: “99 acres was two tabs and a notes app. This is the entire one screen.”</w:t>
       </w:r>
     </w:p>
     <w:p>
       <w:pPr>
-        <w:ind w:left="567" w:right="567"/>
+        <w:pStyle w:val="ListBullet"/>
+        <w:spacing w:after="40"/>
       </w:pPr>
       <w:r>
         <w:rPr>
-          <w:i/>
+          <w:b/>
+          <w:i w:val="0"/>
+          <w:color w:val="000000"/>
         </w:rPr>
-        <w:t>“99 acres was two tabs and a notes app. This is the entire one screen.”</w:t>
+        <w:t>Trust signals where people need them.</w:t>
       </w:r>
       <w:r>
         <w:rPr>
-          <w:color w:val="555555"/>
-          <w:sz w:val="20"/>
+          <w:b w:val="0"/>
+          <w:i w:val="0"/>
+          <w:color w:val="000000"/>
         </w:rPr>
-        <w:t xml:space="preserve">  — Anushka Ambadkar</w:t>
+        <w:t xml:space="preserve"> “Updated 2 hours ago”, “re-verified on”, the owner’s name, typical reply time, and above all the note that calls go through a private relay. That answered the biggest fear Riya, Anushka and Naman had.</w:t>
       </w:r>
     </w:p>
     <w:p>
       <w:pPr>
-        <w:ind w:left="567" w:right="567"/>
+        <w:pStyle w:val="ListBullet"/>
+        <w:spacing w:after="40"/>
       </w:pPr>
       <w:r>
         <w:rPr>
-          <w:i/>
+          <w:b/>
+          <w:i w:val="0"/>
+          <w:color w:val="000000"/>
         </w:rPr>
-        <w:t>“I actually feel like I made a decision.”</w:t>
+        <w:t>Saying what happens after contact.</w:t>
       </w:r>
       <w:r>
         <w:rPr>
-          <w:color w:val="555555"/>
-          <w:sz w:val="20"/>
+          <w:b w:val="0"/>
+          <w:i w:val="0"/>
+          <w:color w:val="000000"/>
         </w:rPr>
-        <w:t xml:space="preserve">  — Vishwajit Chavan</w:t>
+        <w:t xml:space="preserve"> Request sent, SMS/email confirmation, track it in My Activity. Riya: “On 99 acres, I got silence. Here I get a plan.”</w:t>
       </w:r>
     </w:p>
     <w:p>
       <w:pPr>
-        <w:pStyle w:val="Heading2"/>
+        <w:spacing w:after="80"/>
+        <w:ind w:left="454"/>
       </w:pPr>
-      <w:r>
-        <w:t>Trust signals placed where people need them</w:t>
-      </w:r>
-    </w:p>
-    <w:p>
       <w:r>
         <w:rPr>
           <w:b w:val="0"/>
-          <w:i w:val="0"/>
-        </w:rPr>
-        <w:t>“Updated 2 hours ago”, “re-verified on”, the owner’s name, “usually replies in 1 hour”, and above all the privacy note saying calls go through a private relay. That note directly answered the biggest fear Riya, Anushka and Naman all raised.</w:t>
-      </w:r>
-    </w:p>
-    <w:p>
-      <w:pPr>
-        <w:ind w:left="567" w:right="567"/>
-      </w:pPr>
-      <w:r>
-        <w:rPr>
           <w:i/>
+          <w:color w:val="000000"/>
         </w:rPr>
         <w:t>“I knew who the owner was, I knew what would happen with my number and I knew what would come next.”</w:t>
       </w:r>
       <w:r>
         <w:rPr>
-          <w:color w:val="555555"/>
-          <w:sz w:val="20"/>
-        </w:rPr>
-        <w:t xml:space="preserve">  — Naman Chachan</w:t>
-      </w:r>
-    </w:p>
-    <w:p>
-      <w:pPr>
-        <w:pStyle w:val="Heading2"/>
-      </w:pPr>
-      <w:r>
-        <w:t>Telling people what happens after they make contact</w:t>
-      </w:r>
-    </w:p>
-    <w:p>
-      <w:r>
-        <w:rPr>
           <w:b w:val="0"/>
           <w:i w:val="0"/>
+          <w:color w:val="000000"/>
+          <w:sz w:val="19"/>
         </w:rPr>
-        <w:t>Where 99acres went silent after “View number”, our confirmation screen explained the next steps: request sent, SMS/email confirmation, and tracking in My Activity.</w:t>
-      </w:r>
-    </w:p>
-    <w:p>
-      <w:pPr>
-        <w:ind w:left="567" w:right="567"/>
-      </w:pPr>
-      <w:r>
-        <w:rPr>
-          <w:i/>
-        </w:rPr>
-        <w:t>“On 99 acres, I got silence. Here I get a plan.”</w:t>
-      </w:r>
-      <w:r>
-        <w:rPr>
-          <w:color w:val="555555"/>
-          <w:sz w:val="20"/>
-        </w:rPr>
-        <w:t xml:space="preserve">  — Riya Gupta</w:t>
+        <w:t xml:space="preserve">  – Naman Chachan</w:t>
       </w:r>
     </w:p>
     <w:p>
       <w:pPr>
         <w:pStyle w:val="Heading1"/>
+        <w:pBdr>
+          <w:bottom w:val="single" w:sz="4" w:space="1" w:color="000000"/>
+        </w:pBdr>
       </w:pPr>
       <w:r>
         <w:t>5. Where Our Redesign Fell Short</w:t>
@@ -1611,22 +1261,29 @@
         <w:rPr>
           <w:b w:val="0"/>
           <w:i w:val="0"/>
+          <w:color w:val="000000"/>
         </w:rPr>
-        <w:t>This is the part we most need to own. What participants ran into lines up almost exactly with what the heuristic evaluators found in Experiment 5.</w:t>
+        <w:t>This is the part we most need to own. What participants ran into matches what the heuristic evaluators found almost point for point.</w:t>
       </w:r>
     </w:p>
     <w:tbl>
       <w:tblPr>
-        <w:tblStyle w:val="TableGrid"/>
         <w:tblW w:type="auto" w:w="0"/>
         <w:jc w:val="center"/>
         <w:tblLayout w:type="fixed"/>
         <w:tblLook w:firstColumn="1" w:firstRow="1" w:lastColumn="0" w:lastRow="0" w:noHBand="0" w:noVBand="1" w:val="04A0"/>
+        <w:tblBorders>
+          <w:top w:val="single" w:sz="4" w:space="0" w:color="000000"/>
+          <w:left w:val="single" w:sz="4" w:space="0" w:color="000000"/>
+          <w:bottom w:val="single" w:sz="4" w:space="0" w:color="000000"/>
+          <w:right w:val="single" w:sz="4" w:space="0" w:color="000000"/>
+          <w:insideH w:val="single" w:sz="4" w:space="0" w:color="000000"/>
+          <w:insideV w:val="single" w:sz="4" w:space="0" w:color="000000"/>
+        </w:tblBorders>
       </w:tblPr>
       <w:tblGrid>
-        <w:gridCol w:w="1928"/>
-        <w:gridCol w:w="4876"/>
-        <w:gridCol w:w="2268"/>
+        <w:gridCol w:w="2381"/>
+        <w:gridCol w:w="7030"/>
       </w:tblGrid>
       <w:tr>
         <w:trPr>
@@ -1635,16 +1292,19 @@
         </w:trPr>
         <w:tc>
           <w:tcPr>
-            <w:tcW w:type="dxa" w:w="1928"/>
-            <w:shd w:val="clear" w:color="auto" w:fill="1F4E5F"/>
+            <w:tcW w:type="dxa" w:w="2381"/>
           </w:tcPr>
           <w:p>
-            <w:r/>
+            <w:pPr>
+              <w:keepNext/>
+              <w:spacing w:after="20"/>
+            </w:pPr>
             <w:r>
               <w:rPr>
                 <w:b/>
-                <w:color w:val="FFFFFF"/>
-                <w:sz w:val="20"/>
+                <w:i w:val="0"/>
+                <w:color w:val="000000"/>
+                <w:sz w:val="19"/>
               </w:rPr>
               <w:t>Problem</w:t>
             </w:r>
@@ -1652,35 +1312,21 @@
         </w:tc>
         <w:tc>
           <w:tcPr>
-            <w:tcW w:type="dxa" w:w="4876"/>
-            <w:shd w:val="clear" w:color="auto" w:fill="1F4E5F"/>
+            <w:tcW w:type="dxa" w:w="7030"/>
           </w:tcPr>
           <w:p>
-            <w:r/>
+            <w:pPr>
+              <w:keepNext/>
+              <w:spacing w:after="20"/>
+            </w:pPr>
             <w:r>
               <w:rPr>
                 <w:b/>
-                <w:color w:val="FFFFFF"/>
-                <w:sz w:val="20"/>
+                <w:i w:val="0"/>
+                <w:color w:val="000000"/>
+                <w:sz w:val="19"/>
               </w:rPr>
               <w:t>What people experienced</w:t>
-            </w:r>
-          </w:p>
-        </w:tc>
-        <w:tc>
-          <w:tcPr>
-            <w:tcW w:type="dxa" w:w="2268"/>
-            <w:shd w:val="clear" w:color="auto" w:fill="1F4E5F"/>
-          </w:tcPr>
-          <w:p>
-            <w:r/>
-            <w:r>
-              <w:rPr>
-                <w:b/>
-                <w:color w:val="FFFFFF"/>
-                <w:sz w:val="20"/>
-              </w:rPr>
-              <w:t>Also found by</w:t>
             </w:r>
           </w:p>
         </w:tc>
@@ -1691,15 +1337,19 @@
         </w:trPr>
         <w:tc>
           <w:tcPr>
-            <w:tcW w:type="dxa" w:w="1928"/>
+            <w:tcW w:type="dxa" w:w="2381"/>
           </w:tcPr>
           <w:p>
-            <w:r/>
+            <w:pPr>
+              <w:keepNext/>
+              <w:spacing w:after="20"/>
+            </w:pPr>
             <w:r>
               <w:rPr>
                 <w:b w:val="0"/>
                 <w:i w:val="0"/>
-                <w:sz w:val="20"/>
+                <w:color w:val="000000"/>
+                <w:sz w:val="19"/>
               </w:rPr>
               <w:t>Controls that don’t work</w:t>
             </w:r>
@@ -1707,33 +1357,21 @@
         </w:tc>
         <w:tc>
           <w:tcPr>
-            <w:tcW w:type="dxa" w:w="4876"/>
+            <w:tcW w:type="dxa" w:w="7030"/>
           </w:tcPr>
           <w:p>
-            <w:r/>
+            <w:pPr>
+              <w:keepNext/>
+              <w:spacing w:after="20"/>
+            </w:pPr>
             <w:r>
               <w:rPr>
                 <w:b w:val="0"/>
                 <w:i w:val="0"/>
-                <w:sz w:val="20"/>
+                <w:color w:val="000000"/>
+                <w:sz w:val="19"/>
               </w:rPr>
-              <w:t>Filter chips, “More filters” and sort changed nothing. Search returned the same three homes. Rent showed Buy results. Schedule Visit did nothing.</w:t>
-            </w:r>
-          </w:p>
-        </w:tc>
-        <w:tc>
-          <w:tcPr>
-            <w:tcW w:type="dxa" w:w="2268"/>
-          </w:tcPr>
-          <w:p>
-            <w:r/>
-            <w:r>
-              <w:rPr>
-                <w:b w:val="0"/>
-                <w:i w:val="0"/>
-                <w:sz w:val="20"/>
-              </w:rPr>
-              <w:t>Riya, Anushka, Naman; all 3 evaluators</w:t>
+              <w:t>Filter chips, “More filters” and sort changed nothing; search returned the same three homes; Rent showed Buy results; Schedule Visit did nothing.</w:t>
             </w:r>
           </w:p>
         </w:tc>
@@ -1744,16 +1382,19 @@
         </w:trPr>
         <w:tc>
           <w:tcPr>
-            <w:tcW w:type="dxa" w:w="1928"/>
-            <w:shd w:val="clear" w:color="auto" w:fill="EEF3F5"/>
+            <w:tcW w:type="dxa" w:w="2381"/>
           </w:tcPr>
           <w:p>
-            <w:r/>
+            <w:pPr>
+              <w:keepNext/>
+              <w:spacing w:after="20"/>
+            </w:pPr>
             <w:r>
               <w:rPr>
                 <w:b w:val="0"/>
                 <w:i w:val="0"/>
-                <w:sz w:val="20"/>
+                <w:color w:val="000000"/>
+                <w:sz w:val="19"/>
               </w:rPr>
               <w:t>Every card opens one property</w:t>
             </w:r>
@@ -1761,35 +1402,21 @@
         </w:tc>
         <w:tc>
           <w:tcPr>
-            <w:tcW w:type="dxa" w:w="4876"/>
-            <w:shd w:val="clear" w:color="auto" w:fill="EEF3F5"/>
+            <w:tcW w:type="dxa" w:w="7030"/>
           </w:tcPr>
           <w:p>
-            <w:r/>
+            <w:pPr>
+              <w:keepNext/>
+              <w:spacing w:after="20"/>
+            </w:pPr>
             <w:r>
               <w:rPr>
                 <w:b w:val="0"/>
                 <w:i w:val="0"/>
-                <w:sz w:val="20"/>
+                <w:color w:val="000000"/>
+                <w:sz w:val="19"/>
               </w:rPr>
               <w:t>Whichever listing you click, you land on Cedar House.</w:t>
-            </w:r>
-          </w:p>
-        </w:tc>
-        <w:tc>
-          <w:tcPr>
-            <w:tcW w:type="dxa" w:w="2268"/>
-            <w:shd w:val="clear" w:color="auto" w:fill="EEF3F5"/>
-          </w:tcPr>
-          <w:p>
-            <w:r/>
-            <w:r>
-              <w:rPr>
-                <w:b w:val="0"/>
-                <w:i w:val="0"/>
-                <w:sz w:val="20"/>
-              </w:rPr>
-              <w:t>Riya, Naman; all 3 evaluators</w:t>
             </w:r>
           </w:p>
         </w:tc>
@@ -1800,49 +1427,41 @@
         </w:trPr>
         <w:tc>
           <w:tcPr>
-            <w:tcW w:type="dxa" w:w="1928"/>
+            <w:tcW w:type="dxa" w:w="2381"/>
           </w:tcPr>
           <w:p>
-            <w:r/>
+            <w:pPr>
+              <w:keepNext/>
+              <w:spacing w:after="20"/>
+            </w:pPr>
             <w:r>
               <w:rPr>
                 <w:b w:val="0"/>
                 <w:i w:val="0"/>
-                <w:sz w:val="20"/>
+                <w:color w:val="000000"/>
+                <w:sz w:val="19"/>
               </w:rPr>
-              <w:t>Wrong navigation targets</w:t>
+              <w:t>Wrong navigation</w:t>
             </w:r>
           </w:p>
         </w:tc>
         <w:tc>
           <w:tcPr>
-            <w:tcW w:type="dxa" w:w="4876"/>
+            <w:tcW w:type="dxa" w:w="7030"/>
           </w:tcPr>
           <w:p>
-            <w:r/>
+            <w:pPr>
+              <w:keepNext/>
+              <w:spacing w:after="20"/>
+            </w:pPr>
             <w:r>
               <w:rPr>
                 <w:b w:val="0"/>
                 <w:i w:val="0"/>
-                <w:sz w:val="20"/>
+                <w:color w:val="000000"/>
+                <w:sz w:val="19"/>
               </w:rPr>
               <w:t>Saved opened a property page, My Activity opened Compare, List property went nowhere.</w:t>
-            </w:r>
-          </w:p>
-        </w:tc>
-        <w:tc>
-          <w:tcPr>
-            <w:tcW w:type="dxa" w:w="2268"/>
-          </w:tcPr>
-          <w:p>
-            <w:r/>
-            <w:r>
-              <w:rPr>
-                <w:b w:val="0"/>
-                <w:i w:val="0"/>
-                <w:sz w:val="20"/>
-              </w:rPr>
-              <w:t>Riya; all 3 evaluators</w:t>
             </w:r>
           </w:p>
         </w:tc>
@@ -1853,16 +1472,19 @@
         </w:trPr>
         <w:tc>
           <w:tcPr>
-            <w:tcW w:type="dxa" w:w="1928"/>
-            <w:shd w:val="clear" w:color="auto" w:fill="EEF3F5"/>
+            <w:tcW w:type="dxa" w:w="2381"/>
           </w:tcPr>
           <w:p>
-            <w:r/>
+            <w:pPr>
+              <w:keepNext/>
+              <w:spacing w:after="20"/>
+            </w:pPr>
             <w:r>
               <w:rPr>
                 <w:b w:val="0"/>
                 <w:i w:val="0"/>
-                <w:sz w:val="20"/>
+                <w:color w:val="000000"/>
+                <w:sz w:val="19"/>
               </w:rPr>
               <w:t>Data that contradicts itself</w:t>
             </w:r>
@@ -1870,35 +1492,21 @@
         </w:tc>
         <w:tc>
           <w:tcPr>
-            <w:tcW w:type="dxa" w:w="4876"/>
-            <w:shd w:val="clear" w:color="auto" w:fill="EEF3F5"/>
+            <w:tcW w:type="dxa" w:w="7030"/>
           </w:tcPr>
           <w:p>
-            <w:r/>
+            <w:pPr>
+              <w:keepNext/>
+              <w:spacing w:after="20"/>
+            </w:pPr>
             <w:r>
               <w:rPr>
                 <w:b w:val="0"/>
                 <w:i w:val="0"/>
-                <w:sz w:val="20"/>
+                <w:color w:val="000000"/>
+                <w:sz w:val="19"/>
               </w:rPr>
               <w:t>Owner “Rhea Menon” vs “Rakesh K.”; updated “2 hours” vs “2 days” ago; reply in 24 hours vs 1 hour; 4,280 vs 184 vs 42 homes, with only 3 shown.</w:t>
-            </w:r>
-          </w:p>
-        </w:tc>
-        <w:tc>
-          <w:tcPr>
-            <w:tcW w:type="dxa" w:w="2268"/>
-            <w:shd w:val="clear" w:color="auto" w:fill="EEF3F5"/>
-          </w:tcPr>
-          <w:p>
-            <w:r/>
-            <w:r>
-              <w:rPr>
-                <w:b w:val="0"/>
-                <w:i w:val="0"/>
-                <w:sz w:val="20"/>
-              </w:rPr>
-              <w:t>Anushka, Naman; all 3 evaluators</w:t>
             </w:r>
           </w:p>
         </w:tc>
@@ -1909,15 +1517,19 @@
         </w:trPr>
         <w:tc>
           <w:tcPr>
-            <w:tcW w:type="dxa" w:w="1928"/>
+            <w:tcW w:type="dxa" w:w="2381"/>
           </w:tcPr>
           <w:p>
-            <w:r/>
+            <w:pPr>
+              <w:keepNext/>
+              <w:spacing w:after="20"/>
+            </w:pPr>
             <w:r>
               <w:rPr>
                 <w:b w:val="0"/>
                 <w:i w:val="0"/>
-                <w:sz w:val="20"/>
+                <w:color w:val="000000"/>
+                <w:sz w:val="19"/>
               </w:rPr>
               <w:t>No mobile menu</w:t>
             </w:r>
@@ -1925,33 +1537,21 @@
         </w:tc>
         <w:tc>
           <w:tcPr>
-            <w:tcW w:type="dxa" w:w="4876"/>
+            <w:tcW w:type="dxa" w:w="7030"/>
           </w:tcPr>
           <w:p>
-            <w:r/>
+            <w:pPr>
+              <w:keepNext/>
+              <w:spacing w:after="20"/>
+            </w:pPr>
             <w:r>
               <w:rPr>
                 <w:b w:val="0"/>
                 <w:i w:val="0"/>
-                <w:sz w:val="20"/>
+                <w:color w:val="000000"/>
+                <w:sz w:val="19"/>
               </w:rPr>
-              <w:t>Below about 700 px the menu disappears with no hamburger menu.</w:t>
-            </w:r>
-          </w:p>
-        </w:tc>
-        <w:tc>
-          <w:tcPr>
-            <w:tcW w:type="dxa" w:w="2268"/>
-          </w:tcPr>
-          <w:p>
-            <w:r/>
-            <w:r>
-              <w:rPr>
-                <w:b w:val="0"/>
-                <w:i w:val="0"/>
-                <w:sz w:val="20"/>
-              </w:rPr>
-              <w:t>Riya; all 3 evaluators</w:t>
+              <w:t>Below about 700 px the menu disappears, with no hamburger menu.</w:t>
             </w:r>
           </w:p>
         </w:tc>
@@ -1962,16 +1562,18 @@
         </w:trPr>
         <w:tc>
           <w:tcPr>
-            <w:tcW w:type="dxa" w:w="1928"/>
-            <w:shd w:val="clear" w:color="auto" w:fill="EEF3F5"/>
+            <w:tcW w:type="dxa" w:w="2381"/>
           </w:tcPr>
           <w:p>
-            <w:r/>
+            <w:pPr>
+              <w:spacing w:after="20"/>
+            </w:pPr>
             <w:r>
               <w:rPr>
                 <w:b w:val="0"/>
                 <w:i w:val="0"/>
-                <w:sz w:val="20"/>
+                <w:color w:val="000000"/>
+                <w:sz w:val="19"/>
               </w:rPr>
               <w:t>Visual inconsistencies</w:t>
             </w:r>
@@ -1979,35 +1581,20 @@
         </w:tc>
         <w:tc>
           <w:tcPr>
-            <w:tcW w:type="dxa" w:w="4876"/>
-            <w:shd w:val="clear" w:color="auto" w:fill="EEF3F5"/>
+            <w:tcW w:type="dxa" w:w="7030"/>
           </w:tcPr>
           <w:p>
-            <w:r/>
+            <w:pPr>
+              <w:spacing w:after="20"/>
+            </w:pPr>
             <w:r>
               <w:rPr>
                 <w:b w:val="0"/>
                 <w:i w:val="0"/>
-                <w:sz w:val="20"/>
+                <w:color w:val="000000"/>
+                <w:sz w:val="19"/>
               </w:rPr>
-              <w:t>Contact page uses a different dark header and logo; Call button colour changes.</w:t>
-            </w:r>
-          </w:p>
-        </w:tc>
-        <w:tc>
-          <w:tcPr>
-            <w:tcW w:type="dxa" w:w="2268"/>
-            <w:shd w:val="clear" w:color="auto" w:fill="EEF3F5"/>
-          </w:tcPr>
-          <w:p>
-            <w:r/>
-            <w:r>
-              <w:rPr>
-                <w:b w:val="0"/>
-                <w:i w:val="0"/>
-                <w:sz w:val="20"/>
-              </w:rPr>
-              <w:t>Anushka; evaluators</w:t>
+              <w:t>Contact page has a different header and logo; the Call button changes colour.</w:t>
             </w:r>
           </w:p>
         </w:tc>
@@ -2015,7 +1602,7 @@
     </w:tbl>
     <w:p>
       <w:pPr>
-        <w:spacing w:after="40"/>
+        <w:spacing w:after="0" w:before="0"/>
       </w:pPr>
     </w:p>
     <w:p>
@@ -2023,48 +1610,59 @@
         <w:rPr>
           <w:b w:val="0"/>
           <w:i w:val="0"/>
+          <w:color w:val="000000"/>
         </w:rPr>
-        <w:t>The contradictions hurt the most, because trust is the whole idea behind the design. Anushka put it plainly:</w:t>
+        <w:t>The contradictions hurt most, because trust is the whole point of the design. Anushka: “If a verified site contradicts itself, it isn’t really verified.”</w:t>
+      </w:r>
+    </w:p>
+    <w:p>
+      <w:r>
+        <w:rPr>
+          <w:b/>
+          <w:i w:val="0"/>
+          <w:color w:val="000000"/>
+        </w:rPr>
+        <w:t>Clarity backs this up.</w:t>
+      </w:r>
+      <w:r>
+        <w:rPr>
+          <w:b w:val="0"/>
+          <w:i w:val="0"/>
+          <w:color w:val="000000"/>
+        </w:rPr>
+        <w:t xml:space="preserve"> On the search page, 33% of sessions had dead clicks and 33% had quick backs. There were no rage clicks and no JavaScript errors, so the issue is broken interactions, not performance.</w:t>
       </w:r>
     </w:p>
     <w:p>
       <w:pPr>
-        <w:ind w:left="567" w:right="567"/>
+        <w:pStyle w:val="Heading1"/>
+        <w:pBdr>
+          <w:bottom w:val="single" w:sz="4" w:space="1" w:color="000000"/>
+        </w:pBdr>
       </w:pPr>
       <w:r>
-        <w:rPr>
-          <w:i/>
-        </w:rPr>
-        <w:t>“If a verified site contradicts itself, it isn’t really verified.”</w:t>
-      </w:r>
-      <w:r>
-        <w:rPr>
-          <w:color w:val="555555"/>
-          <w:sz w:val="20"/>
-        </w:rPr>
-        <w:t xml:space="preserve">  — Anushka Ambadkar</w:t>
-      </w:r>
-    </w:p>
-    <w:p>
-      <w:pPr>
-        <w:pStyle w:val="Heading2"/>
-      </w:pPr>
-      <w:r>
-        <w:t>What the Clarity data showed</w:t>
+        <w:t>6. What We Would Fix, in Order</w:t>
       </w:r>
     </w:p>
     <w:tbl>
       <w:tblPr>
-        <w:tblStyle w:val="TableGrid"/>
         <w:tblW w:type="auto" w:w="0"/>
         <w:jc w:val="center"/>
         <w:tblLayout w:type="fixed"/>
         <w:tblLook w:firstColumn="1" w:firstRow="1" w:lastColumn="0" w:lastRow="0" w:noHBand="0" w:noVBand="1" w:val="04A0"/>
+        <w:tblBorders>
+          <w:top w:val="single" w:sz="4" w:space="0" w:color="000000"/>
+          <w:left w:val="single" w:sz="4" w:space="0" w:color="000000"/>
+          <w:bottom w:val="single" w:sz="4" w:space="0" w:color="000000"/>
+          <w:right w:val="single" w:sz="4" w:space="0" w:color="000000"/>
+          <w:insideH w:val="single" w:sz="4" w:space="0" w:color="000000"/>
+          <w:insideV w:val="single" w:sz="4" w:space="0" w:color="000000"/>
+        </w:tblBorders>
       </w:tblPr>
       <w:tblGrid>
-        <w:gridCol w:w="2551"/>
-        <w:gridCol w:w="1984"/>
-        <w:gridCol w:w="4535"/>
+        <w:gridCol w:w="454"/>
+        <w:gridCol w:w="5839"/>
+        <w:gridCol w:w="3118"/>
       </w:tblGrid>
       <w:tr>
         <w:trPr>
@@ -2073,52 +1671,61 @@
         </w:trPr>
         <w:tc>
           <w:tcPr>
-            <w:tcW w:type="dxa" w:w="2551"/>
-            <w:shd w:val="clear" w:color="auto" w:fill="1F4E5F"/>
+            <w:tcW w:type="dxa" w:w="454"/>
           </w:tcPr>
           <w:p>
-            <w:r/>
+            <w:pPr>
+              <w:keepNext/>
+              <w:spacing w:after="20"/>
+            </w:pPr>
             <w:r>
               <w:rPr>
                 <w:b/>
-                <w:color w:val="FFFFFF"/>
-                <w:sz w:val="20"/>
+                <w:i w:val="0"/>
+                <w:color w:val="000000"/>
+                <w:sz w:val="19"/>
               </w:rPr>
-              <w:t>Metric (search page)</w:t>
+              <w:t>#</w:t>
             </w:r>
           </w:p>
         </w:tc>
         <w:tc>
           <w:tcPr>
-            <w:tcW w:type="dxa" w:w="1984"/>
-            <w:shd w:val="clear" w:color="auto" w:fill="1F4E5F"/>
+            <w:tcW w:type="dxa" w:w="5839"/>
           </w:tcPr>
           <w:p>
-            <w:r/>
+            <w:pPr>
+              <w:keepNext/>
+              <w:spacing w:after="20"/>
+            </w:pPr>
             <w:r>
               <w:rPr>
                 <w:b/>
-                <w:color w:val="FFFFFF"/>
-                <w:sz w:val="20"/>
+                <w:i w:val="0"/>
+                <w:color w:val="000000"/>
+                <w:sz w:val="19"/>
               </w:rPr>
-              <w:t>Value</w:t>
+              <w:t>Fix</w:t>
             </w:r>
           </w:p>
         </w:tc>
         <w:tc>
           <w:tcPr>
-            <w:tcW w:type="dxa" w:w="4535"/>
-            <w:shd w:val="clear" w:color="auto" w:fill="1F4E5F"/>
+            <w:tcW w:type="dxa" w:w="3118"/>
           </w:tcPr>
           <w:p>
-            <w:r/>
+            <w:pPr>
+              <w:keepNext/>
+              <w:spacing w:after="20"/>
+            </w:pPr>
             <w:r>
               <w:rPr>
                 <w:b/>
-                <w:color w:val="FFFFFF"/>
-                <w:sz w:val="20"/>
+                <w:i w:val="0"/>
+                <w:color w:val="000000"/>
+                <w:sz w:val="19"/>
               </w:rPr>
-              <w:t>What it tells us</w:t>
+              <w:t>Why</w:t>
             </w:r>
           </w:p>
         </w:tc>
@@ -2129,426 +1736,19 @@
         </w:trPr>
         <w:tc>
           <w:tcPr>
-            <w:tcW w:type="dxa" w:w="2551"/>
+            <w:tcW w:type="dxa" w:w="454"/>
           </w:tcPr>
           <w:p>
-            <w:r/>
+            <w:pPr>
+              <w:keepNext/>
+              <w:spacing w:after="20"/>
+            </w:pPr>
             <w:r>
               <w:rPr>
                 <w:b w:val="0"/>
                 <w:i w:val="0"/>
-                <w:sz w:val="20"/>
-              </w:rPr>
-              <w:t>Sessions / unique users</w:t>
-            </w:r>
-          </w:p>
-        </w:tc>
-        <w:tc>
-          <w:tcPr>
-            <w:tcW w:type="dxa" w:w="1984"/>
-          </w:tcPr>
-          <w:p>
-            <w:r/>
-            <w:r>
-              <w:rPr>
-                <w:b w:val="0"/>
-                <w:i w:val="0"/>
-                <w:sz w:val="20"/>
-              </w:rPr>
-              <w:t>3 / 2</w:t>
-            </w:r>
-          </w:p>
-        </w:tc>
-        <w:tc>
-          <w:tcPr>
-            <w:tcW w:type="dxa" w:w="4535"/>
-          </w:tcPr>
-          <w:p>
-            <w:r/>
-            <w:r>
-              <w:rPr>
-                <w:b w:val="0"/>
-                <w:i w:val="0"/>
-                <w:sz w:val="20"/>
-              </w:rPr>
-              <w:t>A very small sample</w:t>
-            </w:r>
-          </w:p>
-        </w:tc>
-      </w:tr>
-      <w:tr>
-        <w:trPr>
-          <w:cantSplit w:val="true"/>
-        </w:trPr>
-        <w:tc>
-          <w:tcPr>
-            <w:tcW w:type="dxa" w:w="2551"/>
-            <w:shd w:val="clear" w:color="auto" w:fill="EEF3F5"/>
-          </w:tcPr>
-          <w:p>
-            <w:r/>
-            <w:r>
-              <w:rPr>
-                <w:b w:val="0"/>
-                <w:i w:val="0"/>
-                <w:sz w:val="20"/>
-              </w:rPr>
-              <w:t>Dead clicks</w:t>
-            </w:r>
-          </w:p>
-        </w:tc>
-        <w:tc>
-          <w:tcPr>
-            <w:tcW w:type="dxa" w:w="1984"/>
-            <w:shd w:val="clear" w:color="auto" w:fill="EEF3F5"/>
-          </w:tcPr>
-          <w:p>
-            <w:r/>
-            <w:r>
-              <w:rPr>
-                <w:b w:val="0"/>
-                <w:i w:val="0"/>
-                <w:sz w:val="20"/>
-              </w:rPr>
-              <w:t>33.33% of sessions</w:t>
-            </w:r>
-          </w:p>
-        </w:tc>
-        <w:tc>
-          <w:tcPr>
-            <w:tcW w:type="dxa" w:w="4535"/>
-            <w:shd w:val="clear" w:color="auto" w:fill="EEF3F5"/>
-          </w:tcPr>
-          <w:p>
-            <w:r/>
-            <w:r>
-              <w:rPr>
-                <w:b w:val="0"/>
-                <w:i w:val="0"/>
-                <w:sz w:val="20"/>
-              </w:rPr>
-              <w:t>People clicked things that did nothing</w:t>
-            </w:r>
-          </w:p>
-        </w:tc>
-      </w:tr>
-      <w:tr>
-        <w:trPr>
-          <w:cantSplit w:val="true"/>
-        </w:trPr>
-        <w:tc>
-          <w:tcPr>
-            <w:tcW w:type="dxa" w:w="2551"/>
-          </w:tcPr>
-          <w:p>
-            <w:r/>
-            <w:r>
-              <w:rPr>
-                <w:b w:val="0"/>
-                <w:i w:val="0"/>
-                <w:sz w:val="20"/>
-              </w:rPr>
-              <w:t>Quick backs</w:t>
-            </w:r>
-          </w:p>
-        </w:tc>
-        <w:tc>
-          <w:tcPr>
-            <w:tcW w:type="dxa" w:w="1984"/>
-          </w:tcPr>
-          <w:p>
-            <w:r/>
-            <w:r>
-              <w:rPr>
-                <w:b w:val="0"/>
-                <w:i w:val="0"/>
-                <w:sz w:val="20"/>
-              </w:rPr>
-              <w:t>33.33% of sessions</w:t>
-            </w:r>
-          </w:p>
-        </w:tc>
-        <w:tc>
-          <w:tcPr>
-            <w:tcW w:type="dxa" w:w="4535"/>
-          </w:tcPr>
-          <w:p>
-            <w:r/>
-            <w:r>
-              <w:rPr>
-                <w:b w:val="0"/>
-                <w:i w:val="0"/>
-                <w:sz w:val="20"/>
-              </w:rPr>
-              <w:t>People landed somewhere unexpected and went back</w:t>
-            </w:r>
-          </w:p>
-        </w:tc>
-      </w:tr>
-      <w:tr>
-        <w:trPr>
-          <w:cantSplit w:val="true"/>
-        </w:trPr>
-        <w:tc>
-          <w:tcPr>
-            <w:tcW w:type="dxa" w:w="2551"/>
-            <w:shd w:val="clear" w:color="auto" w:fill="EEF3F5"/>
-          </w:tcPr>
-          <w:p>
-            <w:r/>
-            <w:r>
-              <w:rPr>
-                <w:b w:val="0"/>
-                <w:i w:val="0"/>
-                <w:sz w:val="20"/>
-              </w:rPr>
-              <w:t>Rage clicks</w:t>
-            </w:r>
-          </w:p>
-        </w:tc>
-        <w:tc>
-          <w:tcPr>
-            <w:tcW w:type="dxa" w:w="1984"/>
-            <w:shd w:val="clear" w:color="auto" w:fill="EEF3F5"/>
-          </w:tcPr>
-          <w:p>
-            <w:r/>
-            <w:r>
-              <w:rPr>
-                <w:b w:val="0"/>
-                <w:i w:val="0"/>
-                <w:sz w:val="20"/>
-              </w:rPr>
-              <w:t>0%</w:t>
-            </w:r>
-          </w:p>
-        </w:tc>
-        <w:tc>
-          <w:tcPr>
-            <w:tcW w:type="dxa" w:w="4535"/>
-            <w:shd w:val="clear" w:color="auto" w:fill="EEF3F5"/>
-          </w:tcPr>
-          <w:p>
-            <w:r/>
-            <w:r>
-              <w:rPr>
-                <w:b w:val="0"/>
-                <w:i w:val="0"/>
-                <w:sz w:val="20"/>
-              </w:rPr>
-              <w:t>Frustration didn’t boil over</w:t>
-            </w:r>
-          </w:p>
-        </w:tc>
-      </w:tr>
-      <w:tr>
-        <w:trPr>
-          <w:cantSplit w:val="true"/>
-        </w:trPr>
-        <w:tc>
-          <w:tcPr>
-            <w:tcW w:type="dxa" w:w="2551"/>
-          </w:tcPr>
-          <w:p>
-            <w:r/>
-            <w:r>
-              <w:rPr>
-                <w:b w:val="0"/>
-                <w:i w:val="0"/>
-                <w:sz w:val="20"/>
-              </w:rPr>
-              <w:t>Average scroll depth</w:t>
-            </w:r>
-          </w:p>
-        </w:tc>
-        <w:tc>
-          <w:tcPr>
-            <w:tcW w:type="dxa" w:w="1984"/>
-          </w:tcPr>
-          <w:p>
-            <w:r/>
-            <w:r>
-              <w:rPr>
-                <w:b w:val="0"/>
-                <w:i w:val="0"/>
-                <w:sz w:val="20"/>
-              </w:rPr>
-              <w:t>74.40%</w:t>
-            </w:r>
-          </w:p>
-        </w:tc>
-        <w:tc>
-          <w:tcPr>
-            <w:tcW w:type="dxa" w:w="4535"/>
-          </w:tcPr>
-          <w:p>
-            <w:r/>
-            <w:r>
-              <w:rPr>
-                <w:b w:val="0"/>
-                <w:i w:val="0"/>
-                <w:sz w:val="20"/>
-              </w:rPr>
-              <w:t>People did explore the results</w:t>
-            </w:r>
-          </w:p>
-        </w:tc>
-      </w:tr>
-      <w:tr>
-        <w:trPr>
-          <w:cantSplit w:val="true"/>
-        </w:trPr>
-        <w:tc>
-          <w:tcPr>
-            <w:tcW w:type="dxa" w:w="2551"/>
-            <w:shd w:val="clear" w:color="auto" w:fill="EEF3F5"/>
-          </w:tcPr>
-          <w:p>
-            <w:r/>
-            <w:r>
-              <w:rPr>
-                <w:b w:val="0"/>
-                <w:i w:val="0"/>
-                <w:sz w:val="20"/>
-              </w:rPr>
-              <w:t>JavaScript errors</w:t>
-            </w:r>
-          </w:p>
-        </w:tc>
-        <w:tc>
-          <w:tcPr>
-            <w:tcW w:type="dxa" w:w="1984"/>
-            <w:shd w:val="clear" w:color="auto" w:fill="EEF3F5"/>
-          </w:tcPr>
-          <w:p>
-            <w:r/>
-            <w:r>
-              <w:rPr>
-                <w:b w:val="0"/>
-                <w:i w:val="0"/>
-                <w:sz w:val="20"/>
-              </w:rPr>
-              <w:t>0</w:t>
-            </w:r>
-          </w:p>
-        </w:tc>
-        <w:tc>
-          <w:tcPr>
-            <w:tcW w:type="dxa" w:w="4535"/>
-            <w:shd w:val="clear" w:color="auto" w:fill="EEF3F5"/>
-          </w:tcPr>
-          <w:p>
-            <w:r/>
-            <w:r>
-              <w:rPr>
-                <w:b w:val="0"/>
-                <w:i w:val="0"/>
-                <w:sz w:val="20"/>
-              </w:rPr>
-              <w:t>Problems are broken interactions, not performance</w:t>
-            </w:r>
-          </w:p>
-        </w:tc>
-      </w:tr>
-    </w:tbl>
-    <w:p>
-      <w:pPr>
-        <w:spacing w:after="40"/>
-      </w:pPr>
-    </w:p>
-    <w:p>
-      <w:pPr>
-        <w:pStyle w:val="Heading1"/>
-      </w:pPr>
-      <w:r>
-        <w:t>6. What We Would Fix, in Order</w:t>
-      </w:r>
-    </w:p>
-    <w:tbl>
-      <w:tblPr>
-        <w:tblStyle w:val="TableGrid"/>
-        <w:tblW w:type="auto" w:w="0"/>
-        <w:jc w:val="center"/>
-        <w:tblLayout w:type="fixed"/>
-        <w:tblLook w:firstColumn="1" w:firstRow="1" w:lastColumn="0" w:lastRow="0" w:noHBand="0" w:noVBand="1" w:val="04A0"/>
-      </w:tblPr>
-      <w:tblGrid>
-        <w:gridCol w:w="1020"/>
-        <w:gridCol w:w="5102"/>
-        <w:gridCol w:w="2948"/>
-      </w:tblGrid>
-      <w:tr>
-        <w:trPr>
-          <w:tblHeader w:val="true"/>
-          <w:cantSplit w:val="true"/>
-        </w:trPr>
-        <w:tc>
-          <w:tcPr>
-            <w:tcW w:type="dxa" w:w="1020"/>
-            <w:shd w:val="clear" w:color="auto" w:fill="1F4E5F"/>
-          </w:tcPr>
-          <w:p>
-            <w:r/>
-            <w:r>
-              <w:rPr>
-                <w:b/>
-                <w:color w:val="FFFFFF"/>
-                <w:sz w:val="20"/>
-              </w:rPr>
-              <w:t>Priority</w:t>
-            </w:r>
-          </w:p>
-        </w:tc>
-        <w:tc>
-          <w:tcPr>
-            <w:tcW w:type="dxa" w:w="5102"/>
-            <w:shd w:val="clear" w:color="auto" w:fill="1F4E5F"/>
-          </w:tcPr>
-          <w:p>
-            <w:r/>
-            <w:r>
-              <w:rPr>
-                <w:b/>
-                <w:color w:val="FFFFFF"/>
-                <w:sz w:val="20"/>
-              </w:rPr>
-              <w:t>Fix</w:t>
-            </w:r>
-          </w:p>
-        </w:tc>
-        <w:tc>
-          <w:tcPr>
-            <w:tcW w:type="dxa" w:w="2948"/>
-            <w:shd w:val="clear" w:color="auto" w:fill="1F4E5F"/>
-          </w:tcPr>
-          <w:p>
-            <w:r/>
-            <w:r>
-              <w:rPr>
-                <w:b/>
-                <w:color w:val="FFFFFF"/>
-                <w:sz w:val="20"/>
-              </w:rPr>
-              <w:t>Why it matters</w:t>
-            </w:r>
-          </w:p>
-        </w:tc>
-      </w:tr>
-      <w:tr>
-        <w:trPr>
-          <w:cantSplit w:val="true"/>
-        </w:trPr>
-        <w:tc>
-          <w:tcPr>
-            <w:tcW w:type="dxa" w:w="1020"/>
-          </w:tcPr>
-          <w:p>
-            <w:r/>
-            <w:r>
-              <w:rPr>
-                <w:b w:val="0"/>
-                <w:i w:val="0"/>
-                <w:sz w:val="20"/>
+                <w:color w:val="000000"/>
+                <w:sz w:val="19"/>
               </w:rPr>
               <w:t>1</w:t>
             </w:r>
@@ -2556,31 +1756,39 @@
         </w:tc>
         <w:tc>
           <w:tcPr>
-            <w:tcW w:type="dxa" w:w="5102"/>
+            <w:tcW w:type="dxa" w:w="5839"/>
           </w:tcPr>
           <w:p>
-            <w:r/>
+            <w:pPr>
+              <w:keepNext/>
+              <w:spacing w:after="20"/>
+            </w:pPr>
             <w:r>
               <w:rPr>
                 <w:b w:val="0"/>
                 <w:i w:val="0"/>
-                <w:sz w:val="20"/>
+                <w:color w:val="000000"/>
+                <w:sz w:val="19"/>
               </w:rPr>
-              <w:t>Use one data source for owner name, update time, reply time and listing counts on every page</w:t>
+              <w:t>Use one data source for owner name, update time, reply time and listing counts</w:t>
             </w:r>
           </w:p>
         </w:tc>
         <w:tc>
           <w:tcPr>
-            <w:tcW w:type="dxa" w:w="2948"/>
+            <w:tcW w:type="dxa" w:w="3118"/>
           </w:tcPr>
           <w:p>
-            <w:r/>
+            <w:pPr>
+              <w:keepNext/>
+              <w:spacing w:after="20"/>
+            </w:pPr>
             <w:r>
               <w:rPr>
                 <w:b w:val="0"/>
                 <w:i w:val="0"/>
-                <w:sz w:val="20"/>
+                <w:color w:val="000000"/>
+                <w:sz w:val="19"/>
               </w:rPr>
               <w:t>Small effort, biggest effect on trust</w:t>
             </w:r>
@@ -2593,16 +1801,19 @@
         </w:trPr>
         <w:tc>
           <w:tcPr>
-            <w:tcW w:type="dxa" w:w="1020"/>
-            <w:shd w:val="clear" w:color="auto" w:fill="EEF3F5"/>
+            <w:tcW w:type="dxa" w:w="454"/>
           </w:tcPr>
           <w:p>
-            <w:r/>
+            <w:pPr>
+              <w:keepNext/>
+              <w:spacing w:after="20"/>
+            </w:pPr>
             <w:r>
               <w:rPr>
                 <w:b w:val="0"/>
                 <w:i w:val="0"/>
-                <w:sz w:val="20"/>
+                <w:color w:val="000000"/>
+                <w:sz w:val="19"/>
               </w:rPr>
               <w:t>2</w:t>
             </w:r>
@@ -2610,33 +1821,39 @@
         </w:tc>
         <w:tc>
           <w:tcPr>
-            <w:tcW w:type="dxa" w:w="5102"/>
-            <w:shd w:val="clear" w:color="auto" w:fill="EEF3F5"/>
+            <w:tcW w:type="dxa" w:w="5839"/>
           </w:tcPr>
           <w:p>
-            <w:r/>
+            <w:pPr>
+              <w:keepNext/>
+              <w:spacing w:after="20"/>
+            </w:pPr>
             <w:r>
               <w:rPr>
                 <w:b w:val="0"/>
                 <w:i w:val="0"/>
-                <w:sz w:val="20"/>
+                <w:color w:val="000000"/>
+                <w:sz w:val="19"/>
               </w:rPr>
-              <w:t>Make the core flow work end to end: search → filter → open the right listing → save → contact or schedule a visit. Hide anything not yet working.</w:t>
+              <w:t>Make one full flow work: search → filter → right listing → save → contact or visit. Hide anything not wired up yet.</w:t>
             </w:r>
           </w:p>
         </w:tc>
         <w:tc>
           <w:tcPr>
-            <w:tcW w:type="dxa" w:w="2948"/>
-            <w:shd w:val="clear" w:color="auto" w:fill="EEF3F5"/>
+            <w:tcW w:type="dxa" w:w="3118"/>
           </w:tcPr>
           <w:p>
-            <w:r/>
+            <w:pPr>
+              <w:keepNext/>
+              <w:spacing w:after="20"/>
+            </w:pPr>
             <w:r>
               <w:rPr>
                 <w:b w:val="0"/>
                 <w:i w:val="0"/>
-                <w:sz w:val="20"/>
+                <w:color w:val="000000"/>
+                <w:sz w:val="19"/>
               </w:rPr>
               <w:t>Dead buttons were the most common complaint</w:t>
             </w:r>
@@ -2649,15 +1866,19 @@
         </w:trPr>
         <w:tc>
           <w:tcPr>
-            <w:tcW w:type="dxa" w:w="1020"/>
+            <w:tcW w:type="dxa" w:w="454"/>
           </w:tcPr>
           <w:p>
-            <w:r/>
+            <w:pPr>
+              <w:keepNext/>
+              <w:spacing w:after="20"/>
+            </w:pPr>
             <w:r>
               <w:rPr>
                 <w:b w:val="0"/>
                 <w:i w:val="0"/>
-                <w:sz w:val="20"/>
+                <w:color w:val="000000"/>
+                <w:sz w:val="19"/>
               </w:rPr>
               <w:t>3</w:t>
             </w:r>
@@ -2665,33 +1886,41 @@
         </w:tc>
         <w:tc>
           <w:tcPr>
-            <w:tcW w:type="dxa" w:w="5102"/>
+            <w:tcW w:type="dxa" w:w="5839"/>
           </w:tcPr>
           <w:p>
-            <w:r/>
+            <w:pPr>
+              <w:keepNext/>
+              <w:spacing w:after="20"/>
+            </w:pPr>
             <w:r>
               <w:rPr>
                 <w:b w:val="0"/>
                 <w:i w:val="0"/>
-                <w:sz w:val="20"/>
+                <w:color w:val="000000"/>
+                <w:sz w:val="19"/>
               </w:rPr>
-              <w:t>Fix navigation for Saved, My Activity, Rent and List property, and add a mobile menu</w:t>
+              <w:t>Fix Saved, My Activity, Rent and List property, and add a mobile menu</w:t>
             </w:r>
           </w:p>
         </w:tc>
         <w:tc>
           <w:tcPr>
-            <w:tcW w:type="dxa" w:w="2948"/>
+            <w:tcW w:type="dxa" w:w="3118"/>
           </w:tcPr>
           <w:p>
-            <w:r/>
+            <w:pPr>
+              <w:keepNext/>
+              <w:spacing w:after="20"/>
+            </w:pPr>
             <w:r>
               <w:rPr>
                 <w:b w:val="0"/>
                 <w:i w:val="0"/>
-                <w:sz w:val="20"/>
+                <w:color w:val="000000"/>
+                <w:sz w:val="19"/>
               </w:rPr>
-              <w:t>People got lost or hit dead ends</w:t>
+              <w:t>People hit dead ends</w:t>
             </w:r>
           </w:p>
         </w:tc>
@@ -2702,16 +1931,19 @@
         </w:trPr>
         <w:tc>
           <w:tcPr>
-            <w:tcW w:type="dxa" w:w="1020"/>
-            <w:shd w:val="clear" w:color="auto" w:fill="EEF3F5"/>
+            <w:tcW w:type="dxa" w:w="454"/>
           </w:tcPr>
           <w:p>
-            <w:r/>
+            <w:pPr>
+              <w:keepNext/>
+              <w:spacing w:after="20"/>
+            </w:pPr>
             <w:r>
               <w:rPr>
                 <w:b w:val="0"/>
                 <w:i w:val="0"/>
-                <w:sz w:val="20"/>
+                <w:color w:val="000000"/>
+                <w:sz w:val="19"/>
               </w:rPr>
               <w:t>4</w:t>
             </w:r>
@@ -2719,35 +1951,41 @@
         </w:tc>
         <w:tc>
           <w:tcPr>
-            <w:tcW w:type="dxa" w:w="5102"/>
-            <w:shd w:val="clear" w:color="auto" w:fill="EEF3F5"/>
+            <w:tcW w:type="dxa" w:w="5839"/>
           </w:tcPr>
           <w:p>
-            <w:r/>
+            <w:pPr>
+              <w:keepNext/>
+              <w:spacing w:after="20"/>
+            </w:pPr>
             <w:r>
               <w:rPr>
                 <w:b w:val="0"/>
                 <w:i w:val="0"/>
-                <w:sz w:val="20"/>
+                <w:color w:val="000000"/>
+                <w:sz w:val="19"/>
               </w:rPr>
-              <w:t>Keep and build on Compare, freshness and verification labels, the privacy relay note and the “what happens next” screen</w:t>
+              <w:t>Keep Compare, freshness labels, the privacy note and the “what happens next” screen</w:t>
             </w:r>
           </w:p>
         </w:tc>
         <w:tc>
           <w:tcPr>
-            <w:tcW w:type="dxa" w:w="2948"/>
-            <w:shd w:val="clear" w:color="auto" w:fill="EEF3F5"/>
+            <w:tcW w:type="dxa" w:w="3118"/>
           </w:tcPr>
           <w:p>
-            <w:r/>
+            <w:pPr>
+              <w:keepNext/>
+              <w:spacing w:after="20"/>
+            </w:pPr>
             <w:r>
               <w:rPr>
                 <w:b w:val="0"/>
                 <w:i w:val="0"/>
-                <w:sz w:val="20"/>
+                <w:color w:val="000000"/>
+                <w:sz w:val="19"/>
               </w:rPr>
-              <w:t>These are what people loved most</w:t>
+              <w:t>What people liked most</w:t>
             </w:r>
           </w:p>
         </w:tc>
@@ -2758,15 +1996,18 @@
         </w:trPr>
         <w:tc>
           <w:tcPr>
-            <w:tcW w:type="dxa" w:w="1020"/>
+            <w:tcW w:type="dxa" w:w="454"/>
           </w:tcPr>
           <w:p>
-            <w:r/>
+            <w:pPr>
+              <w:spacing w:after="20"/>
+            </w:pPr>
             <w:r>
               <w:rPr>
                 <w:b w:val="0"/>
                 <w:i w:val="0"/>
-                <w:sz w:val="20"/>
+                <w:color w:val="000000"/>
+                <w:sz w:val="19"/>
               </w:rPr>
               <w:t>5</w:t>
             </w:r>
@@ -2774,33 +2015,39 @@
         </w:tc>
         <w:tc>
           <w:tcPr>
-            <w:tcW w:type="dxa" w:w="5102"/>
+            <w:tcW w:type="dxa" w:w="5839"/>
           </w:tcPr>
           <w:p>
-            <w:r/>
+            <w:pPr>
+              <w:spacing w:after="20"/>
+            </w:pPr>
             <w:r>
               <w:rPr>
                 <w:b w:val="0"/>
                 <w:i w:val="0"/>
-                <w:sz w:val="20"/>
+                <w:color w:val="000000"/>
+                <w:sz w:val="19"/>
               </w:rPr>
-              <w:t>Add back some search depth: exact budget and area ranges and a locality picker, without the clutter</w:t>
+              <w:t>Add exact budget, area and locality filters without the clutter</w:t>
             </w:r>
           </w:p>
         </w:tc>
         <w:tc>
           <w:tcPr>
-            <w:tcW w:type="dxa" w:w="2948"/>
+            <w:tcW w:type="dxa" w:w="3118"/>
           </w:tcPr>
           <w:p>
-            <w:r/>
+            <w:pPr>
+              <w:spacing w:after="20"/>
+            </w:pPr>
             <w:r>
               <w:rPr>
                 <w:b w:val="0"/>
                 <w:i w:val="0"/>
-                <w:sz w:val="20"/>
+                <w:color w:val="000000"/>
+                <w:sz w:val="19"/>
               </w:rPr>
-              <w:t>Reuben missed 99acres’ filter flexibility</w:t>
+              <w:t>Reuben missed 99acres’ flexibility</w:t>
             </w:r>
           </w:p>
         </w:tc>
@@ -2808,12 +2055,15 @@
     </w:tbl>
     <w:p>
       <w:pPr>
-        <w:spacing w:after="40"/>
+        <w:spacing w:after="0" w:before="0"/>
       </w:pPr>
     </w:p>
     <w:p>
       <w:pPr>
         <w:pStyle w:val="Heading1"/>
+        <w:pBdr>
+          <w:bottom w:val="single" w:sz="4" w:space="1" w:color="000000"/>
+        </w:pBdr>
       </w:pPr>
       <w:r>
         <w:t>7. Honest Limitations</w:t>
@@ -2822,126 +2072,141 @@
     <w:p>
       <w:pPr>
         <w:pStyle w:val="ListBullet"/>
-        <w:spacing w:after="60"/>
+        <w:spacing w:after="40"/>
       </w:pPr>
       <w:r>
         <w:rPr>
           <w:b/>
           <w:i w:val="0"/>
+          <w:color w:val="000000"/>
         </w:rPr>
-        <w:t>Five participants is a small sample.</w:t>
+        <w:t>Small sample.</w:t>
       </w:r>
       <w:r>
         <w:rPr>
           <w:b w:val="0"/>
           <w:i w:val="0"/>
+          <w:color w:val="000000"/>
         </w:rPr>
-        <w:t xml:space="preserve"> It’s enough to spot the big recurring problems, which is what Think Aloud is good for, but not enough to treat the scores as statistically meaningful.</w:t>
+        <w:t xml:space="preserve"> Five people is enough to spot the big recurring problems, but the scores aren’t statistically meaningful.</w:t>
       </w:r>
     </w:p>
     <w:p>
       <w:pPr>
         <w:pStyle w:val="ListBullet"/>
-        <w:spacing w:after="60"/>
+        <w:spacing w:after="40"/>
       </w:pPr>
       <w:r>
         <w:rPr>
           <w:b/>
           <w:i w:val="0"/>
+          <w:color w:val="000000"/>
         </w:rPr>
-        <w:t>All participants are fellow students</w:t>
+        <w:t>Similar participants.</w:t>
       </w:r>
       <w:r>
         <w:rPr>
           <w:b w:val="0"/>
           <w:i w:val="0"/>
+          <w:color w:val="000000"/>
         </w:rPr>
-        <w:t xml:space="preserve"> of a similar age and comfort with technology. Real home buyers, older users and first-time buyers may react differently.</w:t>
+        <w:t xml:space="preserve"> All are fellow students; real, older or first-time home buyers may react differently.</w:t>
       </w:r>
     </w:p>
     <w:p>
       <w:pPr>
         <w:pStyle w:val="ListBullet"/>
-        <w:spacing w:after="60"/>
+        <w:spacing w:after="40"/>
       </w:pPr>
       <w:r>
         <w:rPr>
           <w:b/>
           <w:i w:val="0"/>
+          <w:color w:val="000000"/>
         </w:rPr>
-        <w:t>The order was always the same:</w:t>
+        <w:t>Fixed order.</w:t>
       </w:r>
       <w:r>
         <w:rPr>
           <w:b w:val="0"/>
           <w:i w:val="0"/>
+          <w:color w:val="000000"/>
         </w:rPr>
-        <w:t xml:space="preserve"> 99acres first, then our redesign. By the second site participants knew what to look for, which probably helped our prototype.</w:t>
+        <w:t xml:space="preserve"> 99acres always came first, so people knew what to look for by the time they reached our prototype.</w:t>
       </w:r>
     </w:p>
     <w:p>
       <w:pPr>
         <w:pStyle w:val="ListBullet"/>
-        <w:spacing w:after="60"/>
+        <w:spacing w:after="40"/>
       </w:pPr>
       <w:r>
         <w:rPr>
           <w:b/>
           <w:i w:val="0"/>
+          <w:color w:val="000000"/>
         </w:rPr>
-        <w:t>Some sessions were partly guided.</w:t>
+        <w:t>Partly guided sessions.</w:t>
       </w:r>
       <w:r>
         <w:rPr>
           <w:b w:val="0"/>
           <w:i w:val="0"/>
+          <w:color w:val="000000"/>
         </w:rPr>
-        <w:t xml:space="preserve"> Several followed a similar task script, and a couple of transcripts read more like a planned walkthrough than spontaneous thinking aloud. Reuben’s session describes the steps with little reaction, and he did not give scores.</w:t>
+        <w:t xml:space="preserve"> Some transcripts read more like a planned walkthrough than spontaneous thinking aloud, and Reuben gave no scores.</w:t>
       </w:r>
     </w:p>
     <w:p>
       <w:pPr>
         <w:pStyle w:val="ListBullet"/>
-        <w:spacing w:after="60"/>
+        <w:spacing w:after="40"/>
       </w:pPr>
       <w:r>
         <w:rPr>
           <w:b/>
           <w:i w:val="0"/>
+          <w:color w:val="000000"/>
         </w:rPr>
-        <w:t>The feedback doesn’t fully agree.</w:t>
+        <w:t>Some disagreement.</w:t>
       </w:r>
       <w:r>
         <w:rPr>
           <w:b w:val="0"/>
           <w:i w:val="0"/>
+          <w:color w:val="000000"/>
         </w:rPr>
-        <w:t xml:space="preserve"> In his session Vishwajit said the filters were “working perfectly fine” and mentioned dark mode, while the other participants and all three heuristic evaluators (Vishwajit among them) found the filters inactive. We have gone with the majority finding, but we are flagging the disagreement rather than hiding it.</w:t>
+        <w:t xml:space="preserve"> Vishwajit said the filters worked and mentioned dark mode, while the other participants and all three evaluators (including him) found the filters inactive. We went with the majority, but we are flagging it.</w:t>
       </w:r>
     </w:p>
     <w:p>
       <w:pPr>
         <w:pStyle w:val="ListBullet"/>
-        <w:spacing w:after="60"/>
+        <w:spacing w:after="40"/>
       </w:pPr>
       <w:r>
         <w:rPr>
           <w:b/>
           <w:i w:val="0"/>
+          <w:color w:val="000000"/>
         </w:rPr>
-        <w:t>Our Clarity sample is tiny:</w:t>
+        <w:t>Tiny Clarity sample.</w:t>
       </w:r>
       <w:r>
         <w:rPr>
           <w:b w:val="0"/>
           <w:i w:val="0"/>
+          <w:color w:val="000000"/>
         </w:rPr>
-        <w:t xml:space="preserve"> 3 sessions from 2 unique users. It agrees with the interviews, but on its own it isn’t strong evidence.</w:t>
+        <w:t xml:space="preserve"> 3 sessions from 2 users. It agrees with the interviews but isn’t strong evidence on its own.</w:t>
       </w:r>
     </w:p>
     <w:p>
       <w:pPr>
         <w:pStyle w:val="Heading1"/>
+        <w:pBdr>
+          <w:bottom w:val="single" w:sz="4" w:space="1" w:color="000000"/>
+        </w:pBdr>
       </w:pPr>
       <w:r>
         <w:t>8. Final Word</w:t>
@@ -2952,8 +2217,9 @@
         <w:rPr>
           <w:b w:val="0"/>
           <w:i w:val="0"/>
+          <w:color w:val="000000"/>
         </w:rPr>
-        <w:t>Our redesign got the idea right. When people can see who they are dealing with, what has been verified and what will happen to their phone number, they relax and actually make decisions instead of guessing. That came through in every session that reached the contact step.</w:t>
+        <w:t>Our redesign got the idea right. When people can see who they’re dealing with, what has been verified and what will happen to their number, they relax and actually make decisions. Vishwajit summed it up: “I actually feel like I made a decision.”</w:t>
       </w:r>
     </w:p>
     <w:p>
@@ -2961,13 +2227,14 @@
         <w:rPr>
           <w:b w:val="0"/>
           <w:i w:val="0"/>
+          <w:color w:val="000000"/>
         </w:rPr>
-        <w:t>What we haven’t done yet is deliver on that idea consistently. A trust-first design can’t afford contradictory data or buttons that don’t work, because those are exactly the details that make people suspicious. The good news is that most of these fixes are small and well understood. Making the data consistent and completing one full flow from search to contact is our next step, and it would turn a convincing showroom into something people could actually use to find a home.</w:t>
+        <w:t>What we haven’t done yet is deliver that idea consistently. A trust-first design can’t afford contradictory data or buttons that don’t work, because those are exactly the details that make people suspicious. Most of the fixes are small and well understood. Making the data consistent and completing one full flow from search to contact is our next step, and it would turn a convincing showroom into something people could genuinely use to find a home.</w:t>
       </w:r>
     </w:p>
     <w:sectPr>
       <w:pgSz w:w="12240" w:h="15840"/>
-      <w:pgMar w:top="1247" w:right="1304" w:bottom="1247" w:left="1304" w:header="720" w:footer="720" w:gutter="0"/>
+      <w:pgMar w:top="1134" w:right="1247" w:bottom="1134" w:left="1247" w:header="720" w:footer="720" w:gutter="0"/>
       <w:cols w:space="720"/>
       <w:docGrid w:linePitch="360"/>
     </w:sectPr>
@@ -3339,11 +2606,12 @@
     <w:qFormat/>
     <w:rsid w:val="00FC693F"/>
     <w:pPr>
-      <w:spacing w:after="120" w:line="276" w:lineRule="auto"/>
+      <w:spacing w:after="80" w:line="264" w:lineRule="auto"/>
     </w:pPr>
     <w:rPr>
       <w:rFonts w:ascii="Calibri" w:hAnsi="Calibri" w:eastAsia="Calibri"/>
-      <w:sz w:val="22"/>
+      <w:color w:val="000000"/>
+      <w:sz w:val="21"/>
     </w:rPr>
   </w:style>
   <w:style w:type="paragraph" w:styleId="Header">
@@ -3401,15 +2669,16 @@
     <w:pPr>
       <w:keepNext/>
       <w:keepLines/>
-      <w:spacing w:before="280" w:after="80"/>
+      <w:spacing w:before="200" w:after="60"/>
       <w:outlineLvl w:val="0"/>
     </w:pPr>
     <w:rPr>
-      <w:rFonts w:asciiTheme="majorHAnsi" w:eastAsiaTheme="majorEastAsia" w:hAnsiTheme="majorHAnsi" w:cstheme="majorBidi" w:ascii="Calibri" w:hAnsi="Calibri"/>
+      <w:rFonts w:ascii="Calibri" w:hAnsi="Calibri" w:eastAsia="Calibri" w:cs="Calibri"/>
       <w:b/>
       <w:bCs/>
-      <w:color w:val="1F4E5F"/>
-      <w:sz w:val="30"/>
+      <w:i w:val="0"/>
+      <w:color w:val="000000"/>
+      <w:sz w:val="26"/>
       <w:szCs w:val="28"/>
     </w:rPr>
   </w:style>
@@ -3425,15 +2694,16 @@
     <w:pPr>
       <w:keepNext/>
       <w:keepLines/>
-      <w:spacing w:before="200" w:after="80"/>
+      <w:spacing w:before="120" w:after="60"/>
       <w:outlineLvl w:val="1"/>
     </w:pPr>
     <w:rPr>
-      <w:rFonts w:asciiTheme="majorHAnsi" w:eastAsiaTheme="majorEastAsia" w:hAnsiTheme="majorHAnsi" w:cstheme="majorBidi" w:ascii="Calibri" w:hAnsi="Calibri"/>
+      <w:rFonts w:ascii="Calibri" w:hAnsi="Calibri" w:eastAsia="Calibri" w:cs="Calibri"/>
       <w:b/>
       <w:bCs/>
-      <w:color w:val="1F4E5F"/>
-      <w:sz w:val="25"/>
+      <w:i w:val="0"/>
+      <w:color w:val="000000"/>
+      <w:sz w:val="22"/>
       <w:szCs w:val="26"/>
     </w:rPr>
   </w:style>
@@ -3874,6 +3144,9 @@
       </w:numPr>
       <w:contextualSpacing/>
     </w:pPr>
+    <w:rPr>
+      <w:color w:val="000000"/>
+    </w:rPr>
   </w:style>
   <w:style w:type="paragraph" w:styleId="ListBullet2">
     <w:name w:val="List Bullet 2"/>
@@ -3913,6 +3186,9 @@
       </w:numPr>
       <w:contextualSpacing/>
     </w:pPr>
+    <w:rPr>
+      <w:color w:val="000000"/>
+    </w:rPr>
   </w:style>
   <w:style w:type="paragraph" w:styleId="ListNumber2">
     <w:name w:val="List Number 2"/>

--- a/CCA 3/Conclusion_Report.docx
+++ b/CCA 3/Conclusion_Report.docx
@@ -9,259 +9,59 @@
       </w:pPr>
       <w:r>
         <w:rPr>
-          <w:b w:val="0"/>
+          <w:b/>
           <w:i w:val="0"/>
           <w:color w:val="000000"/>
-          <w:sz w:val="20"/>
+          <w:sz w:val="36"/>
         </w:rPr>
-        <w:t>UI/UX Design · CCA 3</w:t>
+        <w:t>Final Conclusion Report</w:t>
       </w:r>
     </w:p>
     <w:p>
       <w:pPr>
-        <w:spacing w:after="40"/>
+        <w:spacing w:after="120"/>
         <w:jc w:val="center"/>
+      </w:pPr>
+      <w:r>
+        <w:rPr>
+          <w:b w:val="0"/>
+          <w:i w:val="0"/>
+          <w:color w:val="000000"/>
+          <w:sz w:val="22"/>
+        </w:rPr>
+        <w:t>UI/UX Design CCA 3: Think Aloud Usability Testing of 99acres vs. Our Redesign</w:t>
+      </w:r>
+    </w:p>
+    <w:p>
+      <w:pPr>
+        <w:spacing w:after="20"/>
       </w:pPr>
       <w:r>
         <w:rPr>
           <w:b/>
           <w:i w:val="0"/>
           <w:color w:val="000000"/>
-          <w:sz w:val="32"/>
         </w:rPr>
-        <w:t>Think Aloud Usability Testing: 99acres vs. Our Redesign</w:t>
+        <w:t>Group members:</w:t>
+      </w:r>
+      <w:r>
+        <w:rPr>
+          <w:b w:val="0"/>
+          <w:i w:val="0"/>
+          <w:color w:val="000000"/>
+        </w:rPr>
+        <w:t xml:space="preserve"> Amey Nitin Tarmale (1032232006), Vedant Prashant Kaskar (1032231979), Bilal Shahid Mohammad (1032233984)</w:t>
       </w:r>
     </w:p>
     <w:p>
       <w:pPr>
-        <w:spacing w:after="160"/>
-        <w:jc w:val="center"/>
-      </w:pPr>
-      <w:r>
-        <w:rPr>
-          <w:b w:val="0"/>
-          <w:i/>
-          <w:color w:val="000000"/>
-          <w:sz w:val="23"/>
-        </w:rPr>
-        <w:t>Final Conclusion Report</w:t>
-      </w:r>
-    </w:p>
-    <w:tbl>
-      <w:tblPr>
-        <w:tblW w:type="auto" w:w="0"/>
-        <w:jc w:val="center"/>
-        <w:tblLayout w:type="fixed"/>
-        <w:tblLook w:firstColumn="1" w:firstRow="1" w:lastColumn="0" w:lastRow="0" w:noHBand="0" w:noVBand="1" w:val="04A0"/>
-        <w:tblBorders>
-          <w:top w:val="single" w:sz="4" w:space="0" w:color="000000"/>
-          <w:left w:val="single" w:sz="4" w:space="0" w:color="000000"/>
-          <w:bottom w:val="single" w:sz="4" w:space="0" w:color="000000"/>
-          <w:right w:val="single" w:sz="4" w:space="0" w:color="000000"/>
-          <w:insideH w:val="single" w:sz="4" w:space="0" w:color="000000"/>
-          <w:insideV w:val="single" w:sz="4" w:space="0" w:color="000000"/>
-        </w:tblBorders>
-      </w:tblPr>
-      <w:tblGrid>
-        <w:gridCol w:w="3685"/>
-        <w:gridCol w:w="1984"/>
-      </w:tblGrid>
-      <w:tr>
-        <w:trPr>
-          <w:tblHeader w:val="true"/>
-          <w:cantSplit w:val="true"/>
-        </w:trPr>
-        <w:tc>
-          <w:tcPr>
-            <w:tcW w:type="dxa" w:w="3685"/>
-          </w:tcPr>
-          <w:p>
-            <w:pPr>
-              <w:keepNext/>
-              <w:spacing w:after="20"/>
-            </w:pPr>
-            <w:r>
-              <w:rPr>
-                <w:b/>
-                <w:i w:val="0"/>
-                <w:color w:val="000000"/>
-                <w:sz w:val="19"/>
-              </w:rPr>
-              <w:t>Group Member</w:t>
-            </w:r>
-          </w:p>
-        </w:tc>
-        <w:tc>
-          <w:tcPr>
-            <w:tcW w:type="dxa" w:w="1984"/>
-          </w:tcPr>
-          <w:p>
-            <w:pPr>
-              <w:keepNext/>
-              <w:spacing w:after="20"/>
-            </w:pPr>
-            <w:r>
-              <w:rPr>
-                <w:b/>
-                <w:i w:val="0"/>
-                <w:color w:val="000000"/>
-                <w:sz w:val="19"/>
-              </w:rPr>
-              <w:t>PRN</w:t>
-            </w:r>
-          </w:p>
-        </w:tc>
-      </w:tr>
-      <w:tr>
-        <w:trPr>
-          <w:cantSplit w:val="true"/>
-        </w:trPr>
-        <w:tc>
-          <w:tcPr>
-            <w:tcW w:type="dxa" w:w="3685"/>
-          </w:tcPr>
-          <w:p>
-            <w:pPr>
-              <w:keepNext/>
-              <w:spacing w:after="20"/>
-            </w:pPr>
-            <w:r>
-              <w:rPr>
-                <w:b w:val="0"/>
-                <w:i w:val="0"/>
-                <w:color w:val="000000"/>
-                <w:sz w:val="19"/>
-              </w:rPr>
-              <w:t>Amey Nitin Tarmale</w:t>
-            </w:r>
-          </w:p>
-        </w:tc>
-        <w:tc>
-          <w:tcPr>
-            <w:tcW w:type="dxa" w:w="1984"/>
-          </w:tcPr>
-          <w:p>
-            <w:pPr>
-              <w:keepNext/>
-              <w:spacing w:after="20"/>
-            </w:pPr>
-            <w:r>
-              <w:rPr>
-                <w:b w:val="0"/>
-                <w:i w:val="0"/>
-                <w:color w:val="000000"/>
-                <w:sz w:val="19"/>
-              </w:rPr>
-              <w:t>1032232006</w:t>
-            </w:r>
-          </w:p>
-        </w:tc>
-      </w:tr>
-      <w:tr>
-        <w:trPr>
-          <w:cantSplit w:val="true"/>
-        </w:trPr>
-        <w:tc>
-          <w:tcPr>
-            <w:tcW w:type="dxa" w:w="3685"/>
-          </w:tcPr>
-          <w:p>
-            <w:pPr>
-              <w:keepNext/>
-              <w:spacing w:after="20"/>
-            </w:pPr>
-            <w:r>
-              <w:rPr>
-                <w:b w:val="0"/>
-                <w:i w:val="0"/>
-                <w:color w:val="000000"/>
-                <w:sz w:val="19"/>
-              </w:rPr>
-              <w:t>Vedant Prashant Kaskar</w:t>
-            </w:r>
-          </w:p>
-        </w:tc>
-        <w:tc>
-          <w:tcPr>
-            <w:tcW w:type="dxa" w:w="1984"/>
-          </w:tcPr>
-          <w:p>
-            <w:pPr>
-              <w:keepNext/>
-              <w:spacing w:after="20"/>
-            </w:pPr>
-            <w:r>
-              <w:rPr>
-                <w:b w:val="0"/>
-                <w:i w:val="0"/>
-                <w:color w:val="000000"/>
-                <w:sz w:val="19"/>
-              </w:rPr>
-              <w:t>1032231979</w:t>
-            </w:r>
-          </w:p>
-        </w:tc>
-      </w:tr>
-      <w:tr>
-        <w:trPr>
-          <w:cantSplit w:val="true"/>
-        </w:trPr>
-        <w:tc>
-          <w:tcPr>
-            <w:tcW w:type="dxa" w:w="3685"/>
-          </w:tcPr>
-          <w:p>
-            <w:pPr>
-              <w:spacing w:after="20"/>
-            </w:pPr>
-            <w:r>
-              <w:rPr>
-                <w:b w:val="0"/>
-                <w:i w:val="0"/>
-                <w:color w:val="000000"/>
-                <w:sz w:val="19"/>
-              </w:rPr>
-              <w:t>Bilal Shahid Mohammad</w:t>
-            </w:r>
-          </w:p>
-        </w:tc>
-        <w:tc>
-          <w:tcPr>
-            <w:tcW w:type="dxa" w:w="1984"/>
-          </w:tcPr>
-          <w:p>
-            <w:pPr>
-              <w:spacing w:after="20"/>
-            </w:pPr>
-            <w:r>
-              <w:rPr>
-                <w:b w:val="0"/>
-                <w:i w:val="0"/>
-                <w:color w:val="000000"/>
-                <w:sz w:val="19"/>
-              </w:rPr>
-              <w:t>1032233984</w:t>
-            </w:r>
-          </w:p>
-        </w:tc>
-      </w:tr>
-    </w:tbl>
-    <w:p>
-      <w:pPr>
-        <w:spacing w:after="0" w:before="0"/>
-      </w:pPr>
-    </w:p>
-    <w:p>
-      <w:pPr>
-        <w:spacing w:after="0"/>
-        <w:jc w:val="center"/>
+        <w:spacing w:after="20"/>
       </w:pPr>
       <w:r>
         <w:rPr>
           <w:b/>
           <w:i w:val="0"/>
           <w:color w:val="000000"/>
-          <w:sz w:val="19"/>
         </w:rPr>
         <w:t>Figma prototype:</w:t>
       </w:r>
@@ -270,7 +70,6 @@
           <w:b w:val="0"/>
           <w:i w:val="0"/>
           <w:color w:val="000000"/>
-          <w:sz w:val="19"/>
         </w:rPr>
         <w:t xml:space="preserve"> https://www.figma.com/design/8FgFJA8IVJoePg6EDZIXMB/Untitled</w:t>
       </w:r>
@@ -278,14 +77,12 @@
     <w:p>
       <w:pPr>
         <w:spacing w:after="80"/>
-        <w:jc w:val="center"/>
       </w:pPr>
       <w:r>
         <w:rPr>
           <w:b/>
           <w:i w:val="0"/>
           <w:color w:val="000000"/>
-          <w:sz w:val="19"/>
         </w:rPr>
         <w:t>Live prototype:</w:t>
       </w:r>
@@ -294,20 +91,23 @@
           <w:b w:val="0"/>
           <w:i w:val="0"/>
           <w:color w:val="000000"/>
-          <w:sz w:val="19"/>
         </w:rPr>
         <w:t xml:space="preserve"> https://99acres-replica.vercel.app/</w:t>
       </w:r>
     </w:p>
     <w:p>
       <w:pPr>
-        <w:pStyle w:val="Heading1"/>
-        <w:pBdr>
-          <w:bottom w:val="single" w:sz="4" w:space="1" w:color="000000"/>
-        </w:pBdr>
+        <w:keepNext/>
+        <w:spacing w:after="60" w:before="160"/>
       </w:pPr>
       <w:r>
-        <w:t>1. What We Set Out to Do</w:t>
+        <w:rPr>
+          <w:b/>
+          <w:i w:val="0"/>
+          <w:color w:val="000000"/>
+          <w:sz w:val="24"/>
+        </w:rPr>
+        <w:t>1. What We Did</w:t>
       </w:r>
     </w:p>
     <w:p>
@@ -317,7 +117,7 @@
           <w:i w:val="0"/>
           <w:color w:val="000000"/>
         </w:rPr>
-        <w:t>We redesigned 99acres around one idea: finding a home is stressful enough, so the site should help people find, compare and trust listings instead of getting in their way. To test whether that held up with real people, five participants used the original 99acres site first and our prototype second, thinking out loud the whole time. Most had a personal goal, such as finding a 2BHK or 3BHK in Bengaluru, comparing options and reaching the actual owner without getting spammed.</w:t>
+        <w:t>We redesigned 99acres around one idea: finding a home is stressful enough, so the site should help people find, compare and trust listings instead of getting in their way. Five participants (Reuben Sam, Riya Gupta, Anushka Ambadkar, Vishwajit Chavan and Naman Chachan) used the original 99acres site first and our prototype second, thinking out loud the whole time. Most had a personal goal, such as finding a 2BHK or 3BHK in Bengaluru, comparing options and reaching the owner without getting spammed.</w:t>
       </w:r>
     </w:p>
     <w:p>
@@ -327,65 +127,21 @@
           <w:i w:val="0"/>
           <w:color w:val="000000"/>
         </w:rPr>
-        <w:t xml:space="preserve">We also drew on two earlier lab exercises on the same prototype: a </w:t>
+        <w:t>We also used two earlier lab results on the same prototype: a heuristic evaluation by three evaluators from another group (average severity 34.7 / 75, lower is better) and Microsoft Clarity recordings of the live search page.</w:t>
       </w:r>
+    </w:p>
+    <w:p>
+      <w:pPr>
+        <w:keepNext/>
+        <w:spacing w:after="60" w:before="160"/>
+      </w:pPr>
       <w:r>
         <w:rPr>
           <w:b/>
           <w:i w:val="0"/>
           <w:color w:val="000000"/>
+          <w:sz w:val="24"/>
         </w:rPr>
-        <w:t>heuristic evaluation</w:t>
-      </w:r>
-      <w:r>
-        <w:rPr>
-          <w:b w:val="0"/>
-          <w:i w:val="0"/>
-          <w:color w:val="000000"/>
-        </w:rPr>
-        <w:t xml:space="preserve"> by three evaluators from another group (Experiment 5, average severity </w:t>
-      </w:r>
-      <w:r>
-        <w:rPr>
-          <w:b/>
-          <w:i w:val="0"/>
-          <w:color w:val="000000"/>
-        </w:rPr>
-        <w:t>34.7 / 75</w:t>
-      </w:r>
-      <w:r>
-        <w:rPr>
-          <w:b w:val="0"/>
-          <w:i w:val="0"/>
-          <w:color w:val="000000"/>
-        </w:rPr>
-        <w:t xml:space="preserve">, lower is better), and </w:t>
-      </w:r>
-      <w:r>
-        <w:rPr>
-          <w:b/>
-          <w:i w:val="0"/>
-          <w:color w:val="000000"/>
-        </w:rPr>
-        <w:t>Microsoft Clarity</w:t>
-      </w:r>
-      <w:r>
-        <w:rPr>
-          <w:b w:val="0"/>
-          <w:i w:val="0"/>
-          <w:color w:val="000000"/>
-        </w:rPr>
-        <w:t xml:space="preserve"> recordings and heatmaps of the live search page (Experiment 6).</w:t>
-      </w:r>
-    </w:p>
-    <w:p>
-      <w:pPr>
-        <w:pStyle w:val="Heading1"/>
-        <w:pBdr>
-          <w:bottom w:val="single" w:sz="4" w:space="1" w:color="000000"/>
-        </w:pBdr>
-      </w:pPr>
-      <w:r>
         <w:t>2. Results at a Glance</w:t>
       </w:r>
     </w:p>
@@ -405,19 +161,17 @@
         </w:tblBorders>
       </w:tblPr>
       <w:tblGrid>
-        <w:gridCol w:w="1928"/>
-        <w:gridCol w:w="964"/>
-        <w:gridCol w:w="1020"/>
-        <w:gridCol w:w="5499"/>
+        <w:gridCol w:w="3118"/>
+        <w:gridCol w:w="2835"/>
+        <w:gridCol w:w="2268"/>
       </w:tblGrid>
       <w:tr>
         <w:trPr>
-          <w:tblHeader w:val="true"/>
           <w:cantSplit w:val="true"/>
         </w:trPr>
         <w:tc>
           <w:tcPr>
-            <w:tcW w:type="dxa" w:w="1928"/>
+            <w:tcW w:type="dxa" w:w="3118"/>
           </w:tcPr>
           <w:p>
             <w:pPr>
@@ -429,7 +183,7 @@
                 <w:b/>
                 <w:i w:val="0"/>
                 <w:color w:val="000000"/>
-                <w:sz w:val="19"/>
+                <w:sz w:val="20"/>
               </w:rPr>
               <w:t>Participant</w:t>
             </w:r>
@@ -437,7 +191,7 @@
         </w:tc>
         <w:tc>
           <w:tcPr>
-            <w:tcW w:type="dxa" w:w="964"/>
+            <w:tcW w:type="dxa" w:w="2835"/>
           </w:tcPr>
           <w:p>
             <w:pPr>
@@ -449,7 +203,7 @@
                 <w:b/>
                 <w:i w:val="0"/>
                 <w:color w:val="000000"/>
-                <w:sz w:val="19"/>
+                <w:sz w:val="20"/>
               </w:rPr>
               <w:t>99acres</w:t>
             </w:r>
@@ -457,7 +211,7 @@
         </w:tc>
         <w:tc>
           <w:tcPr>
-            <w:tcW w:type="dxa" w:w="1020"/>
+            <w:tcW w:type="dxa" w:w="2268"/>
           </w:tcPr>
           <w:p>
             <w:pPr>
@@ -469,29 +223,9 @@
                 <w:b/>
                 <w:i w:val="0"/>
                 <w:color w:val="000000"/>
-                <w:sz w:val="19"/>
+                <w:sz w:val="20"/>
               </w:rPr>
-              <w:t>Redesign</w:t>
-            </w:r>
-          </w:p>
-        </w:tc>
-        <w:tc>
-          <w:tcPr>
-            <w:tcW w:type="dxa" w:w="5499"/>
-          </w:tcPr>
-          <w:p>
-            <w:pPr>
-              <w:keepNext/>
-              <w:spacing w:after="20"/>
-            </w:pPr>
-            <w:r>
-              <w:rPr>
-                <w:b/>
-                <w:i w:val="0"/>
-                <w:color w:val="000000"/>
-                <w:sz w:val="19"/>
-              </w:rPr>
-              <w:t>In one line</w:t>
+              <w:t>Our redesign</w:t>
             </w:r>
           </w:p>
         </w:tc>
@@ -502,7 +236,7 @@
         </w:trPr>
         <w:tc>
           <w:tcPr>
-            <w:tcW w:type="dxa" w:w="1928"/>
+            <w:tcW w:type="dxa" w:w="3118"/>
           </w:tcPr>
           <w:p>
             <w:pPr>
@@ -514,7 +248,7 @@
                 <w:b w:val="0"/>
                 <w:i w:val="0"/>
                 <w:color w:val="000000"/>
-                <w:sz w:val="19"/>
+                <w:sz w:val="20"/>
               </w:rPr>
               <w:t>Reuben Sam</w:t>
             </w:r>
@@ -522,7 +256,7 @@
         </w:tc>
         <w:tc>
           <w:tcPr>
-            <w:tcW w:type="dxa" w:w="964"/>
+            <w:tcW w:type="dxa" w:w="2835"/>
           </w:tcPr>
           <w:p>
             <w:pPr>
@@ -534,15 +268,15 @@
                 <w:b w:val="0"/>
                 <w:i w:val="0"/>
                 <w:color w:val="000000"/>
-                <w:sz w:val="19"/>
+                <w:sz w:val="20"/>
               </w:rPr>
-              <w:t>–</w:t>
+              <w:t>Not given</w:t>
             </w:r>
           </w:p>
         </w:tc>
         <w:tc>
           <w:tcPr>
-            <w:tcW w:type="dxa" w:w="1020"/>
+            <w:tcW w:type="dxa" w:w="2268"/>
           </w:tcPr>
           <w:p>
             <w:pPr>
@@ -554,15 +288,20 @@
                 <w:b w:val="0"/>
                 <w:i w:val="0"/>
                 <w:color w:val="000000"/>
-                <w:sz w:val="19"/>
+                <w:sz w:val="20"/>
               </w:rPr>
-              <w:t>–</w:t>
+              <w:t>Not given</w:t>
             </w:r>
           </w:p>
         </w:tc>
+      </w:tr>
+      <w:tr>
+        <w:trPr>
+          <w:cantSplit w:val="true"/>
+        </w:trPr>
         <w:tc>
           <w:tcPr>
-            <w:tcW w:type="dxa" w:w="5499"/>
+            <w:tcW w:type="dxa" w:w="3118"/>
           </w:tcPr>
           <w:p>
             <w:pPr>
@@ -574,20 +313,15 @@
                 <w:b w:val="0"/>
                 <w:i w:val="0"/>
                 <w:color w:val="000000"/>
-                <w:sz w:val="19"/>
+                <w:sz w:val="20"/>
               </w:rPr>
-              <w:t>Redesign is simpler and more focused, but has fewer filters</w:t>
+              <w:t>Riya Gupta</w:t>
             </w:r>
           </w:p>
         </w:tc>
-      </w:tr>
-      <w:tr>
-        <w:trPr>
-          <w:cantSplit w:val="true"/>
-        </w:trPr>
         <w:tc>
           <w:tcPr>
-            <w:tcW w:type="dxa" w:w="1928"/>
+            <w:tcW w:type="dxa" w:w="2835"/>
           </w:tcPr>
           <w:p>
             <w:pPr>
@@ -599,15 +333,15 @@
                 <w:b w:val="0"/>
                 <w:i w:val="0"/>
                 <w:color w:val="000000"/>
-                <w:sz w:val="19"/>
+                <w:sz w:val="20"/>
               </w:rPr>
-              <w:t>Riya Gupta</w:t>
+              <w:t>2 / 10</w:t>
             </w:r>
           </w:p>
         </w:tc>
         <w:tc>
           <w:tcPr>
-            <w:tcW w:type="dxa" w:w="964"/>
+            <w:tcW w:type="dxa" w:w="2268"/>
           </w:tcPr>
           <w:p>
             <w:pPr>
@@ -619,15 +353,20 @@
                 <w:b w:val="0"/>
                 <w:i w:val="0"/>
                 <w:color w:val="000000"/>
-                <w:sz w:val="19"/>
+                <w:sz w:val="20"/>
               </w:rPr>
-              <w:t>2 / 10</w:t>
+              <w:t>7 / 10</w:t>
             </w:r>
           </w:p>
         </w:tc>
+      </w:tr>
+      <w:tr>
+        <w:trPr>
+          <w:cantSplit w:val="true"/>
+        </w:trPr>
         <w:tc>
           <w:tcPr>
-            <w:tcW w:type="dxa" w:w="1020"/>
+            <w:tcW w:type="dxa" w:w="3118"/>
           </w:tcPr>
           <w:p>
             <w:pPr>
@@ -639,15 +378,15 @@
                 <w:b w:val="0"/>
                 <w:i w:val="0"/>
                 <w:color w:val="000000"/>
-                <w:sz w:val="19"/>
+                <w:sz w:val="20"/>
               </w:rPr>
-              <w:t>7 / 10</w:t>
+              <w:t>Anushka Ambadkar</w:t>
             </w:r>
           </w:p>
         </w:tc>
         <w:tc>
           <w:tcPr>
-            <w:tcW w:type="dxa" w:w="5499"/>
+            <w:tcW w:type="dxa" w:w="2835"/>
           </w:tcPr>
           <w:p>
             <w:pPr>
@@ -659,20 +398,15 @@
                 <w:b w:val="0"/>
                 <w:i w:val="0"/>
                 <w:color w:val="000000"/>
-                <w:sz w:val="19"/>
+                <w:sz w:val="20"/>
               </w:rPr>
-              <w:t>“It has everything, it just makes you work for it.” (about 99acres)</w:t>
+              <w:t>3 / 10</w:t>
             </w:r>
           </w:p>
         </w:tc>
-      </w:tr>
-      <w:tr>
-        <w:trPr>
-          <w:cantSplit w:val="true"/>
-        </w:trPr>
         <w:tc>
           <w:tcPr>
-            <w:tcW w:type="dxa" w:w="1928"/>
+            <w:tcW w:type="dxa" w:w="2268"/>
           </w:tcPr>
           <w:p>
             <w:pPr>
@@ -684,15 +418,20 @@
                 <w:b w:val="0"/>
                 <w:i w:val="0"/>
                 <w:color w:val="000000"/>
-                <w:sz w:val="19"/>
+                <w:sz w:val="20"/>
               </w:rPr>
-              <w:t>Anushka Ambadkar</w:t>
+              <w:t>7 / 10</w:t>
             </w:r>
           </w:p>
         </w:tc>
+      </w:tr>
+      <w:tr>
+        <w:trPr>
+          <w:cantSplit w:val="true"/>
+        </w:trPr>
         <w:tc>
           <w:tcPr>
-            <w:tcW w:type="dxa" w:w="964"/>
+            <w:tcW w:type="dxa" w:w="3118"/>
           </w:tcPr>
           <w:p>
             <w:pPr>
@@ -704,15 +443,15 @@
                 <w:b w:val="0"/>
                 <w:i w:val="0"/>
                 <w:color w:val="000000"/>
-                <w:sz w:val="19"/>
+                <w:sz w:val="20"/>
               </w:rPr>
-              <w:t>3 / 10</w:t>
+              <w:t>Vishwajit Chavan</w:t>
             </w:r>
           </w:p>
         </w:tc>
         <w:tc>
           <w:tcPr>
-            <w:tcW w:type="dxa" w:w="1020"/>
+            <w:tcW w:type="dxa" w:w="2835"/>
           </w:tcPr>
           <w:p>
             <w:pPr>
@@ -724,15 +463,15 @@
                 <w:b w:val="0"/>
                 <w:i w:val="0"/>
                 <w:color w:val="000000"/>
-                <w:sz w:val="19"/>
+                <w:sz w:val="20"/>
               </w:rPr>
-              <w:t>7 / 10</w:t>
+              <w:t>1 / 10 (navigation only)</w:t>
             </w:r>
           </w:p>
         </w:tc>
         <w:tc>
           <w:tcPr>
-            <w:tcW w:type="dxa" w:w="5499"/>
+            <w:tcW w:type="dxa" w:w="2268"/>
           </w:tcPr>
           <w:p>
             <w:pPr>
@@ -744,9 +483,9 @@
                 <w:b w:val="0"/>
                 <w:i w:val="0"/>
                 <w:color w:val="000000"/>
-                <w:sz w:val="19"/>
+                <w:sz w:val="20"/>
               </w:rPr>
-              <w:t>Compare page is a real win, but the data contradicts itself</w:t>
+              <w:t>Not given</w:t>
             </w:r>
           </w:p>
         </w:tc>
@@ -757,11 +496,11 @@
         </w:trPr>
         <w:tc>
           <w:tcPr>
-            <w:tcW w:type="dxa" w:w="1928"/>
+            <w:tcW w:type="dxa" w:w="3118"/>
           </w:tcPr>
           <w:p>
             <w:pPr>
-              <w:keepNext/>
+              <w:keepNext w:val="0"/>
               <w:spacing w:after="20"/>
             </w:pPr>
             <w:r>
@@ -769,19 +508,19 @@
                 <w:b w:val="0"/>
                 <w:i w:val="0"/>
                 <w:color w:val="000000"/>
-                <w:sz w:val="19"/>
+                <w:sz w:val="20"/>
               </w:rPr>
-              <w:t>Vishwajit Chavan</w:t>
+              <w:t>Naman Chachan</w:t>
             </w:r>
           </w:p>
         </w:tc>
         <w:tc>
           <w:tcPr>
-            <w:tcW w:type="dxa" w:w="964"/>
+            <w:tcW w:type="dxa" w:w="2835"/>
           </w:tcPr>
           <w:p>
             <w:pPr>
-              <w:keepNext/>
+              <w:keepNext w:val="0"/>
               <w:spacing w:after="20"/>
             </w:pPr>
             <w:r>
@@ -789,19 +528,19 @@
                 <w:b w:val="0"/>
                 <w:i w:val="0"/>
                 <w:color w:val="000000"/>
-                <w:sz w:val="19"/>
+                <w:sz w:val="20"/>
               </w:rPr>
-              <w:t>1 / 10*</w:t>
+              <w:t>3 / 10</w:t>
             </w:r>
           </w:p>
         </w:tc>
         <w:tc>
           <w:tcPr>
-            <w:tcW w:type="dxa" w:w="1020"/>
+            <w:tcW w:type="dxa" w:w="2268"/>
           </w:tcPr>
           <w:p>
             <w:pPr>
-              <w:keepNext/>
+              <w:keepNext w:val="0"/>
               <w:spacing w:after="20"/>
             </w:pPr>
             <w:r>
@@ -809,110 +548,9 @@
                 <w:b w:val="0"/>
                 <w:i w:val="0"/>
                 <w:color w:val="000000"/>
-                <w:sz w:val="19"/>
-              </w:rPr>
-              <w:t>–</w:t>
-            </w:r>
-          </w:p>
-        </w:tc>
-        <w:tc>
-          <w:tcPr>
-            <w:tcW w:type="dxa" w:w="5499"/>
-          </w:tcPr>
-          <w:p>
-            <w:pPr>
-              <w:keepNext/>
-              <w:spacing w:after="20"/>
-            </w:pPr>
-            <w:r>
-              <w:rPr>
-                <w:b w:val="0"/>
-                <w:i w:val="0"/>
-                <w:color w:val="000000"/>
-                <w:sz w:val="19"/>
-              </w:rPr>
-              <w:t>Chose a flat in “a minute or two” using Compare</w:t>
-            </w:r>
-          </w:p>
-        </w:tc>
-      </w:tr>
-      <w:tr>
-        <w:trPr>
-          <w:cantSplit w:val="true"/>
-        </w:trPr>
-        <w:tc>
-          <w:tcPr>
-            <w:tcW w:type="dxa" w:w="1928"/>
-          </w:tcPr>
-          <w:p>
-            <w:pPr>
-              <w:spacing w:after="20"/>
-            </w:pPr>
-            <w:r>
-              <w:rPr>
-                <w:b w:val="0"/>
-                <w:i w:val="0"/>
-                <w:color w:val="000000"/>
-                <w:sz w:val="19"/>
-              </w:rPr>
-              <w:t>Naman Chachan</w:t>
-            </w:r>
-          </w:p>
-        </w:tc>
-        <w:tc>
-          <w:tcPr>
-            <w:tcW w:type="dxa" w:w="964"/>
-          </w:tcPr>
-          <w:p>
-            <w:pPr>
-              <w:spacing w:after="20"/>
-            </w:pPr>
-            <w:r>
-              <w:rPr>
-                <w:b w:val="0"/>
-                <w:i w:val="0"/>
-                <w:color w:val="000000"/>
-                <w:sz w:val="19"/>
-              </w:rPr>
-              <w:t>3 / 10</w:t>
-            </w:r>
-          </w:p>
-        </w:tc>
-        <w:tc>
-          <w:tcPr>
-            <w:tcW w:type="dxa" w:w="1020"/>
-          </w:tcPr>
-          <w:p>
-            <w:pPr>
-              <w:spacing w:after="20"/>
-            </w:pPr>
-            <w:r>
-              <w:rPr>
-                <w:b w:val="0"/>
-                <w:i w:val="0"/>
-                <w:color w:val="000000"/>
-                <w:sz w:val="19"/>
+                <w:sz w:val="20"/>
               </w:rPr>
               <w:t>8 / 10</w:t>
-            </w:r>
-          </w:p>
-        </w:tc>
-        <w:tc>
-          <w:tcPr>
-            <w:tcW w:type="dxa" w:w="5499"/>
-          </w:tcPr>
-          <w:p>
-            <w:pPr>
-              <w:spacing w:after="20"/>
-            </w:pPr>
-            <w:r>
-              <w:rPr>
-                <w:b w:val="0"/>
-                <w:i w:val="0"/>
-                <w:color w:val="000000"/>
-                <w:sz w:val="19"/>
-              </w:rPr>
-              <w:t>Knew who the owner was and what would happen next</w:t>
             </w:r>
           </w:p>
         </w:tc>
@@ -920,22 +558,8 @@
     </w:tbl>
     <w:p>
       <w:pPr>
-        <w:spacing w:after="0" w:before="0"/>
+        <w:spacing w:after="0"/>
       </w:pPr>
-    </w:p>
-    <w:p>
-      <w:pPr>
-        <w:spacing w:after="80"/>
-      </w:pPr>
-      <w:r>
-        <w:rPr>
-          <w:b w:val="0"/>
-          <w:i/>
-          <w:color w:val="000000"/>
-          <w:sz w:val="18"/>
-        </w:rPr>
-        <w:t>– No score given.   *Rated only how easy 99acres was to move around.</w:t>
-      </w:r>
     </w:p>
     <w:p>
       <w:r>
@@ -944,40 +568,21 @@
           <w:i w:val="0"/>
           <w:color w:val="000000"/>
         </w:rPr>
-        <w:t>People clearly found the redesign easier and more reassuring. But almost all of them also hit parts of the prototype that looked like they worked and didn’t. As Riya put it:</w:t>
+        <w:t>People clearly found our redesign easier and more reassuring. But almost all of them also hit parts of it that looked like they worked and didn’t. Riya summed it up: “It’s a bit of a showroom. You can walk around, but you can’t buy anything yet.”</w:t>
       </w:r>
     </w:p>
     <w:p>
       <w:pPr>
-        <w:spacing w:after="80"/>
-        <w:ind w:left="454"/>
+        <w:keepNext/>
+        <w:spacing w:after="60" w:before="160"/>
       </w:pPr>
       <w:r>
         <w:rPr>
-          <w:b w:val="0"/>
-          <w:i/>
-          <w:color w:val="000000"/>
-        </w:rPr>
-        <w:t>“It’s a bit of a showroom. You can walk around, but you can’t buy anything yet.”</w:t>
-      </w:r>
-      <w:r>
-        <w:rPr>
-          <w:b w:val="0"/>
+          <w:b/>
           <w:i w:val="0"/>
           <w:color w:val="000000"/>
-          <w:sz w:val="19"/>
+          <w:sz w:val="24"/>
         </w:rPr>
-        <w:t xml:space="preserve">  – Riya Gupta</w:t>
-      </w:r>
-    </w:p>
-    <w:p>
-      <w:pPr>
-        <w:pStyle w:val="Heading1"/>
-        <w:pBdr>
-          <w:bottom w:val="single" w:sz="4" w:space="1" w:color="000000"/>
-        </w:pBdr>
-      </w:pPr>
-      <w:r>
         <w:t>3. What Frustrated People on 99acres</w:t>
       </w:r>
     </w:p>
@@ -992,7 +597,7 @@
           <w:i w:val="0"/>
           <w:color w:val="000000"/>
         </w:rPr>
-        <w:t>Clutter before the search even starts.</w:t>
+        <w:t>Clutter first.</w:t>
       </w:r>
       <w:r>
         <w:rPr>
@@ -1000,7 +605,7 @@
           <w:i w:val="0"/>
           <w:color w:val="000000"/>
         </w:rPr>
-        <w:t xml:space="preserve"> Pop-ups, banners, loan offers and a “confirm you’re human” check, all before a single listing. Naman: at 9 p.m. it “feels like one more hoop.”</w:t>
+        <w:t xml:space="preserve"> Pop-ups, banners, loan offers and a “confirm you’re human” check before a single listing. Naman said that at 9 p.m. it “feels like one more hoop.”</w:t>
       </w:r>
     </w:p>
     <w:p>
@@ -1014,7 +619,7 @@
           <w:i w:val="0"/>
           <w:color w:val="000000"/>
         </w:rPr>
-        <w:t>Menus that repeat themselves.</w:t>
+        <w:t>Repeating menus and dead links.</w:t>
       </w:r>
       <w:r>
         <w:rPr>
@@ -1022,7 +627,7 @@
           <w:i w:val="0"/>
           <w:color w:val="000000"/>
         </w:rPr>
-        <w:t xml:space="preserve"> Buyers, Tenants, Owners and Dealers all opened near-identical lists, and several links led to dead pages. Riya: “I came to look at flats, not solve a menu.”</w:t>
+        <w:t xml:space="preserve"> Buyers, Tenants, Owners and Dealers opened near-identical lists. Riya: “I came to look at flats, not solve a menu.”</w:t>
       </w:r>
     </w:p>
     <w:p>
@@ -1044,7 +649,7 @@
           <w:i w:val="0"/>
           <w:color w:val="000000"/>
         </w:rPr>
-        <w:t xml:space="preserve"> Riya, Anushka and Vishwajit all fell back on switching tabs and keeping notes. Vishwajit forgot which flat had parking and had to go back.</w:t>
+        <w:t xml:space="preserve"> Riya, Anushka and Vishwajit fell back on switching tabs and keeping notes.</w:t>
       </w:r>
     </w:p>
     <w:p>
@@ -1058,7 +663,7 @@
           <w:i w:val="0"/>
           <w:color w:val="000000"/>
         </w:rPr>
-        <w:t>No idea who you’re dealing with or what happens next.</w:t>
+        <w:t>No idea who you’re dealing with.</w:t>
       </w:r>
       <w:r>
         <w:rPr>
@@ -1066,7 +671,7 @@
           <w:i w:val="0"/>
           <w:color w:val="000000"/>
         </w:rPr>
-        <w:t xml:space="preserve"> “View number” needed a login and an OTP with no explanation, and owners couldn’t be told apart from agents. Naman stopped there and refused to give his number, worried about the sales calls he had read about.</w:t>
+        <w:t xml:space="preserve"> “View number” needed a login and an OTP with no explanation, and owners couldn’t be told apart from agents. Naman refused to give his number, worried about spam calls.</w:t>
       </w:r>
     </w:p>
     <w:p>
@@ -1080,7 +685,7 @@
           <w:i w:val="0"/>
           <w:color w:val="000000"/>
         </w:rPr>
-        <w:t>No sign of freshness.</w:t>
+        <w:t>No sign of freshness, and hard on the eyes.</w:t>
       </w:r>
       <w:r>
         <w:rPr>
@@ -1088,49 +693,31 @@
           <w:i w:val="0"/>
           <w:color w:val="000000"/>
         </w:rPr>
-        <w:t xml:space="preserve"> Anushka and Naman couldn’t find when a listing was posted or updated.</w:t>
+        <w:t xml:space="preserve"> Nobody could find when a listing was updated, and small text with no dark mode came up in four sessions.</w:t>
+      </w:r>
+    </w:p>
+    <w:p>
+      <w:r>
+        <w:rPr>
+          <w:b w:val="0"/>
+          <w:i w:val="0"/>
+          <w:color w:val="000000"/>
+        </w:rPr>
+        <w:t>To be fair, 99acres has more filters and flexibility than our prototype, as Reuben pointed out. The problem is that people have to fight the interface to reach them.</w:t>
       </w:r>
     </w:p>
     <w:p>
       <w:pPr>
-        <w:pStyle w:val="ListBullet"/>
-        <w:spacing w:after="40"/>
+        <w:keepNext/>
+        <w:spacing w:after="60" w:before="160"/>
       </w:pPr>
       <w:r>
         <w:rPr>
           <w:b/>
           <w:i w:val="0"/>
           <w:color w:val="000000"/>
+          <w:sz w:val="24"/>
         </w:rPr>
-        <w:t>Hard on the eyes.</w:t>
-      </w:r>
-      <w:r>
-        <w:rPr>
-          <w:b w:val="0"/>
-          <w:i w:val="0"/>
-          <w:color w:val="000000"/>
-        </w:rPr>
-        <w:t xml:space="preserve"> Small text and no dark mode or text-size option came up in four sessions.</w:t>
-      </w:r>
-    </w:p>
-    <w:p>
-      <w:r>
-        <w:rPr>
-          <w:b w:val="0"/>
-          <w:i/>
-          <w:color w:val="000000"/>
-        </w:rPr>
-        <w:t>To be fair, 99acres isn’t short on features. Reuben pointed out it has more filters and flexibility than our prototype. The problem is that people have to fight the interface to reach them.</w:t>
-      </w:r>
-    </w:p>
-    <w:p>
-      <w:pPr>
-        <w:pStyle w:val="Heading1"/>
-        <w:pBdr>
-          <w:bottom w:val="single" w:sz="4" w:space="1" w:color="000000"/>
-        </w:pBdr>
-      </w:pPr>
-      <w:r>
         <w:t>4. What Worked in Our Redesign</w:t>
       </w:r>
     </w:p>
@@ -1145,7 +732,7 @@
           <w:i w:val="0"/>
           <w:color w:val="000000"/>
         </w:rPr>
-        <w:t>A calm first screen.</w:t>
+        <w:t>A calm first screen</w:t>
       </w:r>
       <w:r>
         <w:rPr>
@@ -1153,7 +740,7 @@
           <w:i w:val="0"/>
           <w:color w:val="000000"/>
         </w:rPr>
-        <w:t xml:space="preserve"> No pop-ups, one search bar and a single short menu. Everyone noticed the difference straight away.</w:t>
+        <w:t xml:space="preserve"> with one search bar, one short menu and no pop-ups. Everyone noticed it straight away.</w:t>
       </w:r>
     </w:p>
     <w:p>
@@ -1167,7 +754,7 @@
           <w:i w:val="0"/>
           <w:color w:val="000000"/>
         </w:rPr>
-        <w:t>The Compare page.</w:t>
+        <w:t>The Compare page</w:t>
       </w:r>
       <w:r>
         <w:rPr>
@@ -1175,7 +762,7 @@
           <w:i w:val="0"/>
           <w:color w:val="000000"/>
         </w:rPr>
-        <w:t xml:space="preserve"> Everyone who tried it valued it. Price per sq ft, metro distance, parking, availability and owner-or-agent side by side turned guesswork into a quick decision. Anushka: “99 acres was two tabs and a notes app. This is the entire one screen.”</w:t>
+        <w:t xml:space="preserve"> was the clear favourite. Seeing price per sq ft, metro distance, parking, availability and owner-or-agent side by side let Vishwajit choose a flat in “a minute or two.” Anushka: “99 acres was two tabs and a notes app. This is the entire one screen.”</w:t>
       </w:r>
     </w:p>
     <w:p>
@@ -1189,7 +776,7 @@
           <w:i w:val="0"/>
           <w:color w:val="000000"/>
         </w:rPr>
-        <w:t>Trust signals where people need them.</w:t>
+        <w:t>Trust signals</w:t>
       </w:r>
       <w:r>
         <w:rPr>
@@ -1197,7 +784,7 @@
           <w:i w:val="0"/>
           <w:color w:val="000000"/>
         </w:rPr>
-        <w:t xml:space="preserve"> “Updated 2 hours ago”, “re-verified on”, the owner’s name, typical reply time, and above all the note that calls go through a private relay. That answered the biggest fear Riya, Anushka and Naman had.</w:t>
+        <w:t xml:space="preserve"> such as “updated 2 hours ago”, “re-verified on”, the owner’s name, reply time and the private relay note for calls. These answered the biggest fear Riya, Anushka and Naman raised.</w:t>
       </w:r>
     </w:p>
     <w:p>
@@ -1211,7 +798,7 @@
           <w:i w:val="0"/>
           <w:color w:val="000000"/>
         </w:rPr>
-        <w:t>Saying what happens after contact.</w:t>
+        <w:t>Clear next steps after contact.</w:t>
       </w:r>
       <w:r>
         <w:rPr>
@@ -1219,40 +806,21 @@
           <w:i w:val="0"/>
           <w:color w:val="000000"/>
         </w:rPr>
-        <w:t xml:space="preserve"> Request sent, SMS/email confirmation, track it in My Activity. Riya: “On 99 acres, I got silence. Here I get a plan.”</w:t>
+        <w:t xml:space="preserve"> Riya: “On 99 acres, I got silence. Here I get a plan.” Naman: “I knew who the owner was, I knew what would happen with my number and I knew what would come next.”</w:t>
       </w:r>
     </w:p>
     <w:p>
       <w:pPr>
-        <w:spacing w:after="80"/>
-        <w:ind w:left="454"/>
+        <w:keepNext/>
+        <w:spacing w:after="60" w:before="160"/>
       </w:pPr>
       <w:r>
         <w:rPr>
-          <w:b w:val="0"/>
-          <w:i/>
-          <w:color w:val="000000"/>
-        </w:rPr>
-        <w:t>“I knew who the owner was, I knew what would happen with my number and I knew what would come next.”</w:t>
-      </w:r>
-      <w:r>
-        <w:rPr>
-          <w:b w:val="0"/>
+          <w:b/>
           <w:i w:val="0"/>
           <w:color w:val="000000"/>
-          <w:sz w:val="19"/>
+          <w:sz w:val="24"/>
         </w:rPr>
-        <w:t xml:space="preserve">  – Naman Chachan</w:t>
-      </w:r>
-    </w:p>
-    <w:p>
-      <w:pPr>
-        <w:pStyle w:val="Heading1"/>
-        <w:pBdr>
-          <w:bottom w:val="single" w:sz="4" w:space="1" w:color="000000"/>
-        </w:pBdr>
-      </w:pPr>
-      <w:r>
         <w:t>5. Where Our Redesign Fell Short</w:t>
       </w:r>
     </w:p>
@@ -1263,810 +831,7 @@
           <w:i w:val="0"/>
           <w:color w:val="000000"/>
         </w:rPr>
-        <w:t>This is the part we most need to own. What participants ran into matches what the heuristic evaluators found almost point for point.</w:t>
-      </w:r>
-    </w:p>
-    <w:tbl>
-      <w:tblPr>
-        <w:tblW w:type="auto" w:w="0"/>
-        <w:jc w:val="center"/>
-        <w:tblLayout w:type="fixed"/>
-        <w:tblLook w:firstColumn="1" w:firstRow="1" w:lastColumn="0" w:lastRow="0" w:noHBand="0" w:noVBand="1" w:val="04A0"/>
-        <w:tblBorders>
-          <w:top w:val="single" w:sz="4" w:space="0" w:color="000000"/>
-          <w:left w:val="single" w:sz="4" w:space="0" w:color="000000"/>
-          <w:bottom w:val="single" w:sz="4" w:space="0" w:color="000000"/>
-          <w:right w:val="single" w:sz="4" w:space="0" w:color="000000"/>
-          <w:insideH w:val="single" w:sz="4" w:space="0" w:color="000000"/>
-          <w:insideV w:val="single" w:sz="4" w:space="0" w:color="000000"/>
-        </w:tblBorders>
-      </w:tblPr>
-      <w:tblGrid>
-        <w:gridCol w:w="2381"/>
-        <w:gridCol w:w="7030"/>
-      </w:tblGrid>
-      <w:tr>
-        <w:trPr>
-          <w:tblHeader w:val="true"/>
-          <w:cantSplit w:val="true"/>
-        </w:trPr>
-        <w:tc>
-          <w:tcPr>
-            <w:tcW w:type="dxa" w:w="2381"/>
-          </w:tcPr>
-          <w:p>
-            <w:pPr>
-              <w:keepNext/>
-              <w:spacing w:after="20"/>
-            </w:pPr>
-            <w:r>
-              <w:rPr>
-                <w:b/>
-                <w:i w:val="0"/>
-                <w:color w:val="000000"/>
-                <w:sz w:val="19"/>
-              </w:rPr>
-              <w:t>Problem</w:t>
-            </w:r>
-          </w:p>
-        </w:tc>
-        <w:tc>
-          <w:tcPr>
-            <w:tcW w:type="dxa" w:w="7030"/>
-          </w:tcPr>
-          <w:p>
-            <w:pPr>
-              <w:keepNext/>
-              <w:spacing w:after="20"/>
-            </w:pPr>
-            <w:r>
-              <w:rPr>
-                <w:b/>
-                <w:i w:val="0"/>
-                <w:color w:val="000000"/>
-                <w:sz w:val="19"/>
-              </w:rPr>
-              <w:t>What people experienced</w:t>
-            </w:r>
-          </w:p>
-        </w:tc>
-      </w:tr>
-      <w:tr>
-        <w:trPr>
-          <w:cantSplit w:val="true"/>
-        </w:trPr>
-        <w:tc>
-          <w:tcPr>
-            <w:tcW w:type="dxa" w:w="2381"/>
-          </w:tcPr>
-          <w:p>
-            <w:pPr>
-              <w:keepNext/>
-              <w:spacing w:after="20"/>
-            </w:pPr>
-            <w:r>
-              <w:rPr>
-                <w:b w:val="0"/>
-                <w:i w:val="0"/>
-                <w:color w:val="000000"/>
-                <w:sz w:val="19"/>
-              </w:rPr>
-              <w:t>Controls that don’t work</w:t>
-            </w:r>
-          </w:p>
-        </w:tc>
-        <w:tc>
-          <w:tcPr>
-            <w:tcW w:type="dxa" w:w="7030"/>
-          </w:tcPr>
-          <w:p>
-            <w:pPr>
-              <w:keepNext/>
-              <w:spacing w:after="20"/>
-            </w:pPr>
-            <w:r>
-              <w:rPr>
-                <w:b w:val="0"/>
-                <w:i w:val="0"/>
-                <w:color w:val="000000"/>
-                <w:sz w:val="19"/>
-              </w:rPr>
-              <w:t>Filter chips, “More filters” and sort changed nothing; search returned the same three homes; Rent showed Buy results; Schedule Visit did nothing.</w:t>
-            </w:r>
-          </w:p>
-        </w:tc>
-      </w:tr>
-      <w:tr>
-        <w:trPr>
-          <w:cantSplit w:val="true"/>
-        </w:trPr>
-        <w:tc>
-          <w:tcPr>
-            <w:tcW w:type="dxa" w:w="2381"/>
-          </w:tcPr>
-          <w:p>
-            <w:pPr>
-              <w:keepNext/>
-              <w:spacing w:after="20"/>
-            </w:pPr>
-            <w:r>
-              <w:rPr>
-                <w:b w:val="0"/>
-                <w:i w:val="0"/>
-                <w:color w:val="000000"/>
-                <w:sz w:val="19"/>
-              </w:rPr>
-              <w:t>Every card opens one property</w:t>
-            </w:r>
-          </w:p>
-        </w:tc>
-        <w:tc>
-          <w:tcPr>
-            <w:tcW w:type="dxa" w:w="7030"/>
-          </w:tcPr>
-          <w:p>
-            <w:pPr>
-              <w:keepNext/>
-              <w:spacing w:after="20"/>
-            </w:pPr>
-            <w:r>
-              <w:rPr>
-                <w:b w:val="0"/>
-                <w:i w:val="0"/>
-                <w:color w:val="000000"/>
-                <w:sz w:val="19"/>
-              </w:rPr>
-              <w:t>Whichever listing you click, you land on Cedar House.</w:t>
-            </w:r>
-          </w:p>
-        </w:tc>
-      </w:tr>
-      <w:tr>
-        <w:trPr>
-          <w:cantSplit w:val="true"/>
-        </w:trPr>
-        <w:tc>
-          <w:tcPr>
-            <w:tcW w:type="dxa" w:w="2381"/>
-          </w:tcPr>
-          <w:p>
-            <w:pPr>
-              <w:keepNext/>
-              <w:spacing w:after="20"/>
-            </w:pPr>
-            <w:r>
-              <w:rPr>
-                <w:b w:val="0"/>
-                <w:i w:val="0"/>
-                <w:color w:val="000000"/>
-                <w:sz w:val="19"/>
-              </w:rPr>
-              <w:t>Wrong navigation</w:t>
-            </w:r>
-          </w:p>
-        </w:tc>
-        <w:tc>
-          <w:tcPr>
-            <w:tcW w:type="dxa" w:w="7030"/>
-          </w:tcPr>
-          <w:p>
-            <w:pPr>
-              <w:keepNext/>
-              <w:spacing w:after="20"/>
-            </w:pPr>
-            <w:r>
-              <w:rPr>
-                <w:b w:val="0"/>
-                <w:i w:val="0"/>
-                <w:color w:val="000000"/>
-                <w:sz w:val="19"/>
-              </w:rPr>
-              <w:t>Saved opened a property page, My Activity opened Compare, List property went nowhere.</w:t>
-            </w:r>
-          </w:p>
-        </w:tc>
-      </w:tr>
-      <w:tr>
-        <w:trPr>
-          <w:cantSplit w:val="true"/>
-        </w:trPr>
-        <w:tc>
-          <w:tcPr>
-            <w:tcW w:type="dxa" w:w="2381"/>
-          </w:tcPr>
-          <w:p>
-            <w:pPr>
-              <w:keepNext/>
-              <w:spacing w:after="20"/>
-            </w:pPr>
-            <w:r>
-              <w:rPr>
-                <w:b w:val="0"/>
-                <w:i w:val="0"/>
-                <w:color w:val="000000"/>
-                <w:sz w:val="19"/>
-              </w:rPr>
-              <w:t>Data that contradicts itself</w:t>
-            </w:r>
-          </w:p>
-        </w:tc>
-        <w:tc>
-          <w:tcPr>
-            <w:tcW w:type="dxa" w:w="7030"/>
-          </w:tcPr>
-          <w:p>
-            <w:pPr>
-              <w:keepNext/>
-              <w:spacing w:after="20"/>
-            </w:pPr>
-            <w:r>
-              <w:rPr>
-                <w:b w:val="0"/>
-                <w:i w:val="0"/>
-                <w:color w:val="000000"/>
-                <w:sz w:val="19"/>
-              </w:rPr>
-              <w:t>Owner “Rhea Menon” vs “Rakesh K.”; updated “2 hours” vs “2 days” ago; reply in 24 hours vs 1 hour; 4,280 vs 184 vs 42 homes, with only 3 shown.</w:t>
-            </w:r>
-          </w:p>
-        </w:tc>
-      </w:tr>
-      <w:tr>
-        <w:trPr>
-          <w:cantSplit w:val="true"/>
-        </w:trPr>
-        <w:tc>
-          <w:tcPr>
-            <w:tcW w:type="dxa" w:w="2381"/>
-          </w:tcPr>
-          <w:p>
-            <w:pPr>
-              <w:keepNext/>
-              <w:spacing w:after="20"/>
-            </w:pPr>
-            <w:r>
-              <w:rPr>
-                <w:b w:val="0"/>
-                <w:i w:val="0"/>
-                <w:color w:val="000000"/>
-                <w:sz w:val="19"/>
-              </w:rPr>
-              <w:t>No mobile menu</w:t>
-            </w:r>
-          </w:p>
-        </w:tc>
-        <w:tc>
-          <w:tcPr>
-            <w:tcW w:type="dxa" w:w="7030"/>
-          </w:tcPr>
-          <w:p>
-            <w:pPr>
-              <w:keepNext/>
-              <w:spacing w:after="20"/>
-            </w:pPr>
-            <w:r>
-              <w:rPr>
-                <w:b w:val="0"/>
-                <w:i w:val="0"/>
-                <w:color w:val="000000"/>
-                <w:sz w:val="19"/>
-              </w:rPr>
-              <w:t>Below about 700 px the menu disappears, with no hamburger menu.</w:t>
-            </w:r>
-          </w:p>
-        </w:tc>
-      </w:tr>
-      <w:tr>
-        <w:trPr>
-          <w:cantSplit w:val="true"/>
-        </w:trPr>
-        <w:tc>
-          <w:tcPr>
-            <w:tcW w:type="dxa" w:w="2381"/>
-          </w:tcPr>
-          <w:p>
-            <w:pPr>
-              <w:spacing w:after="20"/>
-            </w:pPr>
-            <w:r>
-              <w:rPr>
-                <w:b w:val="0"/>
-                <w:i w:val="0"/>
-                <w:color w:val="000000"/>
-                <w:sz w:val="19"/>
-              </w:rPr>
-              <w:t>Visual inconsistencies</w:t>
-            </w:r>
-          </w:p>
-        </w:tc>
-        <w:tc>
-          <w:tcPr>
-            <w:tcW w:type="dxa" w:w="7030"/>
-          </w:tcPr>
-          <w:p>
-            <w:pPr>
-              <w:spacing w:after="20"/>
-            </w:pPr>
-            <w:r>
-              <w:rPr>
-                <w:b w:val="0"/>
-                <w:i w:val="0"/>
-                <w:color w:val="000000"/>
-                <w:sz w:val="19"/>
-              </w:rPr>
-              <w:t>Contact page has a different header and logo; the Call button changes colour.</w:t>
-            </w:r>
-          </w:p>
-        </w:tc>
-      </w:tr>
-    </w:tbl>
-    <w:p>
-      <w:pPr>
-        <w:spacing w:after="0" w:before="0"/>
-      </w:pPr>
-    </w:p>
-    <w:p>
-      <w:r>
-        <w:rPr>
-          <w:b w:val="0"/>
-          <w:i w:val="0"/>
-          <w:color w:val="000000"/>
-        </w:rPr>
-        <w:t>The contradictions hurt most, because trust is the whole point of the design. Anushka: “If a verified site contradicts itself, it isn’t really verified.”</w:t>
-      </w:r>
-    </w:p>
-    <w:p>
-      <w:r>
-        <w:rPr>
-          <w:b/>
-          <w:i w:val="0"/>
-          <w:color w:val="000000"/>
-        </w:rPr>
-        <w:t>Clarity backs this up.</w:t>
-      </w:r>
-      <w:r>
-        <w:rPr>
-          <w:b w:val="0"/>
-          <w:i w:val="0"/>
-          <w:color w:val="000000"/>
-        </w:rPr>
-        <w:t xml:space="preserve"> On the search page, 33% of sessions had dead clicks and 33% had quick backs. There were no rage clicks and no JavaScript errors, so the issue is broken interactions, not performance.</w:t>
-      </w:r>
-    </w:p>
-    <w:p>
-      <w:pPr>
-        <w:pStyle w:val="Heading1"/>
-        <w:pBdr>
-          <w:bottom w:val="single" w:sz="4" w:space="1" w:color="000000"/>
-        </w:pBdr>
-      </w:pPr>
-      <w:r>
-        <w:t>6. What We Would Fix, in Order</w:t>
-      </w:r>
-    </w:p>
-    <w:tbl>
-      <w:tblPr>
-        <w:tblW w:type="auto" w:w="0"/>
-        <w:jc w:val="center"/>
-        <w:tblLayout w:type="fixed"/>
-        <w:tblLook w:firstColumn="1" w:firstRow="1" w:lastColumn="0" w:lastRow="0" w:noHBand="0" w:noVBand="1" w:val="04A0"/>
-        <w:tblBorders>
-          <w:top w:val="single" w:sz="4" w:space="0" w:color="000000"/>
-          <w:left w:val="single" w:sz="4" w:space="0" w:color="000000"/>
-          <w:bottom w:val="single" w:sz="4" w:space="0" w:color="000000"/>
-          <w:right w:val="single" w:sz="4" w:space="0" w:color="000000"/>
-          <w:insideH w:val="single" w:sz="4" w:space="0" w:color="000000"/>
-          <w:insideV w:val="single" w:sz="4" w:space="0" w:color="000000"/>
-        </w:tblBorders>
-      </w:tblPr>
-      <w:tblGrid>
-        <w:gridCol w:w="454"/>
-        <w:gridCol w:w="5839"/>
-        <w:gridCol w:w="3118"/>
-      </w:tblGrid>
-      <w:tr>
-        <w:trPr>
-          <w:tblHeader w:val="true"/>
-          <w:cantSplit w:val="true"/>
-        </w:trPr>
-        <w:tc>
-          <w:tcPr>
-            <w:tcW w:type="dxa" w:w="454"/>
-          </w:tcPr>
-          <w:p>
-            <w:pPr>
-              <w:keepNext/>
-              <w:spacing w:after="20"/>
-            </w:pPr>
-            <w:r>
-              <w:rPr>
-                <w:b/>
-                <w:i w:val="0"/>
-                <w:color w:val="000000"/>
-                <w:sz w:val="19"/>
-              </w:rPr>
-              <w:t>#</w:t>
-            </w:r>
-          </w:p>
-        </w:tc>
-        <w:tc>
-          <w:tcPr>
-            <w:tcW w:type="dxa" w:w="5839"/>
-          </w:tcPr>
-          <w:p>
-            <w:pPr>
-              <w:keepNext/>
-              <w:spacing w:after="20"/>
-            </w:pPr>
-            <w:r>
-              <w:rPr>
-                <w:b/>
-                <w:i w:val="0"/>
-                <w:color w:val="000000"/>
-                <w:sz w:val="19"/>
-              </w:rPr>
-              <w:t>Fix</w:t>
-            </w:r>
-          </w:p>
-        </w:tc>
-        <w:tc>
-          <w:tcPr>
-            <w:tcW w:type="dxa" w:w="3118"/>
-          </w:tcPr>
-          <w:p>
-            <w:pPr>
-              <w:keepNext/>
-              <w:spacing w:after="20"/>
-            </w:pPr>
-            <w:r>
-              <w:rPr>
-                <w:b/>
-                <w:i w:val="0"/>
-                <w:color w:val="000000"/>
-                <w:sz w:val="19"/>
-              </w:rPr>
-              <w:t>Why</w:t>
-            </w:r>
-          </w:p>
-        </w:tc>
-      </w:tr>
-      <w:tr>
-        <w:trPr>
-          <w:cantSplit w:val="true"/>
-        </w:trPr>
-        <w:tc>
-          <w:tcPr>
-            <w:tcW w:type="dxa" w:w="454"/>
-          </w:tcPr>
-          <w:p>
-            <w:pPr>
-              <w:keepNext/>
-              <w:spacing w:after="20"/>
-            </w:pPr>
-            <w:r>
-              <w:rPr>
-                <w:b w:val="0"/>
-                <w:i w:val="0"/>
-                <w:color w:val="000000"/>
-                <w:sz w:val="19"/>
-              </w:rPr>
-              <w:t>1</w:t>
-            </w:r>
-          </w:p>
-        </w:tc>
-        <w:tc>
-          <w:tcPr>
-            <w:tcW w:type="dxa" w:w="5839"/>
-          </w:tcPr>
-          <w:p>
-            <w:pPr>
-              <w:keepNext/>
-              <w:spacing w:after="20"/>
-            </w:pPr>
-            <w:r>
-              <w:rPr>
-                <w:b w:val="0"/>
-                <w:i w:val="0"/>
-                <w:color w:val="000000"/>
-                <w:sz w:val="19"/>
-              </w:rPr>
-              <w:t>Use one data source for owner name, update time, reply time and listing counts</w:t>
-            </w:r>
-          </w:p>
-        </w:tc>
-        <w:tc>
-          <w:tcPr>
-            <w:tcW w:type="dxa" w:w="3118"/>
-          </w:tcPr>
-          <w:p>
-            <w:pPr>
-              <w:keepNext/>
-              <w:spacing w:after="20"/>
-            </w:pPr>
-            <w:r>
-              <w:rPr>
-                <w:b w:val="0"/>
-                <w:i w:val="0"/>
-                <w:color w:val="000000"/>
-                <w:sz w:val="19"/>
-              </w:rPr>
-              <w:t>Small effort, biggest effect on trust</w:t>
-            </w:r>
-          </w:p>
-        </w:tc>
-      </w:tr>
-      <w:tr>
-        <w:trPr>
-          <w:cantSplit w:val="true"/>
-        </w:trPr>
-        <w:tc>
-          <w:tcPr>
-            <w:tcW w:type="dxa" w:w="454"/>
-          </w:tcPr>
-          <w:p>
-            <w:pPr>
-              <w:keepNext/>
-              <w:spacing w:after="20"/>
-            </w:pPr>
-            <w:r>
-              <w:rPr>
-                <w:b w:val="0"/>
-                <w:i w:val="0"/>
-                <w:color w:val="000000"/>
-                <w:sz w:val="19"/>
-              </w:rPr>
-              <w:t>2</w:t>
-            </w:r>
-          </w:p>
-        </w:tc>
-        <w:tc>
-          <w:tcPr>
-            <w:tcW w:type="dxa" w:w="5839"/>
-          </w:tcPr>
-          <w:p>
-            <w:pPr>
-              <w:keepNext/>
-              <w:spacing w:after="20"/>
-            </w:pPr>
-            <w:r>
-              <w:rPr>
-                <w:b w:val="0"/>
-                <w:i w:val="0"/>
-                <w:color w:val="000000"/>
-                <w:sz w:val="19"/>
-              </w:rPr>
-              <w:t>Make one full flow work: search → filter → right listing → save → contact or visit. Hide anything not wired up yet.</w:t>
-            </w:r>
-          </w:p>
-        </w:tc>
-        <w:tc>
-          <w:tcPr>
-            <w:tcW w:type="dxa" w:w="3118"/>
-          </w:tcPr>
-          <w:p>
-            <w:pPr>
-              <w:keepNext/>
-              <w:spacing w:after="20"/>
-            </w:pPr>
-            <w:r>
-              <w:rPr>
-                <w:b w:val="0"/>
-                <w:i w:val="0"/>
-                <w:color w:val="000000"/>
-                <w:sz w:val="19"/>
-              </w:rPr>
-              <w:t>Dead buttons were the most common complaint</w:t>
-            </w:r>
-          </w:p>
-        </w:tc>
-      </w:tr>
-      <w:tr>
-        <w:trPr>
-          <w:cantSplit w:val="true"/>
-        </w:trPr>
-        <w:tc>
-          <w:tcPr>
-            <w:tcW w:type="dxa" w:w="454"/>
-          </w:tcPr>
-          <w:p>
-            <w:pPr>
-              <w:keepNext/>
-              <w:spacing w:after="20"/>
-            </w:pPr>
-            <w:r>
-              <w:rPr>
-                <w:b w:val="0"/>
-                <w:i w:val="0"/>
-                <w:color w:val="000000"/>
-                <w:sz w:val="19"/>
-              </w:rPr>
-              <w:t>3</w:t>
-            </w:r>
-          </w:p>
-        </w:tc>
-        <w:tc>
-          <w:tcPr>
-            <w:tcW w:type="dxa" w:w="5839"/>
-          </w:tcPr>
-          <w:p>
-            <w:pPr>
-              <w:keepNext/>
-              <w:spacing w:after="20"/>
-            </w:pPr>
-            <w:r>
-              <w:rPr>
-                <w:b w:val="0"/>
-                <w:i w:val="0"/>
-                <w:color w:val="000000"/>
-                <w:sz w:val="19"/>
-              </w:rPr>
-              <w:t>Fix Saved, My Activity, Rent and List property, and add a mobile menu</w:t>
-            </w:r>
-          </w:p>
-        </w:tc>
-        <w:tc>
-          <w:tcPr>
-            <w:tcW w:type="dxa" w:w="3118"/>
-          </w:tcPr>
-          <w:p>
-            <w:pPr>
-              <w:keepNext/>
-              <w:spacing w:after="20"/>
-            </w:pPr>
-            <w:r>
-              <w:rPr>
-                <w:b w:val="0"/>
-                <w:i w:val="0"/>
-                <w:color w:val="000000"/>
-                <w:sz w:val="19"/>
-              </w:rPr>
-              <w:t>People hit dead ends</w:t>
-            </w:r>
-          </w:p>
-        </w:tc>
-      </w:tr>
-      <w:tr>
-        <w:trPr>
-          <w:cantSplit w:val="true"/>
-        </w:trPr>
-        <w:tc>
-          <w:tcPr>
-            <w:tcW w:type="dxa" w:w="454"/>
-          </w:tcPr>
-          <w:p>
-            <w:pPr>
-              <w:keepNext/>
-              <w:spacing w:after="20"/>
-            </w:pPr>
-            <w:r>
-              <w:rPr>
-                <w:b w:val="0"/>
-                <w:i w:val="0"/>
-                <w:color w:val="000000"/>
-                <w:sz w:val="19"/>
-              </w:rPr>
-              <w:t>4</w:t>
-            </w:r>
-          </w:p>
-        </w:tc>
-        <w:tc>
-          <w:tcPr>
-            <w:tcW w:type="dxa" w:w="5839"/>
-          </w:tcPr>
-          <w:p>
-            <w:pPr>
-              <w:keepNext/>
-              <w:spacing w:after="20"/>
-            </w:pPr>
-            <w:r>
-              <w:rPr>
-                <w:b w:val="0"/>
-                <w:i w:val="0"/>
-                <w:color w:val="000000"/>
-                <w:sz w:val="19"/>
-              </w:rPr>
-              <w:t>Keep Compare, freshness labels, the privacy note and the “what happens next” screen</w:t>
-            </w:r>
-          </w:p>
-        </w:tc>
-        <w:tc>
-          <w:tcPr>
-            <w:tcW w:type="dxa" w:w="3118"/>
-          </w:tcPr>
-          <w:p>
-            <w:pPr>
-              <w:keepNext/>
-              <w:spacing w:after="20"/>
-            </w:pPr>
-            <w:r>
-              <w:rPr>
-                <w:b w:val="0"/>
-                <w:i w:val="0"/>
-                <w:color w:val="000000"/>
-                <w:sz w:val="19"/>
-              </w:rPr>
-              <w:t>What people liked most</w:t>
-            </w:r>
-          </w:p>
-        </w:tc>
-      </w:tr>
-      <w:tr>
-        <w:trPr>
-          <w:cantSplit w:val="true"/>
-        </w:trPr>
-        <w:tc>
-          <w:tcPr>
-            <w:tcW w:type="dxa" w:w="454"/>
-          </w:tcPr>
-          <w:p>
-            <w:pPr>
-              <w:spacing w:after="20"/>
-            </w:pPr>
-            <w:r>
-              <w:rPr>
-                <w:b w:val="0"/>
-                <w:i w:val="0"/>
-                <w:color w:val="000000"/>
-                <w:sz w:val="19"/>
-              </w:rPr>
-              <w:t>5</w:t>
-            </w:r>
-          </w:p>
-        </w:tc>
-        <w:tc>
-          <w:tcPr>
-            <w:tcW w:type="dxa" w:w="5839"/>
-          </w:tcPr>
-          <w:p>
-            <w:pPr>
-              <w:spacing w:after="20"/>
-            </w:pPr>
-            <w:r>
-              <w:rPr>
-                <w:b w:val="0"/>
-                <w:i w:val="0"/>
-                <w:color w:val="000000"/>
-                <w:sz w:val="19"/>
-              </w:rPr>
-              <w:t>Add exact budget, area and locality filters without the clutter</w:t>
-            </w:r>
-          </w:p>
-        </w:tc>
-        <w:tc>
-          <w:tcPr>
-            <w:tcW w:type="dxa" w:w="3118"/>
-          </w:tcPr>
-          <w:p>
-            <w:pPr>
-              <w:spacing w:after="20"/>
-            </w:pPr>
-            <w:r>
-              <w:rPr>
-                <w:b w:val="0"/>
-                <w:i w:val="0"/>
-                <w:color w:val="000000"/>
-                <w:sz w:val="19"/>
-              </w:rPr>
-              <w:t>Reuben missed 99acres’ flexibility</w:t>
-            </w:r>
-          </w:p>
-        </w:tc>
-      </w:tr>
-    </w:tbl>
-    <w:p>
-      <w:pPr>
-        <w:spacing w:after="0" w:before="0"/>
-      </w:pPr>
-    </w:p>
-    <w:p>
-      <w:pPr>
-        <w:pStyle w:val="Heading1"/>
-        <w:pBdr>
-          <w:bottom w:val="single" w:sz="4" w:space="1" w:color="000000"/>
-        </w:pBdr>
-      </w:pPr>
-      <w:r>
-        <w:t>7. Honest Limitations</w:t>
+        <w:t>What participants ran into matches the heuristic evaluation almost point for point:</w:t>
       </w:r>
     </w:p>
     <w:p>
@@ -2080,7 +845,7 @@
           <w:i w:val="0"/>
           <w:color w:val="000000"/>
         </w:rPr>
-        <w:t>Small sample.</w:t>
+        <w:t>Controls that don’t work.</w:t>
       </w:r>
       <w:r>
         <w:rPr>
@@ -2088,7 +853,7 @@
           <w:i w:val="0"/>
           <w:color w:val="000000"/>
         </w:rPr>
-        <w:t xml:space="preserve"> Five people is enough to spot the big recurring problems, but the scores aren’t statistically meaningful.</w:t>
+        <w:t xml:space="preserve"> Filters, sort and search changed nothing, Rent showed Buy results, and Schedule Visit did nothing.</w:t>
       </w:r>
     </w:p>
     <w:p>
@@ -2102,7 +867,7 @@
           <w:i w:val="0"/>
           <w:color w:val="000000"/>
         </w:rPr>
-        <w:t>Similar participants.</w:t>
+        <w:t>Every listing opens the same property</w:t>
       </w:r>
       <w:r>
         <w:rPr>
@@ -2110,7 +875,7 @@
           <w:i w:val="0"/>
           <w:color w:val="000000"/>
         </w:rPr>
-        <w:t xml:space="preserve"> All are fellow students; real, older or first-time home buyers may react differently.</w:t>
+        <w:t xml:space="preserve"> (Cedar House).</w:t>
       </w:r>
     </w:p>
     <w:p>
@@ -2124,7 +889,7 @@
           <w:i w:val="0"/>
           <w:color w:val="000000"/>
         </w:rPr>
-        <w:t>Fixed order.</w:t>
+        <w:t>Wrong navigation.</w:t>
       </w:r>
       <w:r>
         <w:rPr>
@@ -2132,7 +897,7 @@
           <w:i w:val="0"/>
           <w:color w:val="000000"/>
         </w:rPr>
-        <w:t xml:space="preserve"> 99acres always came first, so people knew what to look for by the time they reached our prototype.</w:t>
+        <w:t xml:space="preserve"> Saved, My Activity and List property led to the wrong place or nowhere.</w:t>
       </w:r>
     </w:p>
     <w:p>
@@ -2146,7 +911,7 @@
           <w:i w:val="0"/>
           <w:color w:val="000000"/>
         </w:rPr>
-        <w:t>Partly guided sessions.</w:t>
+        <w:t>Data that contradicts itself.</w:t>
       </w:r>
       <w:r>
         <w:rPr>
@@ -2154,7 +919,7 @@
           <w:i w:val="0"/>
           <w:color w:val="000000"/>
         </w:rPr>
-        <w:t xml:space="preserve"> Some transcripts read more like a planned walkthrough than spontaneous thinking aloud, and Reuben gave no scores.</w:t>
+        <w:t xml:space="preserve"> The owner was “Rhea Menon” on one page and “Rakesh K.” on another, with “2 hours” vs “2 days” since update, a 24-hour vs 1-hour reply time, and 4,280 vs 184 vs 42 homes with only 3 shown.</w:t>
       </w:r>
     </w:p>
     <w:p>
@@ -2168,7 +933,7 @@
           <w:i w:val="0"/>
           <w:color w:val="000000"/>
         </w:rPr>
-        <w:t>Some disagreement.</w:t>
+        <w:t>No mobile menu</w:t>
       </w:r>
       <w:r>
         <w:rPr>
@@ -2176,7 +941,117 @@
           <w:i w:val="0"/>
           <w:color w:val="000000"/>
         </w:rPr>
-        <w:t xml:space="preserve"> Vishwajit said the filters worked and mentioned dark mode, while the other participants and all three evaluators (including him) found the filters inactive. We went with the majority, but we are flagging it.</w:t>
+        <w:t xml:space="preserve"> below about 700 px, plus a contact page with a different header and logo.</w:t>
+      </w:r>
+    </w:p>
+    <w:p>
+      <w:r>
+        <w:rPr>
+          <w:b w:val="0"/>
+          <w:i w:val="0"/>
+          <w:color w:val="000000"/>
+        </w:rPr>
+        <w:t>The contradictions hurt most, because trust is the whole point of the design. Anushka: “If a verified site contradicts itself, it isn’t really verified.” Clarity backs this up: 33% of search-page sessions had dead clicks and 33% had quick backs, with no rage clicks and no errors. The issue is broken interactions, not performance.</w:t>
+      </w:r>
+    </w:p>
+    <w:p>
+      <w:pPr>
+        <w:keepNext/>
+        <w:spacing w:after="60" w:before="160"/>
+      </w:pPr>
+      <w:r>
+        <w:rPr>
+          <w:b/>
+          <w:i w:val="0"/>
+          <w:color w:val="000000"/>
+          <w:sz w:val="24"/>
+        </w:rPr>
+        <w:t>6. What We Would Fix, in Order</w:t>
+      </w:r>
+    </w:p>
+    <w:p>
+      <w:pPr>
+        <w:pStyle w:val="ListNumber"/>
+        <w:spacing w:after="40"/>
+      </w:pPr>
+      <w:r>
+        <w:rPr>
+          <w:b w:val="0"/>
+          <w:i w:val="0"/>
+          <w:color w:val="000000"/>
+        </w:rPr>
+        <w:t>Use one data source for owner name, update time, reply time and listing counts. This is a small fix with the biggest effect on trust.</w:t>
+      </w:r>
+    </w:p>
+    <w:p>
+      <w:pPr>
+        <w:pStyle w:val="ListNumber"/>
+        <w:spacing w:after="40"/>
+      </w:pPr>
+      <w:r>
+        <w:rPr>
+          <w:b w:val="0"/>
+          <w:i w:val="0"/>
+          <w:color w:val="000000"/>
+        </w:rPr>
+        <w:t>Make one full flow work: search, filter, open the right listing, save, then contact or book a visit. Hide anything not ready yet.</w:t>
+      </w:r>
+    </w:p>
+    <w:p>
+      <w:pPr>
+        <w:pStyle w:val="ListNumber"/>
+        <w:spacing w:after="40"/>
+      </w:pPr>
+      <w:r>
+        <w:rPr>
+          <w:b w:val="0"/>
+          <w:i w:val="0"/>
+          <w:color w:val="000000"/>
+        </w:rPr>
+        <w:t>Fix the navigation targets and add a mobile menu.</w:t>
+      </w:r>
+    </w:p>
+    <w:p>
+      <w:pPr>
+        <w:pStyle w:val="ListNumber"/>
+        <w:spacing w:after="40"/>
+      </w:pPr>
+      <w:r>
+        <w:rPr>
+          <w:b w:val="0"/>
+          <w:i w:val="0"/>
+          <w:color w:val="000000"/>
+        </w:rPr>
+        <w:t>Keep and build on Compare, the freshness labels, the privacy note and the “what happens next” screen.</w:t>
+      </w:r>
+    </w:p>
+    <w:p>
+      <w:pPr>
+        <w:pStyle w:val="ListNumber"/>
+        <w:spacing w:after="40"/>
+      </w:pPr>
+      <w:r>
+        <w:rPr>
+          <w:b w:val="0"/>
+          <w:i w:val="0"/>
+          <w:color w:val="000000"/>
+        </w:rPr>
+        <w:t>Add exact budget, area and locality filters without bringing back the clutter.</w:t>
+      </w:r>
+    </w:p>
+    <w:p>
+      <w:pPr>
+        <w:keepNext/>
+        <w:spacing w:after="60" w:before="160"/>
+      </w:pPr>
+      <w:r>
+        <w:rPr>
+          <w:b/>
+          <w:i w:val="0"/>
+          <w:color w:val="000000"/>
+          <w:sz w:val="24"/>
+        </w:rPr>
+        <w:t>7. Limitations</w:t>
       </w:r>
     </w:p>
     <w:p>
@@ -2186,29 +1061,67 @@
       </w:pPr>
       <w:r>
         <w:rPr>
-          <w:b/>
+          <w:b w:val="0"/>
           <w:i w:val="0"/>
           <w:color w:val="000000"/>
         </w:rPr>
-        <w:t>Tiny Clarity sample.</w:t>
+        <w:t>Five participants, all fellow students, is enough to spot recurring problems but not to treat the scores as statistically meaningful.</w:t>
       </w:r>
+    </w:p>
+    <w:p>
+      <w:pPr>
+        <w:pStyle w:val="ListBullet"/>
+        <w:spacing w:after="40"/>
+      </w:pPr>
       <w:r>
         <w:rPr>
           <w:b w:val="0"/>
           <w:i w:val="0"/>
           <w:color w:val="000000"/>
         </w:rPr>
-        <w:t xml:space="preserve"> 3 sessions from 2 users. It agrees with the interviews but isn’t strong evidence on its own.</w:t>
+        <w:t>99acres was always tested first, which may have helped our prototype, and some sessions were partly guided.</w:t>
       </w:r>
     </w:p>
     <w:p>
       <w:pPr>
-        <w:pStyle w:val="Heading1"/>
-        <w:pBdr>
-          <w:bottom w:val="single" w:sz="4" w:space="1" w:color="000000"/>
-        </w:pBdr>
+        <w:pStyle w:val="ListBullet"/>
+        <w:spacing w:after="40"/>
       </w:pPr>
       <w:r>
+        <w:rPr>
+          <w:b w:val="0"/>
+          <w:i w:val="0"/>
+          <w:color w:val="000000"/>
+        </w:rPr>
+        <w:t>Vishwajit said the filters worked and mentioned dark mode, while everyone else, including the evaluators, found the filters inactive. We went with the majority but are flagging it.</w:t>
+      </w:r>
+    </w:p>
+    <w:p>
+      <w:pPr>
+        <w:pStyle w:val="ListBullet"/>
+        <w:spacing w:after="40"/>
+      </w:pPr>
+      <w:r>
+        <w:rPr>
+          <w:b w:val="0"/>
+          <w:i w:val="0"/>
+          <w:color w:val="000000"/>
+        </w:rPr>
+        <w:t>The Clarity sample is tiny (3 sessions from 2 users), so it supports the interviews rather than standing on its own.</w:t>
+      </w:r>
+    </w:p>
+    <w:p>
+      <w:pPr>
+        <w:keepNext/>
+        <w:spacing w:after="60" w:before="160"/>
+      </w:pPr>
+      <w:r>
+        <w:rPr>
+          <w:b/>
+          <w:i w:val="0"/>
+          <w:color w:val="000000"/>
+          <w:sz w:val="24"/>
+        </w:rPr>
         <w:t>8. Final Word</w:t>
       </w:r>
     </w:p>
@@ -2219,17 +1132,7 @@
           <w:i w:val="0"/>
           <w:color w:val="000000"/>
         </w:rPr>
-        <w:t>Our redesign got the idea right. When people can see who they’re dealing with, what has been verified and what will happen to their number, they relax and actually make decisions. Vishwajit summed it up: “I actually feel like I made a decision.”</w:t>
-      </w:r>
-    </w:p>
-    <w:p>
-      <w:r>
-        <w:rPr>
-          <w:b w:val="0"/>
-          <w:i w:val="0"/>
-          <w:color w:val="000000"/>
-        </w:rPr>
-        <w:t>What we haven’t done yet is deliver that idea consistently. A trust-first design can’t afford contradictory data or buttons that don’t work, because those are exactly the details that make people suspicious. Most of the fixes are small and well understood. Making the data consistent and completing one full flow from search to contact is our next step, and it would turn a convincing showroom into something people could genuinely use to find a home.</w:t>
+        <w:t>Our redesign got the idea right. When people can see who they’re dealing with, what has been verified and what will happen to their number, they relax and actually make decisions. As Vishwajit put it, “I actually feel like I made a decision.” What we haven’t done yet is deliver that consistently. A trust-first design can’t afford contradictory data or dead buttons, because those are exactly the details that make people suspicious. Fixing the data and completing one full flow from search to contact is our next step, and it would turn a convincing showroom into something people could genuinely use to find a home.</w:t>
       </w:r>
     </w:p>
     <w:sectPr>
@@ -2669,16 +1572,15 @@
     <w:pPr>
       <w:keepNext/>
       <w:keepLines/>
-      <w:spacing w:before="200" w:after="60"/>
+      <w:spacing w:before="480" w:after="0"/>
       <w:outlineLvl w:val="0"/>
     </w:pPr>
     <w:rPr>
-      <w:rFonts w:ascii="Calibri" w:hAnsi="Calibri" w:eastAsia="Calibri" w:cs="Calibri"/>
+      <w:rFonts w:asciiTheme="majorHAnsi" w:eastAsiaTheme="majorEastAsia" w:hAnsiTheme="majorHAnsi" w:cstheme="majorBidi"/>
       <w:b/>
       <w:bCs/>
-      <w:i w:val="0"/>
-      <w:color w:val="000000"/>
-      <w:sz w:val="26"/>
+      <w:color w:val="365F91" w:themeColor="accent1" w:themeShade="BF"/>
+      <w:sz w:val="28"/>
       <w:szCs w:val="28"/>
     </w:rPr>
   </w:style>
@@ -2694,16 +1596,15 @@
     <w:pPr>
       <w:keepNext/>
       <w:keepLines/>
-      <w:spacing w:before="120" w:after="60"/>
+      <w:spacing w:before="200" w:after="0"/>
       <w:outlineLvl w:val="1"/>
     </w:pPr>
     <w:rPr>
-      <w:rFonts w:ascii="Calibri" w:hAnsi="Calibri" w:eastAsia="Calibri" w:cs="Calibri"/>
+      <w:rFonts w:asciiTheme="majorHAnsi" w:eastAsiaTheme="majorEastAsia" w:hAnsiTheme="majorHAnsi" w:cstheme="majorBidi"/>
       <w:b/>
       <w:bCs/>
-      <w:i w:val="0"/>
-      <w:color w:val="000000"/>
-      <w:sz w:val="22"/>
+      <w:color w:val="4F81BD" w:themeColor="accent1"/>
+      <w:sz w:val="26"/>
       <w:szCs w:val="26"/>
     </w:rPr>
   </w:style>
